--- a/raport/Portofolio Neal April-Juni 26.docx
+++ b/raport/Portofolio Neal April-Juni 26.docx
@@ -1,6 +1,6 @@
 
 <file path=word/document.xml><?xml version="1.0" encoding="utf-8"?>
-<w:document xmlns:wpc="http://schemas.microsoft.com/office/word/2010/wordprocessingCanvas" xmlns:cx="http://schemas.microsoft.com/office/drawing/2014/chartex" xmlns:cx1="http://schemas.microsoft.com/office/drawing/2015/9/8/chartex" xmlns:cx2="http://schemas.microsoft.com/office/drawing/2015/10/21/chartex" xmlns:cx3="http://schemas.microsoft.com/office/drawing/2016/5/9/chartex" xmlns:cx4="http://schemas.microsoft.com/office/drawing/2016/5/10/chartex" xmlns:cx5="http://schemas.microsoft.com/office/drawing/2016/5/11/chartex" xmlns:cx6="http://schemas.microsoft.com/office/drawing/2016/5/12/chartex" xmlns:cx7="http://schemas.microsoft.com/office/drawing/2016/5/13/chartex" xmlns:cx8="http://schemas.microsoft.com/office/drawing/2016/5/14/chartex" xmlns:mc="http://schemas.openxmlformats.org/markup-compatibility/2006" xmlns:aink="http://schemas.microsoft.com/office/drawing/2016/ink" xmlns:am3d="http://schemas.microsoft.com/office/drawing/2017/model3d" xmlns:o="urn:schemas-microsoft-com:office:office" xmlns:oel="http://schemas.microsoft.com/office/2019/extlst" xmlns:r="http://schemas.openxmlformats.org/officeDocument/2006/relationships" xmlns:m="http://schemas.openxmlformats.org/officeDocument/2006/math" xmlns:v="urn:schemas-microsoft-com:vml" xmlns:wp14="http://schemas.microsoft.com/office/word/2010/wordprocessingDrawing" xmlns:wp="http://schemas.openxmlformats.org/drawingml/2006/wordprocessingDrawing" xmlns:w10="urn:schemas-microsoft-com:office:word" xmlns:w="http://schemas.openxmlformats.org/wordprocessingml/2006/main" xmlns:w14="http://schemas.microsoft.com/office/word/2010/wordml" xmlns:w15="http://schemas.microsoft.com/office/word/2012/wordml" xmlns:w16cex="http://schemas.microsoft.com/office/word/2018/wordml/cex" xmlns:w16cid="http://schemas.microsoft.com/office/word/2016/wordml/cid" xmlns:w16="http://schemas.microsoft.com/office/word/2018/wordml" xmlns:w16sdtdh="http://schemas.microsoft.com/office/word/2020/wordml/sdtdatahash" xmlns:w16se="http://schemas.microsoft.com/office/word/2015/wordml/symex" xmlns:wpg="http://schemas.microsoft.com/office/word/2010/wordprocessingGroup" xmlns:wpi="http://schemas.microsoft.com/office/word/2010/wordprocessingInk" xmlns:wne="http://schemas.microsoft.com/office/word/2006/wordml" xmlns:wps="http://schemas.microsoft.com/office/word/2010/wordprocessingShape" mc:Ignorable="w14 w15 w16se w16cid w16 w16cex w16sdtdh wp14">
+<w:document xmlns:wpc="http://schemas.microsoft.com/office/word/2010/wordprocessingCanvas" xmlns:cx="http://schemas.microsoft.com/office/drawing/2014/chartex" xmlns:cx1="http://schemas.microsoft.com/office/drawing/2015/9/8/chartex" xmlns:cx2="http://schemas.microsoft.com/office/drawing/2015/10/21/chartex" xmlns:cx3="http://schemas.microsoft.com/office/drawing/2016/5/9/chartex" xmlns:cx4="http://schemas.microsoft.com/office/drawing/2016/5/10/chartex" xmlns:cx5="http://schemas.microsoft.com/office/drawing/2016/5/11/chartex" xmlns:cx6="http://schemas.microsoft.com/office/drawing/2016/5/12/chartex" xmlns:cx7="http://schemas.microsoft.com/office/drawing/2016/5/13/chartex" xmlns:cx8="http://schemas.microsoft.com/office/drawing/2016/5/14/chartex" xmlns:mc="http://schemas.openxmlformats.org/markup-compatibility/2006" xmlns:aink="http://schemas.microsoft.com/office/drawing/2016/ink" xmlns:am3d="http://schemas.microsoft.com/office/drawing/2017/model3d" xmlns:o="urn:schemas-microsoft-com:office:office" xmlns:r="http://schemas.openxmlformats.org/officeDocument/2006/relationships" xmlns:m="http://schemas.openxmlformats.org/officeDocument/2006/math" xmlns:v="urn:schemas-microsoft-com:vml" xmlns:wp14="http://schemas.microsoft.com/office/word/2010/wordprocessingDrawing" xmlns:wp="http://schemas.openxmlformats.org/drawingml/2006/wordprocessingDrawing" xmlns:w10="urn:schemas-microsoft-com:office:word" xmlns:w="http://schemas.openxmlformats.org/wordprocessingml/2006/main" xmlns:w14="http://schemas.microsoft.com/office/word/2010/wordml" xmlns:w15="http://schemas.microsoft.com/office/word/2012/wordml" xmlns:w16cex="http://schemas.microsoft.com/office/word/2018/wordml/cex" xmlns:w16cid="http://schemas.microsoft.com/office/word/2016/wordml/cid" xmlns:w16="http://schemas.microsoft.com/office/word/2018/wordml" xmlns:w16sdtdh="http://schemas.microsoft.com/office/word/2020/wordml/sdtdatahash" xmlns:w16se="http://schemas.microsoft.com/office/word/2015/wordml/symex" xmlns:wpg="http://schemas.microsoft.com/office/word/2010/wordprocessingGroup" xmlns:wpi="http://schemas.microsoft.com/office/word/2010/wordprocessingInk" xmlns:wne="http://schemas.microsoft.com/office/word/2006/wordml" xmlns:wps="http://schemas.microsoft.com/office/word/2010/wordprocessingShape" mc:Ignorable="w14 w15 w16se w16cid w16 w16cex w16sdtdh wp14">
   <w:body>
     <w:p>
       <w:pPr>
@@ -31,7 +31,7 @@
         <w:rPr>
           <w:rFonts w:ascii="Times New Roman" w:eastAsia="Times New Roman" w:hAnsi="Times New Roman" w:cs="Times New Roman"/>
         </w:rPr>
-        <w:t>Maret</w:t>
+        <w:t>Juni</w:t>
       </w:r>
       <w:proofErr w:type="spellEnd"/>
       <w:r>
@@ -263,20 +263,6 @@
         <w:rPr>
           <w:rFonts w:ascii="Times New Roman" w:eastAsia="Times New Roman" w:hAnsi="Times New Roman" w:cs="Times New Roman"/>
         </w:rPr>
-        <w:t>seluruh</w:t>
-      </w:r>
-      <w:proofErr w:type="spellEnd"/>
-      <w:r>
-        <w:rPr>
-          <w:rFonts w:ascii="Times New Roman" w:eastAsia="Times New Roman" w:hAnsi="Times New Roman" w:cs="Times New Roman"/>
-        </w:rPr>
-        <w:t xml:space="preserve"> </w:t>
-      </w:r>
-      <w:proofErr w:type="spellStart"/>
-      <w:r>
-        <w:rPr>
-          <w:rFonts w:ascii="Times New Roman" w:eastAsia="Times New Roman" w:hAnsi="Times New Roman" w:cs="Times New Roman"/>
-        </w:rPr>
         <w:t>siswa</w:t>
       </w:r>
       <w:proofErr w:type="spellEnd"/>
@@ -613,6 +599,20 @@
         <w:rPr>
           <w:rFonts w:ascii="Times New Roman" w:eastAsia="Times New Roman" w:hAnsi="Times New Roman" w:cs="Times New Roman"/>
         </w:rPr>
+        <w:t>bahasa</w:t>
+      </w:r>
+      <w:proofErr w:type="spellEnd"/>
+      <w:r>
+        <w:rPr>
+          <w:rFonts w:ascii="Times New Roman" w:eastAsia="Times New Roman" w:hAnsi="Times New Roman" w:cs="Times New Roman"/>
+        </w:rPr>
+        <w:t xml:space="preserve"> </w:t>
+      </w:r>
+      <w:proofErr w:type="spellStart"/>
+      <w:r>
+        <w:rPr>
+          <w:rFonts w:ascii="Times New Roman" w:eastAsia="Times New Roman" w:hAnsi="Times New Roman" w:cs="Times New Roman"/>
+        </w:rPr>
         <w:t>pemrograman</w:t>
       </w:r>
       <w:proofErr w:type="spellEnd"/>
@@ -620,291 +620,7 @@
         <w:rPr>
           <w:rFonts w:ascii="Times New Roman" w:eastAsia="Times New Roman" w:hAnsi="Times New Roman" w:cs="Times New Roman"/>
         </w:rPr>
-        <w:t xml:space="preserve"> Python</w:t>
-      </w:r>
-      <w:r>
-        <w:rPr>
-          <w:rFonts w:ascii="Times New Roman" w:eastAsia="Times New Roman" w:hAnsi="Times New Roman" w:cs="Times New Roman"/>
-        </w:rPr>
-        <w:t xml:space="preserve">. </w:t>
-      </w:r>
-      <w:r>
-        <w:rPr>
-          <w:rFonts w:ascii="Times New Roman" w:eastAsia="Times New Roman" w:hAnsi="Times New Roman" w:cs="Times New Roman"/>
-        </w:rPr>
-        <w:t xml:space="preserve">Pada </w:t>
-      </w:r>
-      <w:proofErr w:type="spellStart"/>
-      <w:r>
-        <w:rPr>
-          <w:rFonts w:ascii="Times New Roman" w:eastAsia="Times New Roman" w:hAnsi="Times New Roman" w:cs="Times New Roman"/>
-        </w:rPr>
-        <w:t>pembelajaran</w:t>
-      </w:r>
-      <w:proofErr w:type="spellEnd"/>
-      <w:r>
-        <w:rPr>
-          <w:rFonts w:ascii="Times New Roman" w:eastAsia="Times New Roman" w:hAnsi="Times New Roman" w:cs="Times New Roman"/>
-        </w:rPr>
-        <w:t xml:space="preserve"> </w:t>
-      </w:r>
-      <w:proofErr w:type="spellStart"/>
-      <w:r>
-        <w:rPr>
-          <w:rFonts w:ascii="Times New Roman" w:eastAsia="Times New Roman" w:hAnsi="Times New Roman" w:cs="Times New Roman"/>
-        </w:rPr>
-        <w:t>ini</w:t>
-      </w:r>
-      <w:proofErr w:type="spellEnd"/>
-      <w:r>
-        <w:rPr>
-          <w:rFonts w:ascii="Times New Roman" w:eastAsia="Times New Roman" w:hAnsi="Times New Roman" w:cs="Times New Roman"/>
-        </w:rPr>
-        <w:t xml:space="preserve">, </w:t>
-      </w:r>
-      <w:proofErr w:type="spellStart"/>
-      <w:r>
-        <w:rPr>
-          <w:rFonts w:ascii="Times New Roman" w:eastAsia="Times New Roman" w:hAnsi="Times New Roman" w:cs="Times New Roman"/>
-        </w:rPr>
-        <w:t>s</w:t>
-      </w:r>
-      <w:r>
-        <w:rPr>
-          <w:rFonts w:ascii="Times New Roman" w:eastAsia="Times New Roman" w:hAnsi="Times New Roman" w:cs="Times New Roman"/>
-        </w:rPr>
-        <w:t>iswa</w:t>
-      </w:r>
-      <w:proofErr w:type="spellEnd"/>
-      <w:r>
-        <w:rPr>
-          <w:rFonts w:ascii="Times New Roman" w:eastAsia="Times New Roman" w:hAnsi="Times New Roman" w:cs="Times New Roman"/>
-        </w:rPr>
-        <w:t xml:space="preserve"> </w:t>
-      </w:r>
-      <w:proofErr w:type="spellStart"/>
-      <w:r>
-        <w:rPr>
-          <w:rFonts w:ascii="Times New Roman" w:eastAsia="Times New Roman" w:hAnsi="Times New Roman" w:cs="Times New Roman"/>
-        </w:rPr>
-        <w:t>tidak</w:t>
-      </w:r>
-      <w:proofErr w:type="spellEnd"/>
-      <w:r>
-        <w:rPr>
-          <w:rFonts w:ascii="Times New Roman" w:eastAsia="Times New Roman" w:hAnsi="Times New Roman" w:cs="Times New Roman"/>
-        </w:rPr>
-        <w:t xml:space="preserve"> </w:t>
-      </w:r>
-      <w:proofErr w:type="spellStart"/>
-      <w:r>
-        <w:rPr>
-          <w:rFonts w:ascii="Times New Roman" w:eastAsia="Times New Roman" w:hAnsi="Times New Roman" w:cs="Times New Roman"/>
-        </w:rPr>
-        <w:t>hanya</w:t>
-      </w:r>
-      <w:proofErr w:type="spellEnd"/>
-      <w:r>
-        <w:rPr>
-          <w:rFonts w:ascii="Times New Roman" w:eastAsia="Times New Roman" w:hAnsi="Times New Roman" w:cs="Times New Roman"/>
-        </w:rPr>
-        <w:t xml:space="preserve"> </w:t>
-      </w:r>
-      <w:proofErr w:type="spellStart"/>
-      <w:r>
-        <w:rPr>
-          <w:rFonts w:ascii="Times New Roman" w:eastAsia="Times New Roman" w:hAnsi="Times New Roman" w:cs="Times New Roman"/>
-        </w:rPr>
-        <w:t>memahami</w:t>
-      </w:r>
-      <w:proofErr w:type="spellEnd"/>
-      <w:r>
-        <w:rPr>
-          <w:rFonts w:ascii="Times New Roman" w:eastAsia="Times New Roman" w:hAnsi="Times New Roman" w:cs="Times New Roman"/>
-        </w:rPr>
-        <w:t xml:space="preserve"> </w:t>
-      </w:r>
-      <w:proofErr w:type="spellStart"/>
-      <w:r>
-        <w:rPr>
-          <w:rFonts w:ascii="Times New Roman" w:eastAsia="Times New Roman" w:hAnsi="Times New Roman" w:cs="Times New Roman"/>
-        </w:rPr>
-        <w:t>konsep</w:t>
-      </w:r>
-      <w:proofErr w:type="spellEnd"/>
-      <w:r>
-        <w:rPr>
-          <w:rFonts w:ascii="Times New Roman" w:eastAsia="Times New Roman" w:hAnsi="Times New Roman" w:cs="Times New Roman"/>
-        </w:rPr>
-        <w:t xml:space="preserve"> </w:t>
-      </w:r>
-      <w:proofErr w:type="spellStart"/>
-      <w:r>
-        <w:rPr>
-          <w:rFonts w:ascii="Times New Roman" w:eastAsia="Times New Roman" w:hAnsi="Times New Roman" w:cs="Times New Roman"/>
-        </w:rPr>
-        <w:t>dasar</w:t>
-      </w:r>
-      <w:proofErr w:type="spellEnd"/>
-      <w:r>
-        <w:rPr>
-          <w:rFonts w:ascii="Times New Roman" w:eastAsia="Times New Roman" w:hAnsi="Times New Roman" w:cs="Times New Roman"/>
-        </w:rPr>
-        <w:t xml:space="preserve">, </w:t>
-      </w:r>
-      <w:proofErr w:type="spellStart"/>
-      <w:r>
-        <w:rPr>
-          <w:rFonts w:ascii="Times New Roman" w:eastAsia="Times New Roman" w:hAnsi="Times New Roman" w:cs="Times New Roman"/>
-        </w:rPr>
-        <w:t>tetapi</w:t>
-      </w:r>
-      <w:proofErr w:type="spellEnd"/>
-      <w:r>
-        <w:rPr>
-          <w:rFonts w:ascii="Times New Roman" w:eastAsia="Times New Roman" w:hAnsi="Times New Roman" w:cs="Times New Roman"/>
-        </w:rPr>
-        <w:t xml:space="preserve"> juga </w:t>
-      </w:r>
-      <w:proofErr w:type="spellStart"/>
-      <w:r>
-        <w:rPr>
-          <w:rFonts w:ascii="Times New Roman" w:eastAsia="Times New Roman" w:hAnsi="Times New Roman" w:cs="Times New Roman"/>
-        </w:rPr>
-        <w:t>mulai</w:t>
-      </w:r>
-      <w:proofErr w:type="spellEnd"/>
-      <w:r>
-        <w:rPr>
-          <w:rFonts w:ascii="Times New Roman" w:eastAsia="Times New Roman" w:hAnsi="Times New Roman" w:cs="Times New Roman"/>
-        </w:rPr>
-        <w:t xml:space="preserve"> </w:t>
-      </w:r>
-      <w:proofErr w:type="spellStart"/>
-      <w:r>
-        <w:rPr>
-          <w:rFonts w:ascii="Times New Roman" w:eastAsia="Times New Roman" w:hAnsi="Times New Roman" w:cs="Times New Roman"/>
-        </w:rPr>
-        <w:t>menulis</w:t>
-      </w:r>
-      <w:proofErr w:type="spellEnd"/>
-      <w:r>
-        <w:rPr>
-          <w:rFonts w:ascii="Times New Roman" w:eastAsia="Times New Roman" w:hAnsi="Times New Roman" w:cs="Times New Roman"/>
-        </w:rPr>
-        <w:t xml:space="preserve"> </w:t>
-      </w:r>
-      <w:proofErr w:type="spellStart"/>
-      <w:r>
-        <w:rPr>
-          <w:rFonts w:ascii="Times New Roman" w:eastAsia="Times New Roman" w:hAnsi="Times New Roman" w:cs="Times New Roman"/>
-        </w:rPr>
-        <w:t>kode</w:t>
-      </w:r>
-      <w:proofErr w:type="spellEnd"/>
-      <w:r>
-        <w:rPr>
-          <w:rFonts w:ascii="Times New Roman" w:eastAsia="Times New Roman" w:hAnsi="Times New Roman" w:cs="Times New Roman"/>
-        </w:rPr>
-        <w:t xml:space="preserve"> </w:t>
-      </w:r>
-      <w:proofErr w:type="spellStart"/>
-      <w:r>
-        <w:rPr>
-          <w:rFonts w:ascii="Times New Roman" w:eastAsia="Times New Roman" w:hAnsi="Times New Roman" w:cs="Times New Roman"/>
-        </w:rPr>
-        <w:t>secara</w:t>
-      </w:r>
-      <w:proofErr w:type="spellEnd"/>
-      <w:r>
-        <w:rPr>
-          <w:rFonts w:ascii="Times New Roman" w:eastAsia="Times New Roman" w:hAnsi="Times New Roman" w:cs="Times New Roman"/>
-        </w:rPr>
-        <w:t xml:space="preserve"> </w:t>
-      </w:r>
-      <w:proofErr w:type="spellStart"/>
-      <w:r>
-        <w:rPr>
-          <w:rFonts w:ascii="Times New Roman" w:eastAsia="Times New Roman" w:hAnsi="Times New Roman" w:cs="Times New Roman"/>
-        </w:rPr>
-        <w:t>langsung</w:t>
-      </w:r>
-      <w:proofErr w:type="spellEnd"/>
-      <w:r>
-        <w:rPr>
-          <w:rFonts w:ascii="Times New Roman" w:eastAsia="Times New Roman" w:hAnsi="Times New Roman" w:cs="Times New Roman"/>
-        </w:rPr>
-        <w:t xml:space="preserve"> </w:t>
-      </w:r>
-      <w:proofErr w:type="spellStart"/>
-      <w:r>
-        <w:rPr>
-          <w:rFonts w:ascii="Times New Roman" w:eastAsia="Times New Roman" w:hAnsi="Times New Roman" w:cs="Times New Roman"/>
-        </w:rPr>
-        <w:t>untuk</w:t>
-      </w:r>
-      <w:proofErr w:type="spellEnd"/>
-      <w:r>
-        <w:rPr>
-          <w:rFonts w:ascii="Times New Roman" w:eastAsia="Times New Roman" w:hAnsi="Times New Roman" w:cs="Times New Roman"/>
-        </w:rPr>
-        <w:t xml:space="preserve"> </w:t>
-      </w:r>
-      <w:proofErr w:type="spellStart"/>
-      <w:r>
-        <w:rPr>
-          <w:rFonts w:ascii="Times New Roman" w:eastAsia="Times New Roman" w:hAnsi="Times New Roman" w:cs="Times New Roman"/>
-        </w:rPr>
-        <w:t>menyelesaikan</w:t>
-      </w:r>
-      <w:proofErr w:type="spellEnd"/>
-      <w:r>
-        <w:rPr>
-          <w:rFonts w:ascii="Times New Roman" w:eastAsia="Times New Roman" w:hAnsi="Times New Roman" w:cs="Times New Roman"/>
-        </w:rPr>
-        <w:t xml:space="preserve"> </w:t>
-      </w:r>
-      <w:proofErr w:type="spellStart"/>
-      <w:r>
-        <w:rPr>
-          <w:rFonts w:ascii="Times New Roman" w:eastAsia="Times New Roman" w:hAnsi="Times New Roman" w:cs="Times New Roman"/>
-        </w:rPr>
-        <w:t>berbagai</w:t>
-      </w:r>
-      <w:proofErr w:type="spellEnd"/>
-      <w:r>
-        <w:rPr>
-          <w:rFonts w:ascii="Times New Roman" w:eastAsia="Times New Roman" w:hAnsi="Times New Roman" w:cs="Times New Roman"/>
-        </w:rPr>
-        <w:t xml:space="preserve"> </w:t>
-      </w:r>
-      <w:proofErr w:type="spellStart"/>
-      <w:r>
-        <w:rPr>
-          <w:rFonts w:ascii="Times New Roman" w:eastAsia="Times New Roman" w:hAnsi="Times New Roman" w:cs="Times New Roman"/>
-        </w:rPr>
-        <w:t>permasalahan</w:t>
-      </w:r>
-      <w:proofErr w:type="spellEnd"/>
-      <w:r>
-        <w:rPr>
-          <w:rFonts w:ascii="Times New Roman" w:eastAsia="Times New Roman" w:hAnsi="Times New Roman" w:cs="Times New Roman"/>
-        </w:rPr>
-        <w:t xml:space="preserve"> </w:t>
-      </w:r>
-      <w:proofErr w:type="spellStart"/>
-      <w:r>
-        <w:rPr>
-          <w:rFonts w:ascii="Times New Roman" w:eastAsia="Times New Roman" w:hAnsi="Times New Roman" w:cs="Times New Roman"/>
-        </w:rPr>
-        <w:t>sederhana</w:t>
-      </w:r>
-      <w:proofErr w:type="spellEnd"/>
-      <w:r>
-        <w:rPr>
-          <w:rFonts w:ascii="Times New Roman" w:eastAsia="Times New Roman" w:hAnsi="Times New Roman" w:cs="Times New Roman"/>
-        </w:rPr>
-        <w:t>.</w:t>
+        <w:t xml:space="preserve"> Python.</w:t>
       </w:r>
     </w:p>
     <w:p>
@@ -914,21 +630,20 @@
         <w:jc w:val="both"/>
         <w:rPr>
           <w:rFonts w:ascii="Times New Roman" w:eastAsia="Times New Roman" w:hAnsi="Times New Roman" w:cs="Times New Roman"/>
-          <w:shd w:val="clear" w:color="auto" w:fill="C9DAF8"/>
         </w:rPr>
       </w:pPr>
       <w:r>
         <w:rPr>
           <w:rFonts w:ascii="Times New Roman" w:eastAsia="Times New Roman" w:hAnsi="Times New Roman" w:cs="Times New Roman"/>
         </w:rPr>
-        <w:t xml:space="preserve">Mata </w:t>
-      </w:r>
-      <w:proofErr w:type="spellStart"/>
-      <w:r>
-        <w:rPr>
-          <w:rFonts w:ascii="Times New Roman" w:eastAsia="Times New Roman" w:hAnsi="Times New Roman" w:cs="Times New Roman"/>
-        </w:rPr>
-        <w:t>pelajaran</w:t>
+        <w:t xml:space="preserve">Pada </w:t>
+      </w:r>
+      <w:proofErr w:type="spellStart"/>
+      <w:r>
+        <w:rPr>
+          <w:rFonts w:ascii="Times New Roman" w:eastAsia="Times New Roman" w:hAnsi="Times New Roman" w:cs="Times New Roman"/>
+        </w:rPr>
+        <w:t>pembelajaran</w:t>
       </w:r>
       <w:proofErr w:type="spellEnd"/>
       <w:r>
@@ -949,21 +664,7 @@
         <w:rPr>
           <w:rFonts w:ascii="Times New Roman" w:eastAsia="Times New Roman" w:hAnsi="Times New Roman" w:cs="Times New Roman"/>
         </w:rPr>
-        <w:t xml:space="preserve"> </w:t>
-      </w:r>
-      <w:proofErr w:type="spellStart"/>
-      <w:r>
-        <w:rPr>
-          <w:rFonts w:ascii="Times New Roman" w:eastAsia="Times New Roman" w:hAnsi="Times New Roman" w:cs="Times New Roman"/>
-        </w:rPr>
-        <w:t>membantu</w:t>
-      </w:r>
-      <w:proofErr w:type="spellEnd"/>
-      <w:r>
-        <w:rPr>
-          <w:rFonts w:ascii="Times New Roman" w:eastAsia="Times New Roman" w:hAnsi="Times New Roman" w:cs="Times New Roman"/>
-        </w:rPr>
-        <w:t xml:space="preserve"> </w:t>
+        <w:t xml:space="preserve">, </w:t>
       </w:r>
       <w:proofErr w:type="spellStart"/>
       <w:r>
@@ -984,6 +685,160 @@
         <w:rPr>
           <w:rFonts w:ascii="Times New Roman" w:eastAsia="Times New Roman" w:hAnsi="Times New Roman" w:cs="Times New Roman"/>
         </w:rPr>
+        <w:t>tidak</w:t>
+      </w:r>
+      <w:proofErr w:type="spellEnd"/>
+      <w:r>
+        <w:rPr>
+          <w:rFonts w:ascii="Times New Roman" w:eastAsia="Times New Roman" w:hAnsi="Times New Roman" w:cs="Times New Roman"/>
+        </w:rPr>
+        <w:t xml:space="preserve"> </w:t>
+      </w:r>
+      <w:proofErr w:type="spellStart"/>
+      <w:r>
+        <w:rPr>
+          <w:rFonts w:ascii="Times New Roman" w:eastAsia="Times New Roman" w:hAnsi="Times New Roman" w:cs="Times New Roman"/>
+        </w:rPr>
+        <w:t>hanya</w:t>
+      </w:r>
+      <w:proofErr w:type="spellEnd"/>
+      <w:r>
+        <w:rPr>
+          <w:rFonts w:ascii="Times New Roman" w:eastAsia="Times New Roman" w:hAnsi="Times New Roman" w:cs="Times New Roman"/>
+        </w:rPr>
+        <w:t xml:space="preserve"> </w:t>
+      </w:r>
+      <w:proofErr w:type="spellStart"/>
+      <w:r>
+        <w:rPr>
+          <w:rFonts w:ascii="Times New Roman" w:eastAsia="Times New Roman" w:hAnsi="Times New Roman" w:cs="Times New Roman"/>
+        </w:rPr>
+        <w:t>memahami</w:t>
+      </w:r>
+      <w:proofErr w:type="spellEnd"/>
+      <w:r>
+        <w:rPr>
+          <w:rFonts w:ascii="Times New Roman" w:eastAsia="Times New Roman" w:hAnsi="Times New Roman" w:cs="Times New Roman"/>
+        </w:rPr>
+        <w:t xml:space="preserve"> </w:t>
+      </w:r>
+      <w:proofErr w:type="spellStart"/>
+      <w:r>
+        <w:rPr>
+          <w:rFonts w:ascii="Times New Roman" w:eastAsia="Times New Roman" w:hAnsi="Times New Roman" w:cs="Times New Roman"/>
+        </w:rPr>
+        <w:t>konsep</w:t>
+      </w:r>
+      <w:proofErr w:type="spellEnd"/>
+      <w:r>
+        <w:rPr>
+          <w:rFonts w:ascii="Times New Roman" w:eastAsia="Times New Roman" w:hAnsi="Times New Roman" w:cs="Times New Roman"/>
+        </w:rPr>
+        <w:t xml:space="preserve"> </w:t>
+      </w:r>
+      <w:proofErr w:type="spellStart"/>
+      <w:r>
+        <w:rPr>
+          <w:rFonts w:ascii="Times New Roman" w:eastAsia="Times New Roman" w:hAnsi="Times New Roman" w:cs="Times New Roman"/>
+        </w:rPr>
+        <w:t>dasar</w:t>
+      </w:r>
+      <w:proofErr w:type="spellEnd"/>
+      <w:r>
+        <w:rPr>
+          <w:rFonts w:ascii="Times New Roman" w:eastAsia="Times New Roman" w:hAnsi="Times New Roman" w:cs="Times New Roman"/>
+        </w:rPr>
+        <w:t xml:space="preserve">, </w:t>
+      </w:r>
+      <w:proofErr w:type="spellStart"/>
+      <w:r>
+        <w:rPr>
+          <w:rFonts w:ascii="Times New Roman" w:eastAsia="Times New Roman" w:hAnsi="Times New Roman" w:cs="Times New Roman"/>
+        </w:rPr>
+        <w:t>tetapi</w:t>
+      </w:r>
+      <w:proofErr w:type="spellEnd"/>
+      <w:r>
+        <w:rPr>
+          <w:rFonts w:ascii="Times New Roman" w:eastAsia="Times New Roman" w:hAnsi="Times New Roman" w:cs="Times New Roman"/>
+        </w:rPr>
+        <w:t xml:space="preserve"> juga </w:t>
+      </w:r>
+      <w:proofErr w:type="spellStart"/>
+      <w:r>
+        <w:rPr>
+          <w:rFonts w:ascii="Times New Roman" w:eastAsia="Times New Roman" w:hAnsi="Times New Roman" w:cs="Times New Roman"/>
+        </w:rPr>
+        <w:t>mulai</w:t>
+      </w:r>
+      <w:proofErr w:type="spellEnd"/>
+      <w:r>
+        <w:rPr>
+          <w:rFonts w:ascii="Times New Roman" w:eastAsia="Times New Roman" w:hAnsi="Times New Roman" w:cs="Times New Roman"/>
+        </w:rPr>
+        <w:t xml:space="preserve"> </w:t>
+      </w:r>
+      <w:proofErr w:type="spellStart"/>
+      <w:r>
+        <w:rPr>
+          <w:rFonts w:ascii="Times New Roman" w:eastAsia="Times New Roman" w:hAnsi="Times New Roman" w:cs="Times New Roman"/>
+        </w:rPr>
+        <w:t>menulis</w:t>
+      </w:r>
+      <w:proofErr w:type="spellEnd"/>
+      <w:r>
+        <w:rPr>
+          <w:rFonts w:ascii="Times New Roman" w:eastAsia="Times New Roman" w:hAnsi="Times New Roman" w:cs="Times New Roman"/>
+        </w:rPr>
+        <w:t xml:space="preserve"> </w:t>
+      </w:r>
+      <w:proofErr w:type="spellStart"/>
+      <w:r>
+        <w:rPr>
+          <w:rFonts w:ascii="Times New Roman" w:eastAsia="Times New Roman" w:hAnsi="Times New Roman" w:cs="Times New Roman"/>
+        </w:rPr>
+        <w:t>kode</w:t>
+      </w:r>
+      <w:proofErr w:type="spellEnd"/>
+      <w:r>
+        <w:rPr>
+          <w:rFonts w:ascii="Times New Roman" w:eastAsia="Times New Roman" w:hAnsi="Times New Roman" w:cs="Times New Roman"/>
+        </w:rPr>
+        <w:t xml:space="preserve"> </w:t>
+      </w:r>
+      <w:proofErr w:type="spellStart"/>
+      <w:r>
+        <w:rPr>
+          <w:rFonts w:ascii="Times New Roman" w:eastAsia="Times New Roman" w:hAnsi="Times New Roman" w:cs="Times New Roman"/>
+        </w:rPr>
+        <w:t>secara</w:t>
+      </w:r>
+      <w:proofErr w:type="spellEnd"/>
+      <w:r>
+        <w:rPr>
+          <w:rFonts w:ascii="Times New Roman" w:eastAsia="Times New Roman" w:hAnsi="Times New Roman" w:cs="Times New Roman"/>
+        </w:rPr>
+        <w:t xml:space="preserve"> </w:t>
+      </w:r>
+      <w:proofErr w:type="spellStart"/>
+      <w:r>
+        <w:rPr>
+          <w:rFonts w:ascii="Times New Roman" w:eastAsia="Times New Roman" w:hAnsi="Times New Roman" w:cs="Times New Roman"/>
+        </w:rPr>
+        <w:t>langsung</w:t>
+      </w:r>
+      <w:proofErr w:type="spellEnd"/>
+      <w:r>
+        <w:rPr>
+          <w:rFonts w:ascii="Times New Roman" w:eastAsia="Times New Roman" w:hAnsi="Times New Roman" w:cs="Times New Roman"/>
+        </w:rPr>
+        <w:t xml:space="preserve"> </w:t>
+      </w:r>
+      <w:proofErr w:type="spellStart"/>
+      <w:r>
+        <w:rPr>
+          <w:rFonts w:ascii="Times New Roman" w:eastAsia="Times New Roman" w:hAnsi="Times New Roman" w:cs="Times New Roman"/>
+        </w:rPr>
         <w:t>untuk</w:t>
       </w:r>
       <w:proofErr w:type="spellEnd"/>
@@ -998,21 +853,147 @@
         <w:rPr>
           <w:rFonts w:ascii="Times New Roman" w:eastAsia="Times New Roman" w:hAnsi="Times New Roman" w:cs="Times New Roman"/>
         </w:rPr>
-        <w:t>berpikir</w:t>
-      </w:r>
-      <w:proofErr w:type="spellEnd"/>
-      <w:r>
-        <w:rPr>
-          <w:rFonts w:ascii="Times New Roman" w:eastAsia="Times New Roman" w:hAnsi="Times New Roman" w:cs="Times New Roman"/>
-        </w:rPr>
-        <w:t xml:space="preserve"> </w:t>
-      </w:r>
-      <w:proofErr w:type="spellStart"/>
-      <w:r>
-        <w:rPr>
-          <w:rFonts w:ascii="Times New Roman" w:eastAsia="Times New Roman" w:hAnsi="Times New Roman" w:cs="Times New Roman"/>
-        </w:rPr>
-        <w:t>logis</w:t>
+        <w:t>menyelesaikan</w:t>
+      </w:r>
+      <w:proofErr w:type="spellEnd"/>
+      <w:r>
+        <w:rPr>
+          <w:rFonts w:ascii="Times New Roman" w:eastAsia="Times New Roman" w:hAnsi="Times New Roman" w:cs="Times New Roman"/>
+        </w:rPr>
+        <w:t xml:space="preserve"> </w:t>
+      </w:r>
+      <w:proofErr w:type="spellStart"/>
+      <w:r>
+        <w:rPr>
+          <w:rFonts w:ascii="Times New Roman" w:eastAsia="Times New Roman" w:hAnsi="Times New Roman" w:cs="Times New Roman"/>
+        </w:rPr>
+        <w:t>berbagai</w:t>
+      </w:r>
+      <w:proofErr w:type="spellEnd"/>
+      <w:r>
+        <w:rPr>
+          <w:rFonts w:ascii="Times New Roman" w:eastAsia="Times New Roman" w:hAnsi="Times New Roman" w:cs="Times New Roman"/>
+        </w:rPr>
+        <w:t xml:space="preserve"> </w:t>
+      </w:r>
+      <w:proofErr w:type="spellStart"/>
+      <w:r>
+        <w:rPr>
+          <w:rFonts w:ascii="Times New Roman" w:eastAsia="Times New Roman" w:hAnsi="Times New Roman" w:cs="Times New Roman"/>
+        </w:rPr>
+        <w:t>permasalahan</w:t>
+      </w:r>
+      <w:proofErr w:type="spellEnd"/>
+      <w:r>
+        <w:rPr>
+          <w:rFonts w:ascii="Times New Roman" w:eastAsia="Times New Roman" w:hAnsi="Times New Roman" w:cs="Times New Roman"/>
+        </w:rPr>
+        <w:t xml:space="preserve"> </w:t>
+      </w:r>
+      <w:proofErr w:type="spellStart"/>
+      <w:r>
+        <w:rPr>
+          <w:rFonts w:ascii="Times New Roman" w:eastAsia="Times New Roman" w:hAnsi="Times New Roman" w:cs="Times New Roman"/>
+        </w:rPr>
+        <w:t>sederhana</w:t>
+      </w:r>
+      <w:proofErr w:type="spellEnd"/>
+      <w:r>
+        <w:rPr>
+          <w:rFonts w:ascii="Times New Roman" w:eastAsia="Times New Roman" w:hAnsi="Times New Roman" w:cs="Times New Roman"/>
+        </w:rPr>
+        <w:t xml:space="preserve">. </w:t>
+      </w:r>
+      <w:proofErr w:type="spellStart"/>
+      <w:r>
+        <w:rPr>
+          <w:rFonts w:ascii="Times New Roman" w:eastAsia="Times New Roman" w:hAnsi="Times New Roman" w:cs="Times New Roman"/>
+        </w:rPr>
+        <w:t>Siswa</w:t>
+      </w:r>
+      <w:proofErr w:type="spellEnd"/>
+      <w:r>
+        <w:rPr>
+          <w:rFonts w:ascii="Times New Roman" w:eastAsia="Times New Roman" w:hAnsi="Times New Roman" w:cs="Times New Roman"/>
+        </w:rPr>
+        <w:t xml:space="preserve"> </w:t>
+      </w:r>
+      <w:proofErr w:type="spellStart"/>
+      <w:r>
+        <w:rPr>
+          <w:rFonts w:ascii="Times New Roman" w:eastAsia="Times New Roman" w:hAnsi="Times New Roman" w:cs="Times New Roman"/>
+        </w:rPr>
+        <w:t>dikenalkan</w:t>
+      </w:r>
+      <w:proofErr w:type="spellEnd"/>
+      <w:r>
+        <w:rPr>
+          <w:rFonts w:ascii="Times New Roman" w:eastAsia="Times New Roman" w:hAnsi="Times New Roman" w:cs="Times New Roman"/>
+        </w:rPr>
+        <w:t xml:space="preserve"> pada </w:t>
+      </w:r>
+      <w:proofErr w:type="spellStart"/>
+      <w:r>
+        <w:rPr>
+          <w:rFonts w:ascii="Times New Roman" w:eastAsia="Times New Roman" w:hAnsi="Times New Roman" w:cs="Times New Roman"/>
+        </w:rPr>
+        <w:t>pembuatan</w:t>
+      </w:r>
+      <w:proofErr w:type="spellEnd"/>
+      <w:r>
+        <w:rPr>
+          <w:rFonts w:ascii="Times New Roman" w:eastAsia="Times New Roman" w:hAnsi="Times New Roman" w:cs="Times New Roman"/>
+        </w:rPr>
+        <w:t xml:space="preserve"> </w:t>
+      </w:r>
+      <w:proofErr w:type="spellStart"/>
+      <w:r>
+        <w:rPr>
+          <w:rFonts w:ascii="Times New Roman" w:eastAsia="Times New Roman" w:hAnsi="Times New Roman" w:cs="Times New Roman"/>
+        </w:rPr>
+        <w:t>aplikasi</w:t>
+      </w:r>
+      <w:proofErr w:type="spellEnd"/>
+      <w:r>
+        <w:rPr>
+          <w:rFonts w:ascii="Times New Roman" w:eastAsia="Times New Roman" w:hAnsi="Times New Roman" w:cs="Times New Roman"/>
+        </w:rPr>
+        <w:t xml:space="preserve"> </w:t>
+      </w:r>
+      <w:proofErr w:type="spellStart"/>
+      <w:r>
+        <w:rPr>
+          <w:rFonts w:ascii="Times New Roman" w:eastAsia="Times New Roman" w:hAnsi="Times New Roman" w:cs="Times New Roman"/>
+        </w:rPr>
+        <w:t>berbasis</w:t>
+      </w:r>
+      <w:proofErr w:type="spellEnd"/>
+      <w:r>
+        <w:rPr>
+          <w:rFonts w:ascii="Times New Roman" w:eastAsia="Times New Roman" w:hAnsi="Times New Roman" w:cs="Times New Roman"/>
+        </w:rPr>
+        <w:t xml:space="preserve"> GUI (Graphical User Interface) </w:t>
+      </w:r>
+      <w:proofErr w:type="spellStart"/>
+      <w:r>
+        <w:rPr>
+          <w:rFonts w:ascii="Times New Roman" w:eastAsia="Times New Roman" w:hAnsi="Times New Roman" w:cs="Times New Roman"/>
+        </w:rPr>
+        <w:t>menggunakan</w:t>
+      </w:r>
+      <w:proofErr w:type="spellEnd"/>
+      <w:r>
+        <w:rPr>
+          <w:rFonts w:ascii="Times New Roman" w:eastAsia="Times New Roman" w:hAnsi="Times New Roman" w:cs="Times New Roman"/>
+        </w:rPr>
+        <w:t xml:space="preserve"> </w:t>
+      </w:r>
+      <w:proofErr w:type="spellStart"/>
+      <w:r>
+        <w:rPr>
+          <w:rFonts w:ascii="Times New Roman" w:eastAsia="Times New Roman" w:hAnsi="Times New Roman" w:cs="Times New Roman"/>
+        </w:rPr>
+        <w:t>Tkinter</w:t>
       </w:r>
       <w:proofErr w:type="spellEnd"/>
       <w:r>
@@ -1026,231 +1007,77 @@
         <w:rPr>
           <w:rFonts w:ascii="Times New Roman" w:eastAsia="Times New Roman" w:hAnsi="Times New Roman" w:cs="Times New Roman"/>
         </w:rPr>
-        <w:t>sistematis</w:t>
-      </w:r>
-      <w:proofErr w:type="spellEnd"/>
-      <w:r>
-        <w:rPr>
-          <w:rFonts w:ascii="Times New Roman" w:eastAsia="Times New Roman" w:hAnsi="Times New Roman" w:cs="Times New Roman"/>
-        </w:rPr>
-        <w:t xml:space="preserve">, dan </w:t>
-      </w:r>
-      <w:proofErr w:type="spellStart"/>
-      <w:r>
-        <w:rPr>
-          <w:rFonts w:ascii="Times New Roman" w:eastAsia="Times New Roman" w:hAnsi="Times New Roman" w:cs="Times New Roman"/>
-        </w:rPr>
-        <w:t>kreatif</w:t>
-      </w:r>
-      <w:proofErr w:type="spellEnd"/>
-      <w:r>
-        <w:rPr>
-          <w:rFonts w:ascii="Times New Roman" w:eastAsia="Times New Roman" w:hAnsi="Times New Roman" w:cs="Times New Roman"/>
-        </w:rPr>
-        <w:t xml:space="preserve">, </w:t>
-      </w:r>
-      <w:proofErr w:type="spellStart"/>
-      <w:r>
-        <w:rPr>
-          <w:rFonts w:ascii="Times New Roman" w:eastAsia="Times New Roman" w:hAnsi="Times New Roman" w:cs="Times New Roman"/>
-        </w:rPr>
-        <w:t>sebagaimana</w:t>
-      </w:r>
-      <w:proofErr w:type="spellEnd"/>
-      <w:r>
-        <w:rPr>
-          <w:rFonts w:ascii="Times New Roman" w:eastAsia="Times New Roman" w:hAnsi="Times New Roman" w:cs="Times New Roman"/>
-        </w:rPr>
-        <w:t xml:space="preserve"> </w:t>
-      </w:r>
-      <w:proofErr w:type="spellStart"/>
-      <w:r>
-        <w:rPr>
-          <w:rFonts w:ascii="Times New Roman" w:eastAsia="Times New Roman" w:hAnsi="Times New Roman" w:cs="Times New Roman"/>
-        </w:rPr>
-        <w:t>cara</w:t>
-      </w:r>
-      <w:proofErr w:type="spellEnd"/>
-      <w:r>
-        <w:rPr>
-          <w:rFonts w:ascii="Times New Roman" w:eastAsia="Times New Roman" w:hAnsi="Times New Roman" w:cs="Times New Roman"/>
-        </w:rPr>
-        <w:t xml:space="preserve"> </w:t>
-      </w:r>
-      <w:proofErr w:type="spellStart"/>
-      <w:r>
-        <w:rPr>
-          <w:rFonts w:ascii="Times New Roman" w:eastAsia="Times New Roman" w:hAnsi="Times New Roman" w:cs="Times New Roman"/>
-        </w:rPr>
-        <w:t>seorang</w:t>
-      </w:r>
-      <w:proofErr w:type="spellEnd"/>
-      <w:r>
-        <w:rPr>
-          <w:rFonts w:ascii="Times New Roman" w:eastAsia="Times New Roman" w:hAnsi="Times New Roman" w:cs="Times New Roman"/>
-        </w:rPr>
-        <w:t xml:space="preserve"> programmer </w:t>
-      </w:r>
-      <w:proofErr w:type="spellStart"/>
-      <w:r>
-        <w:rPr>
-          <w:rFonts w:ascii="Times New Roman" w:eastAsia="Times New Roman" w:hAnsi="Times New Roman" w:cs="Times New Roman"/>
-        </w:rPr>
-        <w:t>berpikir</w:t>
-      </w:r>
-      <w:proofErr w:type="spellEnd"/>
-      <w:r>
-        <w:rPr>
-          <w:rFonts w:ascii="Times New Roman" w:eastAsia="Times New Roman" w:hAnsi="Times New Roman" w:cs="Times New Roman"/>
-        </w:rPr>
-        <w:t xml:space="preserve">, </w:t>
-      </w:r>
-      <w:proofErr w:type="spellStart"/>
-      <w:r>
-        <w:rPr>
-          <w:rFonts w:ascii="Times New Roman" w:eastAsia="Times New Roman" w:hAnsi="Times New Roman" w:cs="Times New Roman"/>
-        </w:rPr>
-        <w:t>melalui</w:t>
-      </w:r>
-      <w:proofErr w:type="spellEnd"/>
-      <w:r>
-        <w:rPr>
-          <w:rFonts w:ascii="Times New Roman" w:eastAsia="Times New Roman" w:hAnsi="Times New Roman" w:cs="Times New Roman"/>
-        </w:rPr>
-        <w:t xml:space="preserve"> </w:t>
-      </w:r>
-      <w:proofErr w:type="spellStart"/>
-      <w:r>
-        <w:rPr>
-          <w:rFonts w:ascii="Times New Roman" w:eastAsia="Times New Roman" w:hAnsi="Times New Roman" w:cs="Times New Roman"/>
-        </w:rPr>
-        <w:t>kegiatan</w:t>
-      </w:r>
-      <w:proofErr w:type="spellEnd"/>
-      <w:r>
-        <w:rPr>
-          <w:rFonts w:ascii="Times New Roman" w:eastAsia="Times New Roman" w:hAnsi="Times New Roman" w:cs="Times New Roman"/>
-        </w:rPr>
-        <w:t xml:space="preserve"> yang </w:t>
-      </w:r>
-      <w:proofErr w:type="spellStart"/>
-      <w:r>
-        <w:rPr>
-          <w:rFonts w:ascii="Times New Roman" w:eastAsia="Times New Roman" w:hAnsi="Times New Roman" w:cs="Times New Roman"/>
-        </w:rPr>
-        <w:t>menantang</w:t>
-      </w:r>
-      <w:proofErr w:type="spellEnd"/>
-      <w:r>
-        <w:rPr>
-          <w:rFonts w:ascii="Times New Roman" w:eastAsia="Times New Roman" w:hAnsi="Times New Roman" w:cs="Times New Roman"/>
-        </w:rPr>
-        <w:t xml:space="preserve"> </w:t>
-      </w:r>
-      <w:proofErr w:type="spellStart"/>
-      <w:r>
-        <w:rPr>
-          <w:rFonts w:ascii="Times New Roman" w:eastAsia="Times New Roman" w:hAnsi="Times New Roman" w:cs="Times New Roman"/>
-        </w:rPr>
-        <w:t>seperti</w:t>
-      </w:r>
-      <w:proofErr w:type="spellEnd"/>
-      <w:r>
-        <w:rPr>
-          <w:rFonts w:ascii="Times New Roman" w:eastAsia="Times New Roman" w:hAnsi="Times New Roman" w:cs="Times New Roman"/>
-        </w:rPr>
-        <w:t xml:space="preserve"> </w:t>
-      </w:r>
-      <w:proofErr w:type="spellStart"/>
-      <w:r>
-        <w:rPr>
-          <w:rFonts w:ascii="Times New Roman" w:eastAsia="Times New Roman" w:hAnsi="Times New Roman" w:cs="Times New Roman"/>
-        </w:rPr>
-        <w:t>membuat</w:t>
-      </w:r>
-      <w:proofErr w:type="spellEnd"/>
-      <w:r>
-        <w:rPr>
-          <w:rFonts w:ascii="Times New Roman" w:eastAsia="Times New Roman" w:hAnsi="Times New Roman" w:cs="Times New Roman"/>
-        </w:rPr>
-        <w:t xml:space="preserve"> program </w:t>
-      </w:r>
-      <w:proofErr w:type="spellStart"/>
-      <w:r>
-        <w:rPr>
-          <w:rFonts w:ascii="Times New Roman" w:eastAsia="Times New Roman" w:hAnsi="Times New Roman" w:cs="Times New Roman"/>
-        </w:rPr>
-        <w:t>sederhana</w:t>
-      </w:r>
-      <w:proofErr w:type="spellEnd"/>
-      <w:r>
-        <w:rPr>
-          <w:rFonts w:ascii="Times New Roman" w:eastAsia="Times New Roman" w:hAnsi="Times New Roman" w:cs="Times New Roman"/>
-        </w:rPr>
-        <w:t xml:space="preserve">, </w:t>
-      </w:r>
-      <w:proofErr w:type="spellStart"/>
-      <w:r>
-        <w:rPr>
-          <w:rFonts w:ascii="Times New Roman" w:eastAsia="Times New Roman" w:hAnsi="Times New Roman" w:cs="Times New Roman"/>
-        </w:rPr>
-        <w:t>mengolah</w:t>
-      </w:r>
-      <w:proofErr w:type="spellEnd"/>
-      <w:r>
-        <w:rPr>
-          <w:rFonts w:ascii="Times New Roman" w:eastAsia="Times New Roman" w:hAnsi="Times New Roman" w:cs="Times New Roman"/>
-        </w:rPr>
-        <w:t xml:space="preserve"> data, </w:t>
-      </w:r>
-      <w:proofErr w:type="spellStart"/>
-      <w:r>
-        <w:rPr>
-          <w:rFonts w:ascii="Times New Roman" w:eastAsia="Times New Roman" w:hAnsi="Times New Roman" w:cs="Times New Roman"/>
-        </w:rPr>
-        <w:t>serta</w:t>
-      </w:r>
-      <w:proofErr w:type="spellEnd"/>
-      <w:r>
-        <w:rPr>
-          <w:rFonts w:ascii="Times New Roman" w:eastAsia="Times New Roman" w:hAnsi="Times New Roman" w:cs="Times New Roman"/>
-        </w:rPr>
-        <w:t xml:space="preserve"> </w:t>
-      </w:r>
-      <w:proofErr w:type="spellStart"/>
-      <w:r>
-        <w:rPr>
-          <w:rFonts w:ascii="Times New Roman" w:eastAsia="Times New Roman" w:hAnsi="Times New Roman" w:cs="Times New Roman"/>
-        </w:rPr>
-        <w:t>memahami</w:t>
-      </w:r>
-      <w:proofErr w:type="spellEnd"/>
-      <w:r>
-        <w:rPr>
-          <w:rFonts w:ascii="Times New Roman" w:eastAsia="Times New Roman" w:hAnsi="Times New Roman" w:cs="Times New Roman"/>
-        </w:rPr>
-        <w:t xml:space="preserve"> </w:t>
-      </w:r>
-      <w:proofErr w:type="spellStart"/>
-      <w:r>
-        <w:rPr>
-          <w:rFonts w:ascii="Times New Roman" w:eastAsia="Times New Roman" w:hAnsi="Times New Roman" w:cs="Times New Roman"/>
-        </w:rPr>
-        <w:t>alur</w:t>
-      </w:r>
-      <w:proofErr w:type="spellEnd"/>
-      <w:r>
-        <w:rPr>
-          <w:rFonts w:ascii="Times New Roman" w:eastAsia="Times New Roman" w:hAnsi="Times New Roman" w:cs="Times New Roman"/>
-        </w:rPr>
-        <w:t xml:space="preserve"> </w:t>
-      </w:r>
-      <w:proofErr w:type="spellStart"/>
-      <w:r>
-        <w:rPr>
-          <w:rFonts w:ascii="Times New Roman" w:eastAsia="Times New Roman" w:hAnsi="Times New Roman" w:cs="Times New Roman"/>
-        </w:rPr>
-        <w:t>logika</w:t>
+        <w:t>sehingga</w:t>
+      </w:r>
+      <w:proofErr w:type="spellEnd"/>
+      <w:r>
+        <w:rPr>
+          <w:rFonts w:ascii="Times New Roman" w:eastAsia="Times New Roman" w:hAnsi="Times New Roman" w:cs="Times New Roman"/>
+        </w:rPr>
+        <w:t xml:space="preserve"> </w:t>
+      </w:r>
+      <w:proofErr w:type="spellStart"/>
+      <w:r>
+        <w:rPr>
+          <w:rFonts w:ascii="Times New Roman" w:eastAsia="Times New Roman" w:hAnsi="Times New Roman" w:cs="Times New Roman"/>
+        </w:rPr>
+        <w:t>hasil</w:t>
+      </w:r>
+      <w:proofErr w:type="spellEnd"/>
+      <w:r>
+        <w:rPr>
+          <w:rFonts w:ascii="Times New Roman" w:eastAsia="Times New Roman" w:hAnsi="Times New Roman" w:cs="Times New Roman"/>
+        </w:rPr>
+        <w:t xml:space="preserve"> </w:t>
+      </w:r>
+      <w:proofErr w:type="spellStart"/>
+      <w:r>
+        <w:rPr>
+          <w:rFonts w:ascii="Times New Roman" w:eastAsia="Times New Roman" w:hAnsi="Times New Roman" w:cs="Times New Roman"/>
+        </w:rPr>
+        <w:t>pembelajaran</w:t>
+      </w:r>
+      <w:proofErr w:type="spellEnd"/>
+      <w:r>
+        <w:rPr>
+          <w:rFonts w:ascii="Times New Roman" w:eastAsia="Times New Roman" w:hAnsi="Times New Roman" w:cs="Times New Roman"/>
+        </w:rPr>
+        <w:t xml:space="preserve"> </w:t>
+      </w:r>
+      <w:proofErr w:type="spellStart"/>
+      <w:r>
+        <w:rPr>
+          <w:rFonts w:ascii="Times New Roman" w:eastAsia="Times New Roman" w:hAnsi="Times New Roman" w:cs="Times New Roman"/>
+        </w:rPr>
+        <w:t>dapat</w:t>
+      </w:r>
+      <w:proofErr w:type="spellEnd"/>
+      <w:r>
+        <w:rPr>
+          <w:rFonts w:ascii="Times New Roman" w:eastAsia="Times New Roman" w:hAnsi="Times New Roman" w:cs="Times New Roman"/>
+        </w:rPr>
+        <w:t xml:space="preserve"> </w:t>
+      </w:r>
+      <w:proofErr w:type="spellStart"/>
+      <w:r>
+        <w:rPr>
+          <w:rFonts w:ascii="Times New Roman" w:eastAsia="Times New Roman" w:hAnsi="Times New Roman" w:cs="Times New Roman"/>
+        </w:rPr>
+        <w:t>langsung</w:t>
+      </w:r>
+      <w:proofErr w:type="spellEnd"/>
+      <w:r>
+        <w:rPr>
+          <w:rFonts w:ascii="Times New Roman" w:eastAsia="Times New Roman" w:hAnsi="Times New Roman" w:cs="Times New Roman"/>
+        </w:rPr>
+        <w:t xml:space="preserve"> </w:t>
+      </w:r>
+      <w:proofErr w:type="spellStart"/>
+      <w:r>
+        <w:rPr>
+          <w:rFonts w:ascii="Times New Roman" w:eastAsia="Times New Roman" w:hAnsi="Times New Roman" w:cs="Times New Roman"/>
+        </w:rPr>
+        <w:t>divisualisasikan</w:t>
       </w:r>
       <w:proofErr w:type="spellEnd"/>
       <w:r>
@@ -1278,385 +1105,35 @@
         <w:rPr>
           <w:rFonts w:ascii="Times New Roman" w:eastAsia="Times New Roman" w:hAnsi="Times New Roman" w:cs="Times New Roman"/>
         </w:rPr>
-        <w:t>pemrograman</w:t>
-      </w:r>
-      <w:proofErr w:type="spellEnd"/>
-      <w:r>
-        <w:rPr>
-          <w:rFonts w:ascii="Times New Roman" w:eastAsia="Times New Roman" w:hAnsi="Times New Roman" w:cs="Times New Roman"/>
-        </w:rPr>
-        <w:t xml:space="preserve">. </w:t>
-      </w:r>
-      <w:proofErr w:type="spellStart"/>
-      <w:r>
-        <w:rPr>
-          <w:rFonts w:ascii="Times New Roman" w:eastAsia="Times New Roman" w:hAnsi="Times New Roman" w:cs="Times New Roman"/>
-        </w:rPr>
-        <w:t>Selain</w:t>
-      </w:r>
-      <w:proofErr w:type="spellEnd"/>
-      <w:r>
-        <w:rPr>
-          <w:rFonts w:ascii="Times New Roman" w:eastAsia="Times New Roman" w:hAnsi="Times New Roman" w:cs="Times New Roman"/>
-        </w:rPr>
-        <w:t xml:space="preserve"> </w:t>
-      </w:r>
-      <w:proofErr w:type="spellStart"/>
-      <w:r>
-        <w:rPr>
-          <w:rFonts w:ascii="Times New Roman" w:eastAsia="Times New Roman" w:hAnsi="Times New Roman" w:cs="Times New Roman"/>
-        </w:rPr>
-        <w:t>itu</w:t>
-      </w:r>
-      <w:proofErr w:type="spellEnd"/>
-      <w:r>
-        <w:rPr>
-          <w:rFonts w:ascii="Times New Roman" w:eastAsia="Times New Roman" w:hAnsi="Times New Roman" w:cs="Times New Roman"/>
-        </w:rPr>
-        <w:t xml:space="preserve">, </w:t>
-      </w:r>
-      <w:proofErr w:type="spellStart"/>
-      <w:r>
-        <w:rPr>
-          <w:rFonts w:ascii="Times New Roman" w:eastAsia="Times New Roman" w:hAnsi="Times New Roman" w:cs="Times New Roman"/>
-        </w:rPr>
-        <w:t>pembelajaran</w:t>
-      </w:r>
-      <w:proofErr w:type="spellEnd"/>
-      <w:r>
-        <w:rPr>
-          <w:rFonts w:ascii="Times New Roman" w:eastAsia="Times New Roman" w:hAnsi="Times New Roman" w:cs="Times New Roman"/>
-        </w:rPr>
-        <w:t xml:space="preserve"> </w:t>
-      </w:r>
-      <w:proofErr w:type="spellStart"/>
-      <w:r>
-        <w:rPr>
-          <w:rFonts w:ascii="Times New Roman" w:eastAsia="Times New Roman" w:hAnsi="Times New Roman" w:cs="Times New Roman"/>
-        </w:rPr>
-        <w:t>ini</w:t>
-      </w:r>
-      <w:proofErr w:type="spellEnd"/>
-      <w:r>
-        <w:rPr>
-          <w:rFonts w:ascii="Times New Roman" w:eastAsia="Times New Roman" w:hAnsi="Times New Roman" w:cs="Times New Roman"/>
-        </w:rPr>
-        <w:t xml:space="preserve"> </w:t>
-      </w:r>
-      <w:proofErr w:type="spellStart"/>
-      <w:r>
-        <w:rPr>
-          <w:rFonts w:ascii="Times New Roman" w:eastAsia="Times New Roman" w:hAnsi="Times New Roman" w:cs="Times New Roman"/>
-        </w:rPr>
-        <w:t>menggunakan</w:t>
-      </w:r>
-      <w:proofErr w:type="spellEnd"/>
-      <w:r>
-        <w:rPr>
-          <w:rFonts w:ascii="Times New Roman" w:eastAsia="Times New Roman" w:hAnsi="Times New Roman" w:cs="Times New Roman"/>
-        </w:rPr>
-        <w:t xml:space="preserve"> </w:t>
-      </w:r>
-      <w:proofErr w:type="spellStart"/>
-      <w:r>
-        <w:rPr>
-          <w:rFonts w:ascii="Times New Roman" w:eastAsia="Times New Roman" w:hAnsi="Times New Roman" w:cs="Times New Roman"/>
-        </w:rPr>
-        <w:t>pendekatan</w:t>
-      </w:r>
-      <w:proofErr w:type="spellEnd"/>
-      <w:r>
-        <w:rPr>
-          <w:rFonts w:ascii="Times New Roman" w:eastAsia="Times New Roman" w:hAnsi="Times New Roman" w:cs="Times New Roman"/>
-        </w:rPr>
-        <w:t xml:space="preserve"> STEAM </w:t>
-      </w:r>
-      <w:proofErr w:type="spellStart"/>
-      <w:r>
-        <w:rPr>
-          <w:rFonts w:ascii="Times New Roman" w:eastAsia="Times New Roman" w:hAnsi="Times New Roman" w:cs="Times New Roman"/>
-        </w:rPr>
-        <w:t>sehingga</w:t>
-      </w:r>
-      <w:proofErr w:type="spellEnd"/>
-      <w:r>
-        <w:rPr>
-          <w:rFonts w:ascii="Times New Roman" w:eastAsia="Times New Roman" w:hAnsi="Times New Roman" w:cs="Times New Roman"/>
-        </w:rPr>
-        <w:t xml:space="preserve">, </w:t>
-      </w:r>
-      <w:proofErr w:type="spellStart"/>
-      <w:r>
-        <w:rPr>
-          <w:rFonts w:ascii="Times New Roman" w:eastAsia="Times New Roman" w:hAnsi="Times New Roman" w:cs="Times New Roman"/>
-        </w:rPr>
-        <w:t>selain</w:t>
-      </w:r>
-      <w:proofErr w:type="spellEnd"/>
-      <w:r>
-        <w:rPr>
-          <w:rFonts w:ascii="Times New Roman" w:eastAsia="Times New Roman" w:hAnsi="Times New Roman" w:cs="Times New Roman"/>
-        </w:rPr>
-        <w:t xml:space="preserve"> </w:t>
-      </w:r>
-      <w:proofErr w:type="spellStart"/>
-      <w:r>
-        <w:rPr>
-          <w:rFonts w:ascii="Times New Roman" w:eastAsia="Times New Roman" w:hAnsi="Times New Roman" w:cs="Times New Roman"/>
-        </w:rPr>
-        <w:t>belajar</w:t>
-      </w:r>
-      <w:proofErr w:type="spellEnd"/>
-      <w:r>
-        <w:rPr>
-          <w:rFonts w:ascii="Times New Roman" w:eastAsia="Times New Roman" w:hAnsi="Times New Roman" w:cs="Times New Roman"/>
-        </w:rPr>
-        <w:t xml:space="preserve"> </w:t>
-      </w:r>
-      <w:proofErr w:type="spellStart"/>
-      <w:r>
-        <w:rPr>
-          <w:rFonts w:ascii="Times New Roman" w:eastAsia="Times New Roman" w:hAnsi="Times New Roman" w:cs="Times New Roman"/>
-        </w:rPr>
-        <w:t>pemrograman</w:t>
-      </w:r>
-      <w:proofErr w:type="spellEnd"/>
-      <w:r>
-        <w:rPr>
-          <w:rFonts w:ascii="Times New Roman" w:eastAsia="Times New Roman" w:hAnsi="Times New Roman" w:cs="Times New Roman"/>
-        </w:rPr>
-        <w:t xml:space="preserve">, </w:t>
-      </w:r>
-      <w:proofErr w:type="spellStart"/>
-      <w:r>
-        <w:rPr>
-          <w:rFonts w:ascii="Times New Roman" w:eastAsia="Times New Roman" w:hAnsi="Times New Roman" w:cs="Times New Roman"/>
-        </w:rPr>
-        <w:t>siswa</w:t>
-      </w:r>
-      <w:proofErr w:type="spellEnd"/>
-      <w:r>
-        <w:rPr>
-          <w:rFonts w:ascii="Times New Roman" w:eastAsia="Times New Roman" w:hAnsi="Times New Roman" w:cs="Times New Roman"/>
-        </w:rPr>
-        <w:t xml:space="preserve"> juga </w:t>
-      </w:r>
-      <w:proofErr w:type="spellStart"/>
-      <w:r>
-        <w:rPr>
-          <w:rFonts w:ascii="Times New Roman" w:eastAsia="Times New Roman" w:hAnsi="Times New Roman" w:cs="Times New Roman"/>
-        </w:rPr>
-        <w:t>memperoleh</w:t>
-      </w:r>
-      <w:proofErr w:type="spellEnd"/>
-      <w:r>
-        <w:rPr>
-          <w:rFonts w:ascii="Times New Roman" w:eastAsia="Times New Roman" w:hAnsi="Times New Roman" w:cs="Times New Roman"/>
-        </w:rPr>
-        <w:t xml:space="preserve"> </w:t>
-      </w:r>
-      <w:proofErr w:type="spellStart"/>
-      <w:r>
-        <w:rPr>
-          <w:rFonts w:ascii="Times New Roman" w:eastAsia="Times New Roman" w:hAnsi="Times New Roman" w:cs="Times New Roman"/>
-        </w:rPr>
-        <w:t>wawasan</w:t>
-      </w:r>
-      <w:proofErr w:type="spellEnd"/>
-      <w:r>
-        <w:rPr>
-          <w:rFonts w:ascii="Times New Roman" w:eastAsia="Times New Roman" w:hAnsi="Times New Roman" w:cs="Times New Roman"/>
-        </w:rPr>
-        <w:t xml:space="preserve"> </w:t>
-      </w:r>
-      <w:proofErr w:type="spellStart"/>
-      <w:r>
-        <w:rPr>
-          <w:rFonts w:ascii="Times New Roman" w:eastAsia="Times New Roman" w:hAnsi="Times New Roman" w:cs="Times New Roman"/>
-        </w:rPr>
-        <w:t>dalam</w:t>
-      </w:r>
-      <w:proofErr w:type="spellEnd"/>
-      <w:r>
-        <w:rPr>
-          <w:rFonts w:ascii="Times New Roman" w:eastAsia="Times New Roman" w:hAnsi="Times New Roman" w:cs="Times New Roman"/>
-        </w:rPr>
-        <w:t xml:space="preserve"> </w:t>
-      </w:r>
-      <w:proofErr w:type="spellStart"/>
-      <w:r>
-        <w:rPr>
-          <w:rFonts w:ascii="Times New Roman" w:eastAsia="Times New Roman" w:hAnsi="Times New Roman" w:cs="Times New Roman"/>
-        </w:rPr>
-        <w:t>bidang</w:t>
-      </w:r>
-      <w:proofErr w:type="spellEnd"/>
-      <w:r>
-        <w:rPr>
-          <w:rFonts w:ascii="Times New Roman" w:eastAsia="Times New Roman" w:hAnsi="Times New Roman" w:cs="Times New Roman"/>
-        </w:rPr>
-        <w:t xml:space="preserve"> </w:t>
-      </w:r>
-      <w:proofErr w:type="spellStart"/>
-      <w:r>
-        <w:rPr>
-          <w:rFonts w:ascii="Times New Roman" w:eastAsia="Times New Roman" w:hAnsi="Times New Roman" w:cs="Times New Roman"/>
-        </w:rPr>
-        <w:t>ilmu</w:t>
-      </w:r>
-      <w:proofErr w:type="spellEnd"/>
-      <w:r>
-        <w:rPr>
-          <w:rFonts w:ascii="Times New Roman" w:eastAsia="Times New Roman" w:hAnsi="Times New Roman" w:cs="Times New Roman"/>
-        </w:rPr>
-        <w:t xml:space="preserve"> </w:t>
-      </w:r>
-      <w:proofErr w:type="spellStart"/>
-      <w:r>
-        <w:rPr>
-          <w:rFonts w:ascii="Times New Roman" w:eastAsia="Times New Roman" w:hAnsi="Times New Roman" w:cs="Times New Roman"/>
-        </w:rPr>
-        <w:t>alam</w:t>
-      </w:r>
-      <w:proofErr w:type="spellEnd"/>
-      <w:r>
-        <w:rPr>
-          <w:rFonts w:ascii="Times New Roman" w:eastAsia="Times New Roman" w:hAnsi="Times New Roman" w:cs="Times New Roman"/>
-        </w:rPr>
-        <w:t xml:space="preserve">, </w:t>
-      </w:r>
-      <w:proofErr w:type="spellStart"/>
-      <w:r>
-        <w:rPr>
-          <w:rFonts w:ascii="Times New Roman" w:eastAsia="Times New Roman" w:hAnsi="Times New Roman" w:cs="Times New Roman"/>
-        </w:rPr>
-        <w:t>sosial</w:t>
-      </w:r>
-      <w:proofErr w:type="spellEnd"/>
-      <w:r>
-        <w:rPr>
-          <w:rFonts w:ascii="Times New Roman" w:eastAsia="Times New Roman" w:hAnsi="Times New Roman" w:cs="Times New Roman"/>
-        </w:rPr>
-        <w:t xml:space="preserve">, </w:t>
-      </w:r>
-      <w:proofErr w:type="spellStart"/>
-      <w:r>
-        <w:rPr>
-          <w:rFonts w:ascii="Times New Roman" w:eastAsia="Times New Roman" w:hAnsi="Times New Roman" w:cs="Times New Roman"/>
-        </w:rPr>
-        <w:t>matematika</w:t>
-      </w:r>
-      <w:proofErr w:type="spellEnd"/>
-      <w:r>
-        <w:rPr>
-          <w:rFonts w:ascii="Times New Roman" w:eastAsia="Times New Roman" w:hAnsi="Times New Roman" w:cs="Times New Roman"/>
-        </w:rPr>
-        <w:t xml:space="preserve">, dan </w:t>
-      </w:r>
-      <w:proofErr w:type="spellStart"/>
-      <w:r>
-        <w:rPr>
-          <w:rFonts w:ascii="Times New Roman" w:eastAsia="Times New Roman" w:hAnsi="Times New Roman" w:cs="Times New Roman"/>
-        </w:rPr>
-        <w:t>teknik</w:t>
-      </w:r>
-      <w:proofErr w:type="spellEnd"/>
-      <w:r>
-        <w:rPr>
-          <w:rFonts w:ascii="Times New Roman" w:eastAsia="Times New Roman" w:hAnsi="Times New Roman" w:cs="Times New Roman"/>
-        </w:rPr>
-        <w:t xml:space="preserve"> yang </w:t>
-      </w:r>
-      <w:proofErr w:type="spellStart"/>
-      <w:r>
-        <w:rPr>
-          <w:rFonts w:ascii="Times New Roman" w:eastAsia="Times New Roman" w:hAnsi="Times New Roman" w:cs="Times New Roman"/>
-        </w:rPr>
-        <w:t>dekat</w:t>
-      </w:r>
-      <w:proofErr w:type="spellEnd"/>
-      <w:r>
-        <w:rPr>
-          <w:rFonts w:ascii="Times New Roman" w:eastAsia="Times New Roman" w:hAnsi="Times New Roman" w:cs="Times New Roman"/>
-        </w:rPr>
-        <w:t xml:space="preserve"> </w:t>
-      </w:r>
-      <w:proofErr w:type="spellStart"/>
-      <w:r>
-        <w:rPr>
-          <w:rFonts w:ascii="Times New Roman" w:eastAsia="Times New Roman" w:hAnsi="Times New Roman" w:cs="Times New Roman"/>
-        </w:rPr>
-        <w:t>dengan</w:t>
-      </w:r>
-      <w:proofErr w:type="spellEnd"/>
-      <w:r>
-        <w:rPr>
-          <w:rFonts w:ascii="Times New Roman" w:eastAsia="Times New Roman" w:hAnsi="Times New Roman" w:cs="Times New Roman"/>
-        </w:rPr>
-        <w:t xml:space="preserve"> </w:t>
-      </w:r>
-      <w:proofErr w:type="spellStart"/>
-      <w:r>
-        <w:rPr>
-          <w:rFonts w:ascii="Times New Roman" w:eastAsia="Times New Roman" w:hAnsi="Times New Roman" w:cs="Times New Roman"/>
-        </w:rPr>
-        <w:t>kehidupan</w:t>
-      </w:r>
-      <w:proofErr w:type="spellEnd"/>
-      <w:r>
-        <w:rPr>
-          <w:rFonts w:ascii="Times New Roman" w:eastAsia="Times New Roman" w:hAnsi="Times New Roman" w:cs="Times New Roman"/>
-        </w:rPr>
-        <w:t xml:space="preserve"> </w:t>
-      </w:r>
-      <w:proofErr w:type="spellStart"/>
-      <w:r>
-        <w:rPr>
-          <w:rFonts w:ascii="Times New Roman" w:eastAsia="Times New Roman" w:hAnsi="Times New Roman" w:cs="Times New Roman"/>
-        </w:rPr>
-        <w:t>sehari-hari</w:t>
-      </w:r>
-      <w:proofErr w:type="spellEnd"/>
-      <w:r>
-        <w:rPr>
-          <w:rFonts w:ascii="Times New Roman" w:eastAsia="Times New Roman" w:hAnsi="Times New Roman" w:cs="Times New Roman"/>
-        </w:rPr>
-        <w:t xml:space="preserve"> </w:t>
-      </w:r>
-      <w:proofErr w:type="spellStart"/>
-      <w:r>
-        <w:rPr>
-          <w:rFonts w:ascii="Times New Roman" w:eastAsia="Times New Roman" w:hAnsi="Times New Roman" w:cs="Times New Roman"/>
-        </w:rPr>
-        <w:t>melalui</w:t>
-      </w:r>
-      <w:proofErr w:type="spellEnd"/>
-      <w:r>
-        <w:rPr>
-          <w:rFonts w:ascii="Times New Roman" w:eastAsia="Times New Roman" w:hAnsi="Times New Roman" w:cs="Times New Roman"/>
-        </w:rPr>
-        <w:t xml:space="preserve"> </w:t>
-      </w:r>
-      <w:proofErr w:type="spellStart"/>
-      <w:r>
-        <w:rPr>
-          <w:rFonts w:ascii="Times New Roman" w:eastAsia="Times New Roman" w:hAnsi="Times New Roman" w:cs="Times New Roman"/>
-        </w:rPr>
-        <w:t>penerapan</w:t>
-      </w:r>
-      <w:proofErr w:type="spellEnd"/>
-      <w:r>
-        <w:rPr>
-          <w:rFonts w:ascii="Times New Roman" w:eastAsia="Times New Roman" w:hAnsi="Times New Roman" w:cs="Times New Roman"/>
-        </w:rPr>
-        <w:t xml:space="preserve"> </w:t>
-      </w:r>
-      <w:proofErr w:type="spellStart"/>
-      <w:r>
-        <w:rPr>
-          <w:rFonts w:ascii="Times New Roman" w:eastAsia="Times New Roman" w:hAnsi="Times New Roman" w:cs="Times New Roman"/>
-        </w:rPr>
-        <w:t>pemrograman</w:t>
+        <w:t>bentuk</w:t>
+      </w:r>
+      <w:proofErr w:type="spellEnd"/>
+      <w:r>
+        <w:rPr>
+          <w:rFonts w:ascii="Times New Roman" w:eastAsia="Times New Roman" w:hAnsi="Times New Roman" w:cs="Times New Roman"/>
+        </w:rPr>
+        <w:t xml:space="preserve"> </w:t>
+      </w:r>
+      <w:proofErr w:type="spellStart"/>
+      <w:r>
+        <w:rPr>
+          <w:rFonts w:ascii="Times New Roman" w:eastAsia="Times New Roman" w:hAnsi="Times New Roman" w:cs="Times New Roman"/>
+        </w:rPr>
+        <w:t>aplikasi</w:t>
+      </w:r>
+      <w:proofErr w:type="spellEnd"/>
+      <w:r>
+        <w:rPr>
+          <w:rFonts w:ascii="Times New Roman" w:eastAsia="Times New Roman" w:hAnsi="Times New Roman" w:cs="Times New Roman"/>
+        </w:rPr>
+        <w:t xml:space="preserve"> </w:t>
+      </w:r>
+      <w:proofErr w:type="spellStart"/>
+      <w:r>
+        <w:rPr>
+          <w:rFonts w:ascii="Times New Roman" w:eastAsia="Times New Roman" w:hAnsi="Times New Roman" w:cs="Times New Roman"/>
+        </w:rPr>
+        <w:t>interaktif</w:t>
       </w:r>
       <w:proofErr w:type="spellEnd"/>
       <w:r>
@@ -1669,6 +1146,597 @@
     <w:p>
       <w:pPr>
         <w:spacing w:after="0" w:line="360" w:lineRule="auto"/>
+        <w:ind w:firstLine="720"/>
+        <w:jc w:val="both"/>
+        <w:rPr>
+          <w:rFonts w:ascii="Times New Roman" w:eastAsia="Times New Roman" w:hAnsi="Times New Roman" w:cs="Times New Roman"/>
+          <w:shd w:val="clear" w:color="auto" w:fill="C9DAF8"/>
+        </w:rPr>
+      </w:pPr>
+      <w:r>
+        <w:rPr>
+          <w:rFonts w:ascii="Times New Roman" w:eastAsia="Times New Roman" w:hAnsi="Times New Roman" w:cs="Times New Roman"/>
+        </w:rPr>
+        <w:t xml:space="preserve">Mata </w:t>
+      </w:r>
+      <w:proofErr w:type="spellStart"/>
+      <w:r>
+        <w:rPr>
+          <w:rFonts w:ascii="Times New Roman" w:eastAsia="Times New Roman" w:hAnsi="Times New Roman" w:cs="Times New Roman"/>
+        </w:rPr>
+        <w:t>pelajaran</w:t>
+      </w:r>
+      <w:proofErr w:type="spellEnd"/>
+      <w:r>
+        <w:rPr>
+          <w:rFonts w:ascii="Times New Roman" w:eastAsia="Times New Roman" w:hAnsi="Times New Roman" w:cs="Times New Roman"/>
+        </w:rPr>
+        <w:t xml:space="preserve"> </w:t>
+      </w:r>
+      <w:proofErr w:type="spellStart"/>
+      <w:r>
+        <w:rPr>
+          <w:rFonts w:ascii="Times New Roman" w:eastAsia="Times New Roman" w:hAnsi="Times New Roman" w:cs="Times New Roman"/>
+        </w:rPr>
+        <w:t>ini</w:t>
+      </w:r>
+      <w:proofErr w:type="spellEnd"/>
+      <w:r>
+        <w:rPr>
+          <w:rFonts w:ascii="Times New Roman" w:eastAsia="Times New Roman" w:hAnsi="Times New Roman" w:cs="Times New Roman"/>
+        </w:rPr>
+        <w:t xml:space="preserve"> </w:t>
+      </w:r>
+      <w:proofErr w:type="spellStart"/>
+      <w:r>
+        <w:rPr>
+          <w:rFonts w:ascii="Times New Roman" w:eastAsia="Times New Roman" w:hAnsi="Times New Roman" w:cs="Times New Roman"/>
+        </w:rPr>
+        <w:t>membantu</w:t>
+      </w:r>
+      <w:proofErr w:type="spellEnd"/>
+      <w:r>
+        <w:rPr>
+          <w:rFonts w:ascii="Times New Roman" w:eastAsia="Times New Roman" w:hAnsi="Times New Roman" w:cs="Times New Roman"/>
+        </w:rPr>
+        <w:t xml:space="preserve"> </w:t>
+      </w:r>
+      <w:proofErr w:type="spellStart"/>
+      <w:r>
+        <w:rPr>
+          <w:rFonts w:ascii="Times New Roman" w:eastAsia="Times New Roman" w:hAnsi="Times New Roman" w:cs="Times New Roman"/>
+        </w:rPr>
+        <w:t>siswa</w:t>
+      </w:r>
+      <w:proofErr w:type="spellEnd"/>
+      <w:r>
+        <w:rPr>
+          <w:rFonts w:ascii="Times New Roman" w:eastAsia="Times New Roman" w:hAnsi="Times New Roman" w:cs="Times New Roman"/>
+        </w:rPr>
+        <w:t xml:space="preserve"> </w:t>
+      </w:r>
+      <w:proofErr w:type="spellStart"/>
+      <w:r>
+        <w:rPr>
+          <w:rFonts w:ascii="Times New Roman" w:eastAsia="Times New Roman" w:hAnsi="Times New Roman" w:cs="Times New Roman"/>
+        </w:rPr>
+        <w:t>untuk</w:t>
+      </w:r>
+      <w:proofErr w:type="spellEnd"/>
+      <w:r>
+        <w:rPr>
+          <w:rFonts w:ascii="Times New Roman" w:eastAsia="Times New Roman" w:hAnsi="Times New Roman" w:cs="Times New Roman"/>
+        </w:rPr>
+        <w:t xml:space="preserve"> </w:t>
+      </w:r>
+      <w:proofErr w:type="spellStart"/>
+      <w:r>
+        <w:rPr>
+          <w:rFonts w:ascii="Times New Roman" w:eastAsia="Times New Roman" w:hAnsi="Times New Roman" w:cs="Times New Roman"/>
+        </w:rPr>
+        <w:t>berpikir</w:t>
+      </w:r>
+      <w:proofErr w:type="spellEnd"/>
+      <w:r>
+        <w:rPr>
+          <w:rFonts w:ascii="Times New Roman" w:eastAsia="Times New Roman" w:hAnsi="Times New Roman" w:cs="Times New Roman"/>
+        </w:rPr>
+        <w:t xml:space="preserve"> </w:t>
+      </w:r>
+      <w:proofErr w:type="spellStart"/>
+      <w:r>
+        <w:rPr>
+          <w:rFonts w:ascii="Times New Roman" w:eastAsia="Times New Roman" w:hAnsi="Times New Roman" w:cs="Times New Roman"/>
+        </w:rPr>
+        <w:t>logis</w:t>
+      </w:r>
+      <w:proofErr w:type="spellEnd"/>
+      <w:r>
+        <w:rPr>
+          <w:rFonts w:ascii="Times New Roman" w:eastAsia="Times New Roman" w:hAnsi="Times New Roman" w:cs="Times New Roman"/>
+        </w:rPr>
+        <w:t xml:space="preserve">, </w:t>
+      </w:r>
+      <w:proofErr w:type="spellStart"/>
+      <w:r>
+        <w:rPr>
+          <w:rFonts w:ascii="Times New Roman" w:eastAsia="Times New Roman" w:hAnsi="Times New Roman" w:cs="Times New Roman"/>
+        </w:rPr>
+        <w:t>sistematis</w:t>
+      </w:r>
+      <w:proofErr w:type="spellEnd"/>
+      <w:r>
+        <w:rPr>
+          <w:rFonts w:ascii="Times New Roman" w:eastAsia="Times New Roman" w:hAnsi="Times New Roman" w:cs="Times New Roman"/>
+        </w:rPr>
+        <w:t xml:space="preserve">, dan </w:t>
+      </w:r>
+      <w:proofErr w:type="spellStart"/>
+      <w:r>
+        <w:rPr>
+          <w:rFonts w:ascii="Times New Roman" w:eastAsia="Times New Roman" w:hAnsi="Times New Roman" w:cs="Times New Roman"/>
+        </w:rPr>
+        <w:t>kreatif</w:t>
+      </w:r>
+      <w:proofErr w:type="spellEnd"/>
+      <w:r>
+        <w:rPr>
+          <w:rFonts w:ascii="Times New Roman" w:eastAsia="Times New Roman" w:hAnsi="Times New Roman" w:cs="Times New Roman"/>
+        </w:rPr>
+        <w:t xml:space="preserve">, </w:t>
+      </w:r>
+      <w:proofErr w:type="spellStart"/>
+      <w:r>
+        <w:rPr>
+          <w:rFonts w:ascii="Times New Roman" w:eastAsia="Times New Roman" w:hAnsi="Times New Roman" w:cs="Times New Roman"/>
+        </w:rPr>
+        <w:t>sebagaimana</w:t>
+      </w:r>
+      <w:proofErr w:type="spellEnd"/>
+      <w:r>
+        <w:rPr>
+          <w:rFonts w:ascii="Times New Roman" w:eastAsia="Times New Roman" w:hAnsi="Times New Roman" w:cs="Times New Roman"/>
+        </w:rPr>
+        <w:t xml:space="preserve"> </w:t>
+      </w:r>
+      <w:proofErr w:type="spellStart"/>
+      <w:r>
+        <w:rPr>
+          <w:rFonts w:ascii="Times New Roman" w:eastAsia="Times New Roman" w:hAnsi="Times New Roman" w:cs="Times New Roman"/>
+        </w:rPr>
+        <w:t>cara</w:t>
+      </w:r>
+      <w:proofErr w:type="spellEnd"/>
+      <w:r>
+        <w:rPr>
+          <w:rFonts w:ascii="Times New Roman" w:eastAsia="Times New Roman" w:hAnsi="Times New Roman" w:cs="Times New Roman"/>
+        </w:rPr>
+        <w:t xml:space="preserve"> </w:t>
+      </w:r>
+      <w:proofErr w:type="spellStart"/>
+      <w:r>
+        <w:rPr>
+          <w:rFonts w:ascii="Times New Roman" w:eastAsia="Times New Roman" w:hAnsi="Times New Roman" w:cs="Times New Roman"/>
+        </w:rPr>
+        <w:t>seorang</w:t>
+      </w:r>
+      <w:proofErr w:type="spellEnd"/>
+      <w:r>
+        <w:rPr>
+          <w:rFonts w:ascii="Times New Roman" w:eastAsia="Times New Roman" w:hAnsi="Times New Roman" w:cs="Times New Roman"/>
+        </w:rPr>
+        <w:t xml:space="preserve"> programmer </w:t>
+      </w:r>
+      <w:proofErr w:type="spellStart"/>
+      <w:r>
+        <w:rPr>
+          <w:rFonts w:ascii="Times New Roman" w:eastAsia="Times New Roman" w:hAnsi="Times New Roman" w:cs="Times New Roman"/>
+        </w:rPr>
+        <w:t>berpikir</w:t>
+      </w:r>
+      <w:proofErr w:type="spellEnd"/>
+      <w:r>
+        <w:rPr>
+          <w:rFonts w:ascii="Times New Roman" w:eastAsia="Times New Roman" w:hAnsi="Times New Roman" w:cs="Times New Roman"/>
+        </w:rPr>
+        <w:t xml:space="preserve">, </w:t>
+      </w:r>
+      <w:proofErr w:type="spellStart"/>
+      <w:r>
+        <w:rPr>
+          <w:rFonts w:ascii="Times New Roman" w:eastAsia="Times New Roman" w:hAnsi="Times New Roman" w:cs="Times New Roman"/>
+        </w:rPr>
+        <w:t>melalui</w:t>
+      </w:r>
+      <w:proofErr w:type="spellEnd"/>
+      <w:r>
+        <w:rPr>
+          <w:rFonts w:ascii="Times New Roman" w:eastAsia="Times New Roman" w:hAnsi="Times New Roman" w:cs="Times New Roman"/>
+        </w:rPr>
+        <w:t xml:space="preserve"> </w:t>
+      </w:r>
+      <w:proofErr w:type="spellStart"/>
+      <w:r>
+        <w:rPr>
+          <w:rFonts w:ascii="Times New Roman" w:eastAsia="Times New Roman" w:hAnsi="Times New Roman" w:cs="Times New Roman"/>
+        </w:rPr>
+        <w:t>kegiatan</w:t>
+      </w:r>
+      <w:proofErr w:type="spellEnd"/>
+      <w:r>
+        <w:rPr>
+          <w:rFonts w:ascii="Times New Roman" w:eastAsia="Times New Roman" w:hAnsi="Times New Roman" w:cs="Times New Roman"/>
+        </w:rPr>
+        <w:t xml:space="preserve"> yang </w:t>
+      </w:r>
+      <w:proofErr w:type="spellStart"/>
+      <w:r>
+        <w:rPr>
+          <w:rFonts w:ascii="Times New Roman" w:eastAsia="Times New Roman" w:hAnsi="Times New Roman" w:cs="Times New Roman"/>
+        </w:rPr>
+        <w:t>menantang</w:t>
+      </w:r>
+      <w:proofErr w:type="spellEnd"/>
+      <w:r>
+        <w:rPr>
+          <w:rFonts w:ascii="Times New Roman" w:eastAsia="Times New Roman" w:hAnsi="Times New Roman" w:cs="Times New Roman"/>
+        </w:rPr>
+        <w:t xml:space="preserve"> </w:t>
+      </w:r>
+      <w:proofErr w:type="spellStart"/>
+      <w:r>
+        <w:rPr>
+          <w:rFonts w:ascii="Times New Roman" w:eastAsia="Times New Roman" w:hAnsi="Times New Roman" w:cs="Times New Roman"/>
+        </w:rPr>
+        <w:t>seperti</w:t>
+      </w:r>
+      <w:proofErr w:type="spellEnd"/>
+      <w:r>
+        <w:rPr>
+          <w:rFonts w:ascii="Times New Roman" w:eastAsia="Times New Roman" w:hAnsi="Times New Roman" w:cs="Times New Roman"/>
+        </w:rPr>
+        <w:t xml:space="preserve"> </w:t>
+      </w:r>
+      <w:proofErr w:type="spellStart"/>
+      <w:r>
+        <w:rPr>
+          <w:rFonts w:ascii="Times New Roman" w:eastAsia="Times New Roman" w:hAnsi="Times New Roman" w:cs="Times New Roman"/>
+        </w:rPr>
+        <w:t>membuat</w:t>
+      </w:r>
+      <w:proofErr w:type="spellEnd"/>
+      <w:r>
+        <w:rPr>
+          <w:rFonts w:ascii="Times New Roman" w:eastAsia="Times New Roman" w:hAnsi="Times New Roman" w:cs="Times New Roman"/>
+        </w:rPr>
+        <w:t xml:space="preserve"> </w:t>
+      </w:r>
+      <w:proofErr w:type="spellStart"/>
+      <w:r>
+        <w:rPr>
+          <w:rFonts w:ascii="Times New Roman" w:eastAsia="Times New Roman" w:hAnsi="Times New Roman" w:cs="Times New Roman"/>
+        </w:rPr>
+        <w:t>aplikasi</w:t>
+      </w:r>
+      <w:proofErr w:type="spellEnd"/>
+      <w:r>
+        <w:rPr>
+          <w:rFonts w:ascii="Times New Roman" w:eastAsia="Times New Roman" w:hAnsi="Times New Roman" w:cs="Times New Roman"/>
+        </w:rPr>
+        <w:t xml:space="preserve"> </w:t>
+      </w:r>
+      <w:proofErr w:type="spellStart"/>
+      <w:r>
+        <w:rPr>
+          <w:rFonts w:ascii="Times New Roman" w:eastAsia="Times New Roman" w:hAnsi="Times New Roman" w:cs="Times New Roman"/>
+        </w:rPr>
+        <w:t>sederhana</w:t>
+      </w:r>
+      <w:proofErr w:type="spellEnd"/>
+      <w:r>
+        <w:rPr>
+          <w:rFonts w:ascii="Times New Roman" w:eastAsia="Times New Roman" w:hAnsi="Times New Roman" w:cs="Times New Roman"/>
+        </w:rPr>
+        <w:t xml:space="preserve">, </w:t>
+      </w:r>
+      <w:proofErr w:type="spellStart"/>
+      <w:r>
+        <w:rPr>
+          <w:rFonts w:ascii="Times New Roman" w:eastAsia="Times New Roman" w:hAnsi="Times New Roman" w:cs="Times New Roman"/>
+        </w:rPr>
+        <w:t>mengolah</w:t>
+      </w:r>
+      <w:proofErr w:type="spellEnd"/>
+      <w:r>
+        <w:rPr>
+          <w:rFonts w:ascii="Times New Roman" w:eastAsia="Times New Roman" w:hAnsi="Times New Roman" w:cs="Times New Roman"/>
+        </w:rPr>
+        <w:t xml:space="preserve"> input data, </w:t>
+      </w:r>
+      <w:proofErr w:type="spellStart"/>
+      <w:r>
+        <w:rPr>
+          <w:rFonts w:ascii="Times New Roman" w:eastAsia="Times New Roman" w:hAnsi="Times New Roman" w:cs="Times New Roman"/>
+        </w:rPr>
+        <w:t>serta</w:t>
+      </w:r>
+      <w:proofErr w:type="spellEnd"/>
+      <w:r>
+        <w:rPr>
+          <w:rFonts w:ascii="Times New Roman" w:eastAsia="Times New Roman" w:hAnsi="Times New Roman" w:cs="Times New Roman"/>
+        </w:rPr>
+        <w:t xml:space="preserve"> </w:t>
+      </w:r>
+      <w:proofErr w:type="spellStart"/>
+      <w:r>
+        <w:rPr>
+          <w:rFonts w:ascii="Times New Roman" w:eastAsia="Times New Roman" w:hAnsi="Times New Roman" w:cs="Times New Roman"/>
+        </w:rPr>
+        <w:t>memahami</w:t>
+      </w:r>
+      <w:proofErr w:type="spellEnd"/>
+      <w:r>
+        <w:rPr>
+          <w:rFonts w:ascii="Times New Roman" w:eastAsia="Times New Roman" w:hAnsi="Times New Roman" w:cs="Times New Roman"/>
+        </w:rPr>
+        <w:t xml:space="preserve"> </w:t>
+      </w:r>
+      <w:proofErr w:type="spellStart"/>
+      <w:r>
+        <w:rPr>
+          <w:rFonts w:ascii="Times New Roman" w:eastAsia="Times New Roman" w:hAnsi="Times New Roman" w:cs="Times New Roman"/>
+        </w:rPr>
+        <w:t>alur</w:t>
+      </w:r>
+      <w:proofErr w:type="spellEnd"/>
+      <w:r>
+        <w:rPr>
+          <w:rFonts w:ascii="Times New Roman" w:eastAsia="Times New Roman" w:hAnsi="Times New Roman" w:cs="Times New Roman"/>
+        </w:rPr>
+        <w:t xml:space="preserve"> </w:t>
+      </w:r>
+      <w:proofErr w:type="spellStart"/>
+      <w:r>
+        <w:rPr>
+          <w:rFonts w:ascii="Times New Roman" w:eastAsia="Times New Roman" w:hAnsi="Times New Roman" w:cs="Times New Roman"/>
+        </w:rPr>
+        <w:t>logika</w:t>
+      </w:r>
+      <w:proofErr w:type="spellEnd"/>
+      <w:r>
+        <w:rPr>
+          <w:rFonts w:ascii="Times New Roman" w:eastAsia="Times New Roman" w:hAnsi="Times New Roman" w:cs="Times New Roman"/>
+        </w:rPr>
+        <w:t xml:space="preserve"> </w:t>
+      </w:r>
+      <w:proofErr w:type="spellStart"/>
+      <w:r>
+        <w:rPr>
+          <w:rFonts w:ascii="Times New Roman" w:eastAsia="Times New Roman" w:hAnsi="Times New Roman" w:cs="Times New Roman"/>
+        </w:rPr>
+        <w:t>dalam</w:t>
+      </w:r>
+      <w:proofErr w:type="spellEnd"/>
+      <w:r>
+        <w:rPr>
+          <w:rFonts w:ascii="Times New Roman" w:eastAsia="Times New Roman" w:hAnsi="Times New Roman" w:cs="Times New Roman"/>
+        </w:rPr>
+        <w:t xml:space="preserve"> </w:t>
+      </w:r>
+      <w:proofErr w:type="spellStart"/>
+      <w:r>
+        <w:rPr>
+          <w:rFonts w:ascii="Times New Roman" w:eastAsia="Times New Roman" w:hAnsi="Times New Roman" w:cs="Times New Roman"/>
+        </w:rPr>
+        <w:t>pemrograman</w:t>
+      </w:r>
+      <w:proofErr w:type="spellEnd"/>
+      <w:r>
+        <w:rPr>
+          <w:rFonts w:ascii="Times New Roman" w:eastAsia="Times New Roman" w:hAnsi="Times New Roman" w:cs="Times New Roman"/>
+        </w:rPr>
+        <w:t xml:space="preserve">. </w:t>
+      </w:r>
+      <w:proofErr w:type="spellStart"/>
+      <w:r>
+        <w:rPr>
+          <w:rFonts w:ascii="Times New Roman" w:eastAsia="Times New Roman" w:hAnsi="Times New Roman" w:cs="Times New Roman"/>
+        </w:rPr>
+        <w:t>Selain</w:t>
+      </w:r>
+      <w:proofErr w:type="spellEnd"/>
+      <w:r>
+        <w:rPr>
+          <w:rFonts w:ascii="Times New Roman" w:eastAsia="Times New Roman" w:hAnsi="Times New Roman" w:cs="Times New Roman"/>
+        </w:rPr>
+        <w:t xml:space="preserve"> </w:t>
+      </w:r>
+      <w:proofErr w:type="spellStart"/>
+      <w:r>
+        <w:rPr>
+          <w:rFonts w:ascii="Times New Roman" w:eastAsia="Times New Roman" w:hAnsi="Times New Roman" w:cs="Times New Roman"/>
+        </w:rPr>
+        <w:t>itu</w:t>
+      </w:r>
+      <w:proofErr w:type="spellEnd"/>
+      <w:r>
+        <w:rPr>
+          <w:rFonts w:ascii="Times New Roman" w:eastAsia="Times New Roman" w:hAnsi="Times New Roman" w:cs="Times New Roman"/>
+        </w:rPr>
+        <w:t xml:space="preserve">, </w:t>
+      </w:r>
+      <w:proofErr w:type="spellStart"/>
+      <w:r>
+        <w:rPr>
+          <w:rFonts w:ascii="Times New Roman" w:eastAsia="Times New Roman" w:hAnsi="Times New Roman" w:cs="Times New Roman"/>
+        </w:rPr>
+        <w:t>pembelajaran</w:t>
+      </w:r>
+      <w:proofErr w:type="spellEnd"/>
+      <w:r>
+        <w:rPr>
+          <w:rFonts w:ascii="Times New Roman" w:eastAsia="Times New Roman" w:hAnsi="Times New Roman" w:cs="Times New Roman"/>
+        </w:rPr>
+        <w:t xml:space="preserve"> </w:t>
+      </w:r>
+      <w:proofErr w:type="spellStart"/>
+      <w:r>
+        <w:rPr>
+          <w:rFonts w:ascii="Times New Roman" w:eastAsia="Times New Roman" w:hAnsi="Times New Roman" w:cs="Times New Roman"/>
+        </w:rPr>
+        <w:t>ini</w:t>
+      </w:r>
+      <w:proofErr w:type="spellEnd"/>
+      <w:r>
+        <w:rPr>
+          <w:rFonts w:ascii="Times New Roman" w:eastAsia="Times New Roman" w:hAnsi="Times New Roman" w:cs="Times New Roman"/>
+        </w:rPr>
+        <w:t xml:space="preserve"> </w:t>
+      </w:r>
+      <w:proofErr w:type="spellStart"/>
+      <w:r>
+        <w:rPr>
+          <w:rFonts w:ascii="Times New Roman" w:eastAsia="Times New Roman" w:hAnsi="Times New Roman" w:cs="Times New Roman"/>
+        </w:rPr>
+        <w:t>menggunakan</w:t>
+      </w:r>
+      <w:proofErr w:type="spellEnd"/>
+      <w:r>
+        <w:rPr>
+          <w:rFonts w:ascii="Times New Roman" w:eastAsia="Times New Roman" w:hAnsi="Times New Roman" w:cs="Times New Roman"/>
+        </w:rPr>
+        <w:t xml:space="preserve"> </w:t>
+      </w:r>
+      <w:proofErr w:type="spellStart"/>
+      <w:r>
+        <w:rPr>
+          <w:rFonts w:ascii="Times New Roman" w:eastAsia="Times New Roman" w:hAnsi="Times New Roman" w:cs="Times New Roman"/>
+        </w:rPr>
+        <w:t>pendekatan</w:t>
+      </w:r>
+      <w:proofErr w:type="spellEnd"/>
+      <w:r>
+        <w:rPr>
+          <w:rFonts w:ascii="Times New Roman" w:eastAsia="Times New Roman" w:hAnsi="Times New Roman" w:cs="Times New Roman"/>
+        </w:rPr>
+        <w:t xml:space="preserve"> STEAM </w:t>
+      </w:r>
+      <w:proofErr w:type="spellStart"/>
+      <w:r>
+        <w:rPr>
+          <w:rFonts w:ascii="Times New Roman" w:eastAsia="Times New Roman" w:hAnsi="Times New Roman" w:cs="Times New Roman"/>
+        </w:rPr>
+        <w:t>sehingga</w:t>
+      </w:r>
+      <w:proofErr w:type="spellEnd"/>
+      <w:r>
+        <w:rPr>
+          <w:rFonts w:ascii="Times New Roman" w:eastAsia="Times New Roman" w:hAnsi="Times New Roman" w:cs="Times New Roman"/>
+        </w:rPr>
+        <w:t xml:space="preserve"> </w:t>
+      </w:r>
+      <w:proofErr w:type="spellStart"/>
+      <w:r>
+        <w:rPr>
+          <w:rFonts w:ascii="Times New Roman" w:eastAsia="Times New Roman" w:hAnsi="Times New Roman" w:cs="Times New Roman"/>
+        </w:rPr>
+        <w:t>siswa</w:t>
+      </w:r>
+      <w:proofErr w:type="spellEnd"/>
+      <w:r>
+        <w:rPr>
+          <w:rFonts w:ascii="Times New Roman" w:eastAsia="Times New Roman" w:hAnsi="Times New Roman" w:cs="Times New Roman"/>
+        </w:rPr>
+        <w:t xml:space="preserve"> juga </w:t>
+      </w:r>
+      <w:proofErr w:type="spellStart"/>
+      <w:r>
+        <w:rPr>
+          <w:rFonts w:ascii="Times New Roman" w:eastAsia="Times New Roman" w:hAnsi="Times New Roman" w:cs="Times New Roman"/>
+        </w:rPr>
+        <w:t>memperoleh</w:t>
+      </w:r>
+      <w:proofErr w:type="spellEnd"/>
+      <w:r>
+        <w:rPr>
+          <w:rFonts w:ascii="Times New Roman" w:eastAsia="Times New Roman" w:hAnsi="Times New Roman" w:cs="Times New Roman"/>
+        </w:rPr>
+        <w:t xml:space="preserve"> </w:t>
+      </w:r>
+      <w:proofErr w:type="spellStart"/>
+      <w:r>
+        <w:rPr>
+          <w:rFonts w:ascii="Times New Roman" w:eastAsia="Times New Roman" w:hAnsi="Times New Roman" w:cs="Times New Roman"/>
+        </w:rPr>
+        <w:t>wawasan</w:t>
+      </w:r>
+      <w:proofErr w:type="spellEnd"/>
+      <w:r>
+        <w:rPr>
+          <w:rFonts w:ascii="Times New Roman" w:eastAsia="Times New Roman" w:hAnsi="Times New Roman" w:cs="Times New Roman"/>
+        </w:rPr>
+        <w:t xml:space="preserve"> yang </w:t>
+      </w:r>
+      <w:proofErr w:type="spellStart"/>
+      <w:r>
+        <w:rPr>
+          <w:rFonts w:ascii="Times New Roman" w:eastAsia="Times New Roman" w:hAnsi="Times New Roman" w:cs="Times New Roman"/>
+        </w:rPr>
+        <w:t>terintegrasi</w:t>
+      </w:r>
+      <w:proofErr w:type="spellEnd"/>
+      <w:r>
+        <w:rPr>
+          <w:rFonts w:ascii="Times New Roman" w:eastAsia="Times New Roman" w:hAnsi="Times New Roman" w:cs="Times New Roman"/>
+        </w:rPr>
+        <w:t xml:space="preserve"> </w:t>
+      </w:r>
+      <w:proofErr w:type="spellStart"/>
+      <w:r>
+        <w:rPr>
+          <w:rFonts w:ascii="Times New Roman" w:eastAsia="Times New Roman" w:hAnsi="Times New Roman" w:cs="Times New Roman"/>
+        </w:rPr>
+        <w:t>dengan</w:t>
+      </w:r>
+      <w:proofErr w:type="spellEnd"/>
+      <w:r>
+        <w:rPr>
+          <w:rFonts w:ascii="Times New Roman" w:eastAsia="Times New Roman" w:hAnsi="Times New Roman" w:cs="Times New Roman"/>
+        </w:rPr>
+        <w:t xml:space="preserve"> </w:t>
+      </w:r>
+      <w:proofErr w:type="spellStart"/>
+      <w:r>
+        <w:rPr>
+          <w:rFonts w:ascii="Times New Roman" w:eastAsia="Times New Roman" w:hAnsi="Times New Roman" w:cs="Times New Roman"/>
+        </w:rPr>
+        <w:t>kehidupan</w:t>
+      </w:r>
+      <w:proofErr w:type="spellEnd"/>
+      <w:r>
+        <w:rPr>
+          <w:rFonts w:ascii="Times New Roman" w:eastAsia="Times New Roman" w:hAnsi="Times New Roman" w:cs="Times New Roman"/>
+        </w:rPr>
+        <w:t xml:space="preserve"> </w:t>
+      </w:r>
+      <w:proofErr w:type="spellStart"/>
+      <w:r>
+        <w:rPr>
+          <w:rFonts w:ascii="Times New Roman" w:eastAsia="Times New Roman" w:hAnsi="Times New Roman" w:cs="Times New Roman"/>
+        </w:rPr>
+        <w:t>sehari-hari</w:t>
+      </w:r>
+      <w:proofErr w:type="spellEnd"/>
+      <w:r>
+        <w:rPr>
+          <w:rFonts w:ascii="Times New Roman" w:eastAsia="Times New Roman" w:hAnsi="Times New Roman" w:cs="Times New Roman"/>
+        </w:rPr>
+        <w:t>.</w:t>
+      </w:r>
+    </w:p>
+    <w:p>
+      <w:pPr>
+        <w:spacing w:after="0" w:line="360" w:lineRule="auto"/>
         <w:rPr>
           <w:rFonts w:ascii="Times New Roman" w:eastAsia="Times New Roman" w:hAnsi="Times New Roman" w:cs="Times New Roman"/>
         </w:rPr>
@@ -1751,32 +1819,40 @@
         </w:rPr>
         <w:t xml:space="preserve"> oleh </w:t>
       </w:r>
-      <w:proofErr w:type="spellStart"/>
       <w:r>
         <w:rPr>
           <w:rFonts w:ascii="Times New Roman" w:eastAsia="Times New Roman" w:hAnsi="Times New Roman" w:cs="Times New Roman"/>
           <w:b/>
           <w:bCs/>
         </w:rPr>
-        <w:t>siswa</w:t>
-      </w:r>
-      <w:proofErr w:type="spellEnd"/>
+        <w:t xml:space="preserve">Neal </w:t>
+      </w:r>
+      <w:proofErr w:type="spellStart"/>
       <w:r>
         <w:rPr>
           <w:rFonts w:ascii="Times New Roman" w:eastAsia="Times New Roman" w:hAnsi="Times New Roman" w:cs="Times New Roman"/>
           <w:b/>
           <w:bCs/>
         </w:rPr>
-        <w:t>/</w:t>
-      </w:r>
-      <w:proofErr w:type="spellStart"/>
+        <w:t>Nugraha</w:t>
+      </w:r>
+      <w:proofErr w:type="spellEnd"/>
       <w:r>
         <w:rPr>
           <w:rFonts w:ascii="Times New Roman" w:eastAsia="Times New Roman" w:hAnsi="Times New Roman" w:cs="Times New Roman"/>
           <w:b/>
           <w:bCs/>
         </w:rPr>
-        <w:t>i</w:t>
+        <w:t xml:space="preserve"> </w:t>
+      </w:r>
+      <w:proofErr w:type="spellStart"/>
+      <w:r>
+        <w:rPr>
+          <w:rFonts w:ascii="Times New Roman" w:eastAsia="Times New Roman" w:hAnsi="Times New Roman" w:cs="Times New Roman"/>
+          <w:b/>
+          <w:bCs/>
+        </w:rPr>
+        <w:t>Girsang</w:t>
       </w:r>
       <w:proofErr w:type="spellEnd"/>
       <w:r>
@@ -1882,11 +1958,19 @@
                 <w:rFonts w:ascii="Times New Roman" w:eastAsia="Times New Roman" w:hAnsi="Times New Roman" w:cs="Times New Roman"/>
               </w:rPr>
             </w:pPr>
-            <w:r>
-              <w:rPr>
-                <w:rFonts w:ascii="Times New Roman" w:eastAsia="Times New Roman" w:hAnsi="Times New Roman" w:cs="Times New Roman"/>
-              </w:rPr>
-              <w:t>Maze Game</w:t>
+            <w:proofErr w:type="spellStart"/>
+            <w:r>
+              <w:rPr>
+                <w:rFonts w:ascii="Times New Roman" w:eastAsia="Times New Roman" w:hAnsi="Times New Roman" w:cs="Times New Roman"/>
+              </w:rPr>
+              <w:t>Tkinter</w:t>
+            </w:r>
+            <w:proofErr w:type="spellEnd"/>
+            <w:r>
+              <w:rPr>
+                <w:rFonts w:ascii="Times New Roman" w:eastAsia="Times New Roman" w:hAnsi="Times New Roman" w:cs="Times New Roman"/>
+              </w:rPr>
+              <w:t xml:space="preserve"> Introduction</w:t>
             </w:r>
           </w:p>
         </w:tc>
@@ -1926,7 +2010,7 @@
               <w:rPr>
                 <w:rFonts w:ascii="Times New Roman" w:eastAsia="Times New Roman" w:hAnsi="Times New Roman" w:cs="Times New Roman"/>
               </w:rPr>
-              <w:t>permainan</w:t>
+              <w:t>Pengenalan</w:t>
             </w:r>
             <w:proofErr w:type="spellEnd"/>
             <w:r>
@@ -1940,7 +2024,7 @@
               <w:rPr>
                 <w:rFonts w:ascii="Times New Roman" w:eastAsia="Times New Roman" w:hAnsi="Times New Roman" w:cs="Times New Roman"/>
               </w:rPr>
-              <w:t>labirin</w:t>
+              <w:t>dasar</w:t>
             </w:r>
             <w:proofErr w:type="spellEnd"/>
             <w:r>
@@ -1954,7 +2038,7 @@
               <w:rPr>
                 <w:rFonts w:ascii="Times New Roman" w:eastAsia="Times New Roman" w:hAnsi="Times New Roman" w:cs="Times New Roman"/>
               </w:rPr>
-              <w:t>tiga</w:t>
+              <w:t>pembuatan</w:t>
             </w:r>
             <w:proofErr w:type="spellEnd"/>
             <w:r>
@@ -1968,27 +2052,55 @@
               <w:rPr>
                 <w:rFonts w:ascii="Times New Roman" w:eastAsia="Times New Roman" w:hAnsi="Times New Roman" w:cs="Times New Roman"/>
               </w:rPr>
-              <w:t>dimensi</w:t>
+              <w:t>aplikasi</w:t>
             </w:r>
             <w:proofErr w:type="spellEnd"/>
             <w:r>
               <w:rPr>
                 <w:rFonts w:ascii="Times New Roman" w:eastAsia="Times New Roman" w:hAnsi="Times New Roman" w:cs="Times New Roman"/>
               </w:rPr>
-              <w:t xml:space="preserve"> di mana </w:t>
+              <w:t xml:space="preserve"> GUI </w:t>
             </w:r>
             <w:proofErr w:type="spellStart"/>
             <w:r>
               <w:rPr>
                 <w:rFonts w:ascii="Times New Roman" w:eastAsia="Times New Roman" w:hAnsi="Times New Roman" w:cs="Times New Roman"/>
               </w:rPr>
-              <w:t>pemain</w:t>
+              <w:t>menggunakan</w:t>
             </w:r>
             <w:proofErr w:type="spellEnd"/>
             <w:r>
               <w:rPr>
                 <w:rFonts w:ascii="Times New Roman" w:eastAsia="Times New Roman" w:hAnsi="Times New Roman" w:cs="Times New Roman"/>
               </w:rPr>
+              <w:t xml:space="preserve"> Python </w:t>
+            </w:r>
+            <w:proofErr w:type="spellStart"/>
+            <w:r>
+              <w:rPr>
+                <w:rFonts w:ascii="Times New Roman" w:eastAsia="Times New Roman" w:hAnsi="Times New Roman" w:cs="Times New Roman"/>
+              </w:rPr>
+              <w:t>Tkinter</w:t>
+            </w:r>
+            <w:proofErr w:type="spellEnd"/>
+            <w:r>
+              <w:rPr>
+                <w:rFonts w:ascii="Times New Roman" w:eastAsia="Times New Roman" w:hAnsi="Times New Roman" w:cs="Times New Roman"/>
+              </w:rPr>
+              <w:t xml:space="preserve">, </w:t>
+            </w:r>
+            <w:proofErr w:type="spellStart"/>
+            <w:r>
+              <w:rPr>
+                <w:rFonts w:ascii="Times New Roman" w:eastAsia="Times New Roman" w:hAnsi="Times New Roman" w:cs="Times New Roman"/>
+              </w:rPr>
+              <w:t>meliputi</w:t>
+            </w:r>
+            <w:proofErr w:type="spellEnd"/>
+            <w:r>
+              <w:rPr>
+                <w:rFonts w:ascii="Times New Roman" w:eastAsia="Times New Roman" w:hAnsi="Times New Roman" w:cs="Times New Roman"/>
+              </w:rPr>
               <w:t xml:space="preserve"> </w:t>
             </w:r>
             <w:proofErr w:type="spellStart"/>
@@ -1996,13 +2108,27 @@
               <w:rPr>
                 <w:rFonts w:ascii="Times New Roman" w:eastAsia="Times New Roman" w:hAnsi="Times New Roman" w:cs="Times New Roman"/>
               </w:rPr>
-              <w:t>mengarahkan</w:t>
+              <w:t>pembuatan</w:t>
             </w:r>
             <w:proofErr w:type="spellEnd"/>
             <w:r>
               <w:rPr>
                 <w:rFonts w:ascii="Times New Roman" w:eastAsia="Times New Roman" w:hAnsi="Times New Roman" w:cs="Times New Roman"/>
               </w:rPr>
+              <w:t xml:space="preserve"> window, </w:t>
+            </w:r>
+            <w:proofErr w:type="spellStart"/>
+            <w:r>
+              <w:rPr>
+                <w:rFonts w:ascii="Times New Roman" w:eastAsia="Times New Roman" w:hAnsi="Times New Roman" w:cs="Times New Roman"/>
+              </w:rPr>
+              <w:t>penggunaan</w:t>
+            </w:r>
+            <w:proofErr w:type="spellEnd"/>
+            <w:r>
+              <w:rPr>
+                <w:rFonts w:ascii="Times New Roman" w:eastAsia="Times New Roman" w:hAnsi="Times New Roman" w:cs="Times New Roman"/>
+              </w:rPr>
               <w:t xml:space="preserve"> </w:t>
             </w:r>
             <w:proofErr w:type="spellStart"/>
@@ -2010,13 +2136,55 @@
               <w:rPr>
                 <w:rFonts w:ascii="Times New Roman" w:eastAsia="Times New Roman" w:hAnsi="Times New Roman" w:cs="Times New Roman"/>
               </w:rPr>
-              <w:t>karakter</w:t>
+              <w:t>berbagai</w:t>
             </w:r>
             <w:proofErr w:type="spellEnd"/>
             <w:r>
               <w:rPr>
                 <w:rFonts w:ascii="Times New Roman" w:eastAsia="Times New Roman" w:hAnsi="Times New Roman" w:cs="Times New Roman"/>
               </w:rPr>
+              <w:t xml:space="preserve"> widget </w:t>
+            </w:r>
+            <w:proofErr w:type="spellStart"/>
+            <w:r>
+              <w:rPr>
+                <w:rFonts w:ascii="Times New Roman" w:eastAsia="Times New Roman" w:hAnsi="Times New Roman" w:cs="Times New Roman"/>
+              </w:rPr>
+              <w:t>seperti</w:t>
+            </w:r>
+            <w:proofErr w:type="spellEnd"/>
+            <w:r>
+              <w:rPr>
+                <w:rFonts w:ascii="Times New Roman" w:eastAsia="Times New Roman" w:hAnsi="Times New Roman" w:cs="Times New Roman"/>
+              </w:rPr>
+              <w:t xml:space="preserve"> button, label, entry, checkbox, </w:t>
+            </w:r>
+            <w:proofErr w:type="spellStart"/>
+            <w:r>
+              <w:rPr>
+                <w:rFonts w:ascii="Times New Roman" w:eastAsia="Times New Roman" w:hAnsi="Times New Roman" w:cs="Times New Roman"/>
+              </w:rPr>
+              <w:t>listbox</w:t>
+            </w:r>
+            <w:proofErr w:type="spellEnd"/>
+            <w:r>
+              <w:rPr>
+                <w:rFonts w:ascii="Times New Roman" w:eastAsia="Times New Roman" w:hAnsi="Times New Roman" w:cs="Times New Roman"/>
+              </w:rPr>
+              <w:t xml:space="preserve">, </w:t>
+            </w:r>
+            <w:proofErr w:type="spellStart"/>
+            <w:r>
+              <w:rPr>
+                <w:rFonts w:ascii="Times New Roman" w:eastAsia="Times New Roman" w:hAnsi="Times New Roman" w:cs="Times New Roman"/>
+              </w:rPr>
+              <w:t>serta</w:t>
+            </w:r>
+            <w:proofErr w:type="spellEnd"/>
+            <w:r>
+              <w:rPr>
+                <w:rFonts w:ascii="Times New Roman" w:eastAsia="Times New Roman" w:hAnsi="Times New Roman" w:cs="Times New Roman"/>
+              </w:rPr>
               <w:t xml:space="preserve"> </w:t>
             </w:r>
             <w:proofErr w:type="spellStart"/>
@@ -2024,140 +2192,34 @@
               <w:rPr>
                 <w:rFonts w:ascii="Times New Roman" w:eastAsia="Times New Roman" w:hAnsi="Times New Roman" w:cs="Times New Roman"/>
               </w:rPr>
-              <w:t>untuk</w:t>
+              <w:t>pengaturan</w:t>
             </w:r>
             <w:proofErr w:type="spellEnd"/>
             <w:r>
               <w:rPr>
                 <w:rFonts w:ascii="Times New Roman" w:eastAsia="Times New Roman" w:hAnsi="Times New Roman" w:cs="Times New Roman"/>
               </w:rPr>
-              <w:t xml:space="preserve"> </w:t>
+              <w:t xml:space="preserve"> layout </w:t>
             </w:r>
             <w:proofErr w:type="spellStart"/>
             <w:r>
               <w:rPr>
                 <w:rFonts w:ascii="Times New Roman" w:eastAsia="Times New Roman" w:hAnsi="Times New Roman" w:cs="Times New Roman"/>
               </w:rPr>
-              <w:t>menemukan</w:t>
+              <w:t>menggunakan</w:t>
             </w:r>
             <w:proofErr w:type="spellEnd"/>
             <w:r>
               <w:rPr>
                 <w:rFonts w:ascii="Times New Roman" w:eastAsia="Times New Roman" w:hAnsi="Times New Roman" w:cs="Times New Roman"/>
               </w:rPr>
-              <w:t xml:space="preserve"> </w:t>
-            </w:r>
-            <w:proofErr w:type="spellStart"/>
-            <w:r>
-              <w:rPr>
-                <w:rFonts w:ascii="Times New Roman" w:eastAsia="Times New Roman" w:hAnsi="Times New Roman" w:cs="Times New Roman"/>
-              </w:rPr>
-              <w:t>jalan</w:t>
-            </w:r>
-            <w:proofErr w:type="spellEnd"/>
-            <w:r>
-              <w:rPr>
-                <w:rFonts w:ascii="Times New Roman" w:eastAsia="Times New Roman" w:hAnsi="Times New Roman" w:cs="Times New Roman"/>
-              </w:rPr>
-              <w:t xml:space="preserve"> </w:t>
-            </w:r>
-            <w:proofErr w:type="spellStart"/>
-            <w:r>
-              <w:rPr>
-                <w:rFonts w:ascii="Times New Roman" w:eastAsia="Times New Roman" w:hAnsi="Times New Roman" w:cs="Times New Roman"/>
-              </w:rPr>
-              <w:t>keluar</w:t>
-            </w:r>
-            <w:proofErr w:type="spellEnd"/>
-            <w:r>
-              <w:rPr>
-                <w:rFonts w:ascii="Times New Roman" w:eastAsia="Times New Roman" w:hAnsi="Times New Roman" w:cs="Times New Roman"/>
-              </w:rPr>
-              <w:t xml:space="preserve">, </w:t>
-            </w:r>
-            <w:proofErr w:type="spellStart"/>
-            <w:r>
-              <w:rPr>
-                <w:rFonts w:ascii="Times New Roman" w:eastAsia="Times New Roman" w:hAnsi="Times New Roman" w:cs="Times New Roman"/>
-              </w:rPr>
-              <w:t>sambil</w:t>
-            </w:r>
-            <w:proofErr w:type="spellEnd"/>
-            <w:r>
-              <w:rPr>
-                <w:rFonts w:ascii="Times New Roman" w:eastAsia="Times New Roman" w:hAnsi="Times New Roman" w:cs="Times New Roman"/>
-              </w:rPr>
-              <w:t xml:space="preserve"> </w:t>
-            </w:r>
-            <w:proofErr w:type="spellStart"/>
-            <w:r>
-              <w:rPr>
-                <w:rFonts w:ascii="Times New Roman" w:eastAsia="Times New Roman" w:hAnsi="Times New Roman" w:cs="Times New Roman"/>
-              </w:rPr>
-              <w:t>melatih</w:t>
-            </w:r>
-            <w:proofErr w:type="spellEnd"/>
-            <w:r>
-              <w:rPr>
-                <w:rFonts w:ascii="Times New Roman" w:eastAsia="Times New Roman" w:hAnsi="Times New Roman" w:cs="Times New Roman"/>
-              </w:rPr>
-              <w:t xml:space="preserve"> </w:t>
-            </w:r>
-            <w:proofErr w:type="spellStart"/>
-            <w:r>
-              <w:rPr>
-                <w:rFonts w:ascii="Times New Roman" w:eastAsia="Times New Roman" w:hAnsi="Times New Roman" w:cs="Times New Roman"/>
-              </w:rPr>
-              <w:t>logika</w:t>
-            </w:r>
-            <w:proofErr w:type="spellEnd"/>
-            <w:r>
-              <w:rPr>
-                <w:rFonts w:ascii="Times New Roman" w:eastAsia="Times New Roman" w:hAnsi="Times New Roman" w:cs="Times New Roman"/>
-              </w:rPr>
-              <w:t xml:space="preserve"> dan </w:t>
-            </w:r>
-            <w:proofErr w:type="spellStart"/>
-            <w:r>
-              <w:rPr>
-                <w:rFonts w:ascii="Times New Roman" w:eastAsia="Times New Roman" w:hAnsi="Times New Roman" w:cs="Times New Roman"/>
-              </w:rPr>
-              <w:t>alur</w:t>
-            </w:r>
-            <w:proofErr w:type="spellEnd"/>
-            <w:r>
-              <w:rPr>
-                <w:rFonts w:ascii="Times New Roman" w:eastAsia="Times New Roman" w:hAnsi="Times New Roman" w:cs="Times New Roman"/>
-              </w:rPr>
-              <w:t xml:space="preserve"> </w:t>
-            </w:r>
-            <w:proofErr w:type="spellStart"/>
-            <w:r>
-              <w:rPr>
-                <w:rFonts w:ascii="Times New Roman" w:eastAsia="Times New Roman" w:hAnsi="Times New Roman" w:cs="Times New Roman"/>
-              </w:rPr>
-              <w:t>pemrograman</w:t>
-            </w:r>
-            <w:proofErr w:type="spellEnd"/>
-            <w:r>
-              <w:rPr>
-                <w:rFonts w:ascii="Times New Roman" w:eastAsia="Times New Roman" w:hAnsi="Times New Roman" w:cs="Times New Roman"/>
-              </w:rPr>
-              <w:t xml:space="preserve"> </w:t>
-            </w:r>
-            <w:proofErr w:type="spellStart"/>
-            <w:r>
-              <w:rPr>
-                <w:rFonts w:ascii="Times New Roman" w:eastAsia="Times New Roman" w:hAnsi="Times New Roman" w:cs="Times New Roman"/>
-              </w:rPr>
-              <w:t>menggunakan</w:t>
-            </w:r>
-            <w:proofErr w:type="spellEnd"/>
-            <w:r>
-              <w:rPr>
-                <w:rFonts w:ascii="Times New Roman" w:eastAsia="Times New Roman" w:hAnsi="Times New Roman" w:cs="Times New Roman"/>
-              </w:rPr>
-              <w:t xml:space="preserve"> Python.</w:t>
+              <w:t xml:space="preserve"> pack() dan grid()</w:t>
+            </w:r>
+            <w:r>
+              <w:rPr>
+                <w:rFonts w:ascii="Times New Roman" w:eastAsia="Times New Roman" w:hAnsi="Times New Roman" w:cs="Times New Roman"/>
+              </w:rPr>
+              <w:t>.</w:t>
             </w:r>
           </w:p>
         </w:tc>
@@ -2200,7 +2262,7 @@
               <w:rPr>
                 <w:rFonts w:ascii="Times New Roman" w:eastAsia="Times New Roman" w:hAnsi="Times New Roman" w:cs="Times New Roman"/>
               </w:rPr>
-              <w:t>3D Basic Shooter Game</w:t>
+              <w:t>Calculator</w:t>
             </w:r>
           </w:p>
         </w:tc>
@@ -2239,7 +2301,7 @@
               <w:rPr>
                 <w:rFonts w:ascii="Times New Roman" w:eastAsia="Times New Roman" w:hAnsi="Times New Roman" w:cs="Times New Roman"/>
               </w:rPr>
-              <w:t>permainan</w:t>
+              <w:t>Pembuatan</w:t>
             </w:r>
             <w:proofErr w:type="spellEnd"/>
             <w:r>
@@ -2253,7 +2315,7 @@
               <w:rPr>
                 <w:rFonts w:ascii="Times New Roman" w:eastAsia="Times New Roman" w:hAnsi="Times New Roman" w:cs="Times New Roman"/>
               </w:rPr>
-              <w:t>menembak</w:t>
+              <w:t>aplikasi</w:t>
             </w:r>
             <w:proofErr w:type="spellEnd"/>
             <w:r>
@@ -2267,6 +2329,20 @@
               <w:rPr>
                 <w:rFonts w:ascii="Times New Roman" w:eastAsia="Times New Roman" w:hAnsi="Times New Roman" w:cs="Times New Roman"/>
               </w:rPr>
+              <w:t>kalkulator</w:t>
+            </w:r>
+            <w:proofErr w:type="spellEnd"/>
+            <w:r>
+              <w:rPr>
+                <w:rFonts w:ascii="Times New Roman" w:eastAsia="Times New Roman" w:hAnsi="Times New Roman" w:cs="Times New Roman"/>
+              </w:rPr>
+              <w:t xml:space="preserve"> </w:t>
+            </w:r>
+            <w:proofErr w:type="spellStart"/>
+            <w:r>
+              <w:rPr>
+                <w:rFonts w:ascii="Times New Roman" w:eastAsia="Times New Roman" w:hAnsi="Times New Roman" w:cs="Times New Roman"/>
+              </w:rPr>
               <w:t>sederhana</w:t>
             </w:r>
             <w:proofErr w:type="spellEnd"/>
@@ -2288,6 +2364,20 @@
               <w:rPr>
                 <w:rFonts w:ascii="Times New Roman" w:eastAsia="Times New Roman" w:hAnsi="Times New Roman" w:cs="Times New Roman"/>
               </w:rPr>
+              <w:t xml:space="preserve"> GUI yang </w:t>
+            </w:r>
+            <w:proofErr w:type="spellStart"/>
+            <w:r>
+              <w:rPr>
+                <w:rFonts w:ascii="Times New Roman" w:eastAsia="Times New Roman" w:hAnsi="Times New Roman" w:cs="Times New Roman"/>
+              </w:rPr>
+              <w:t>dapat</w:t>
+            </w:r>
+            <w:proofErr w:type="spellEnd"/>
+            <w:r>
+              <w:rPr>
+                <w:rFonts w:ascii="Times New Roman" w:eastAsia="Times New Roman" w:hAnsi="Times New Roman" w:cs="Times New Roman"/>
+              </w:rPr>
               <w:t xml:space="preserve"> </w:t>
             </w:r>
             <w:proofErr w:type="spellStart"/>
@@ -2295,7 +2385,7 @@
               <w:rPr>
                 <w:rFonts w:ascii="Times New Roman" w:eastAsia="Times New Roman" w:hAnsi="Times New Roman" w:cs="Times New Roman"/>
               </w:rPr>
-              <w:t>tiga</w:t>
+              <w:t>melakukan</w:t>
             </w:r>
             <w:proofErr w:type="spellEnd"/>
             <w:r>
@@ -2309,21 +2399,21 @@
               <w:rPr>
                 <w:rFonts w:ascii="Times New Roman" w:eastAsia="Times New Roman" w:hAnsi="Times New Roman" w:cs="Times New Roman"/>
               </w:rPr>
-              <w:t>dimensi</w:t>
+              <w:t>operasi</w:t>
             </w:r>
             <w:proofErr w:type="spellEnd"/>
             <w:r>
               <w:rPr>
                 <w:rFonts w:ascii="Times New Roman" w:eastAsia="Times New Roman" w:hAnsi="Times New Roman" w:cs="Times New Roman"/>
               </w:rPr>
-              <w:t xml:space="preserve"> di mana </w:t>
+              <w:t xml:space="preserve"> </w:t>
             </w:r>
             <w:proofErr w:type="spellStart"/>
             <w:r>
               <w:rPr>
                 <w:rFonts w:ascii="Times New Roman" w:eastAsia="Times New Roman" w:hAnsi="Times New Roman" w:cs="Times New Roman"/>
               </w:rPr>
-              <w:t>pemain</w:t>
+              <w:t>aritmatika</w:t>
             </w:r>
             <w:proofErr w:type="spellEnd"/>
             <w:r>
@@ -2337,7 +2427,7 @@
               <w:rPr>
                 <w:rFonts w:ascii="Times New Roman" w:eastAsia="Times New Roman" w:hAnsi="Times New Roman" w:cs="Times New Roman"/>
               </w:rPr>
-              <w:t>mengendalikan</w:t>
+              <w:t>dasar</w:t>
             </w:r>
             <w:proofErr w:type="spellEnd"/>
             <w:r>
@@ -2351,7 +2441,7 @@
               <w:rPr>
                 <w:rFonts w:ascii="Times New Roman" w:eastAsia="Times New Roman" w:hAnsi="Times New Roman" w:cs="Times New Roman"/>
               </w:rPr>
-              <w:t>karakter</w:t>
+              <w:t>seperti</w:t>
             </w:r>
             <w:proofErr w:type="spellEnd"/>
             <w:r>
@@ -2365,13 +2455,69 @@
               <w:rPr>
                 <w:rFonts w:ascii="Times New Roman" w:eastAsia="Times New Roman" w:hAnsi="Times New Roman" w:cs="Times New Roman"/>
               </w:rPr>
-              <w:t>untuk</w:t>
+              <w:t>penjumlahan</w:t>
             </w:r>
             <w:proofErr w:type="spellEnd"/>
             <w:r>
               <w:rPr>
                 <w:rFonts w:ascii="Times New Roman" w:eastAsia="Times New Roman" w:hAnsi="Times New Roman" w:cs="Times New Roman"/>
               </w:rPr>
+              <w:t xml:space="preserve">, </w:t>
+            </w:r>
+            <w:proofErr w:type="spellStart"/>
+            <w:r>
+              <w:rPr>
+                <w:rFonts w:ascii="Times New Roman" w:eastAsia="Times New Roman" w:hAnsi="Times New Roman" w:cs="Times New Roman"/>
+              </w:rPr>
+              <w:t>pengurangan</w:t>
+            </w:r>
+            <w:proofErr w:type="spellEnd"/>
+            <w:r>
+              <w:rPr>
+                <w:rFonts w:ascii="Times New Roman" w:eastAsia="Times New Roman" w:hAnsi="Times New Roman" w:cs="Times New Roman"/>
+              </w:rPr>
+              <w:t xml:space="preserve">, </w:t>
+            </w:r>
+            <w:proofErr w:type="spellStart"/>
+            <w:r>
+              <w:rPr>
+                <w:rFonts w:ascii="Times New Roman" w:eastAsia="Times New Roman" w:hAnsi="Times New Roman" w:cs="Times New Roman"/>
+              </w:rPr>
+              <w:t>perkalian</w:t>
+            </w:r>
+            <w:proofErr w:type="spellEnd"/>
+            <w:r>
+              <w:rPr>
+                <w:rFonts w:ascii="Times New Roman" w:eastAsia="Times New Roman" w:hAnsi="Times New Roman" w:cs="Times New Roman"/>
+              </w:rPr>
+              <w:t xml:space="preserve">, dan </w:t>
+            </w:r>
+            <w:proofErr w:type="spellStart"/>
+            <w:r>
+              <w:rPr>
+                <w:rFonts w:ascii="Times New Roman" w:eastAsia="Times New Roman" w:hAnsi="Times New Roman" w:cs="Times New Roman"/>
+              </w:rPr>
+              <w:t>pembagian</w:t>
+            </w:r>
+            <w:proofErr w:type="spellEnd"/>
+            <w:r>
+              <w:rPr>
+                <w:rFonts w:ascii="Times New Roman" w:eastAsia="Times New Roman" w:hAnsi="Times New Roman" w:cs="Times New Roman"/>
+              </w:rPr>
+              <w:t xml:space="preserve">, </w:t>
+            </w:r>
+            <w:proofErr w:type="spellStart"/>
+            <w:r>
+              <w:rPr>
+                <w:rFonts w:ascii="Times New Roman" w:eastAsia="Times New Roman" w:hAnsi="Times New Roman" w:cs="Times New Roman"/>
+              </w:rPr>
+              <w:t>serta</w:t>
+            </w:r>
+            <w:proofErr w:type="spellEnd"/>
+            <w:r>
+              <w:rPr>
+                <w:rFonts w:ascii="Times New Roman" w:eastAsia="Times New Roman" w:hAnsi="Times New Roman" w:cs="Times New Roman"/>
+              </w:rPr>
               <w:t xml:space="preserve"> </w:t>
             </w:r>
             <w:proofErr w:type="spellStart"/>
@@ -2379,126 +2525,42 @@
               <w:rPr>
                 <w:rFonts w:ascii="Times New Roman" w:eastAsia="Times New Roman" w:hAnsi="Times New Roman" w:cs="Times New Roman"/>
               </w:rPr>
-              <w:t>menembak</w:t>
+              <w:t>melatih</w:t>
             </w:r>
             <w:proofErr w:type="spellEnd"/>
             <w:r>
               <w:rPr>
                 <w:rFonts w:ascii="Times New Roman" w:eastAsia="Times New Roman" w:hAnsi="Times New Roman" w:cs="Times New Roman"/>
               </w:rPr>
-              <w:t xml:space="preserve"> target </w:t>
+              <w:t xml:space="preserve"> </w:t>
             </w:r>
             <w:proofErr w:type="spellStart"/>
             <w:r>
               <w:rPr>
                 <w:rFonts w:ascii="Times New Roman" w:eastAsia="Times New Roman" w:hAnsi="Times New Roman" w:cs="Times New Roman"/>
               </w:rPr>
-              <w:t>atau</w:t>
+              <w:t>pemahaman</w:t>
             </w:r>
             <w:proofErr w:type="spellEnd"/>
             <w:r>
               <w:rPr>
                 <w:rFonts w:ascii="Times New Roman" w:eastAsia="Times New Roman" w:hAnsi="Times New Roman" w:cs="Times New Roman"/>
               </w:rPr>
-              <w:t xml:space="preserve"> </w:t>
+              <w:t xml:space="preserve"> event handling pada </w:t>
             </w:r>
             <w:proofErr w:type="spellStart"/>
             <w:r>
               <w:rPr>
                 <w:rFonts w:ascii="Times New Roman" w:eastAsia="Times New Roman" w:hAnsi="Times New Roman" w:cs="Times New Roman"/>
               </w:rPr>
-              <w:t>musuh</w:t>
+              <w:t>tombol</w:t>
             </w:r>
             <w:proofErr w:type="spellEnd"/>
             <w:r>
               <w:rPr>
                 <w:rFonts w:ascii="Times New Roman" w:eastAsia="Times New Roman" w:hAnsi="Times New Roman" w:cs="Times New Roman"/>
               </w:rPr>
-              <w:t xml:space="preserve">, </w:t>
-            </w:r>
-            <w:proofErr w:type="spellStart"/>
-            <w:r>
-              <w:rPr>
-                <w:rFonts w:ascii="Times New Roman" w:eastAsia="Times New Roman" w:hAnsi="Times New Roman" w:cs="Times New Roman"/>
-              </w:rPr>
-              <w:t>sambil</w:t>
-            </w:r>
-            <w:proofErr w:type="spellEnd"/>
-            <w:r>
-              <w:rPr>
-                <w:rFonts w:ascii="Times New Roman" w:eastAsia="Times New Roman" w:hAnsi="Times New Roman" w:cs="Times New Roman"/>
-              </w:rPr>
-              <w:t xml:space="preserve"> </w:t>
-            </w:r>
-            <w:proofErr w:type="spellStart"/>
-            <w:r>
-              <w:rPr>
-                <w:rFonts w:ascii="Times New Roman" w:eastAsia="Times New Roman" w:hAnsi="Times New Roman" w:cs="Times New Roman"/>
-              </w:rPr>
-              <w:t>melatih</w:t>
-            </w:r>
-            <w:proofErr w:type="spellEnd"/>
-            <w:r>
-              <w:rPr>
-                <w:rFonts w:ascii="Times New Roman" w:eastAsia="Times New Roman" w:hAnsi="Times New Roman" w:cs="Times New Roman"/>
-              </w:rPr>
-              <w:t xml:space="preserve"> </w:t>
-            </w:r>
-            <w:proofErr w:type="spellStart"/>
-            <w:r>
-              <w:rPr>
-                <w:rFonts w:ascii="Times New Roman" w:eastAsia="Times New Roman" w:hAnsi="Times New Roman" w:cs="Times New Roman"/>
-              </w:rPr>
-              <w:t>logika</w:t>
-            </w:r>
-            <w:proofErr w:type="spellEnd"/>
-            <w:r>
-              <w:rPr>
-                <w:rFonts w:ascii="Times New Roman" w:eastAsia="Times New Roman" w:hAnsi="Times New Roman" w:cs="Times New Roman"/>
-              </w:rPr>
-              <w:t xml:space="preserve"> dan </w:t>
-            </w:r>
-            <w:proofErr w:type="spellStart"/>
-            <w:r>
-              <w:rPr>
-                <w:rFonts w:ascii="Times New Roman" w:eastAsia="Times New Roman" w:hAnsi="Times New Roman" w:cs="Times New Roman"/>
-              </w:rPr>
-              <w:t>alur</w:t>
-            </w:r>
-            <w:proofErr w:type="spellEnd"/>
-            <w:r>
-              <w:rPr>
-                <w:rFonts w:ascii="Times New Roman" w:eastAsia="Times New Roman" w:hAnsi="Times New Roman" w:cs="Times New Roman"/>
-              </w:rPr>
-              <w:t xml:space="preserve"> </w:t>
-            </w:r>
-            <w:proofErr w:type="spellStart"/>
-            <w:r>
-              <w:rPr>
-                <w:rFonts w:ascii="Times New Roman" w:eastAsia="Times New Roman" w:hAnsi="Times New Roman" w:cs="Times New Roman"/>
-              </w:rPr>
-              <w:t>pemrograman</w:t>
-            </w:r>
-            <w:proofErr w:type="spellEnd"/>
-            <w:r>
-              <w:rPr>
-                <w:rFonts w:ascii="Times New Roman" w:eastAsia="Times New Roman" w:hAnsi="Times New Roman" w:cs="Times New Roman"/>
-              </w:rPr>
-              <w:t xml:space="preserve"> </w:t>
-            </w:r>
-            <w:proofErr w:type="spellStart"/>
-            <w:r>
-              <w:rPr>
-                <w:rFonts w:ascii="Times New Roman" w:eastAsia="Times New Roman" w:hAnsi="Times New Roman" w:cs="Times New Roman"/>
-              </w:rPr>
-              <w:t>menggunakan</w:t>
-            </w:r>
-            <w:proofErr w:type="spellEnd"/>
-            <w:r>
-              <w:rPr>
-                <w:rFonts w:ascii="Times New Roman" w:eastAsia="Times New Roman" w:hAnsi="Times New Roman" w:cs="Times New Roman"/>
-              </w:rPr>
-              <w:t xml:space="preserve"> Python.</w:t>
+              <w:t>.</w:t>
             </w:r>
           </w:p>
         </w:tc>
@@ -2541,7 +2603,7 @@
               <w:rPr>
                 <w:rFonts w:ascii="Times New Roman" w:eastAsia="Times New Roman" w:hAnsi="Times New Roman" w:cs="Times New Roman"/>
               </w:rPr>
-              <w:t>3D Jump Game</w:t>
+              <w:t>Data Entry 1</w:t>
             </w:r>
           </w:p>
         </w:tc>
@@ -2580,7 +2642,7 @@
               <w:rPr>
                 <w:rFonts w:ascii="Times New Roman" w:eastAsia="Times New Roman" w:hAnsi="Times New Roman" w:cs="Times New Roman"/>
               </w:rPr>
-              <w:t>permainan</w:t>
+              <w:t>Pembuatan</w:t>
             </w:r>
             <w:proofErr w:type="spellEnd"/>
             <w:r>
@@ -2594,21 +2656,21 @@
               <w:rPr>
                 <w:rFonts w:ascii="Times New Roman" w:eastAsia="Times New Roman" w:hAnsi="Times New Roman" w:cs="Times New Roman"/>
               </w:rPr>
-              <w:t>sederhana</w:t>
+              <w:t>aplikasi</w:t>
             </w:r>
             <w:proofErr w:type="spellEnd"/>
             <w:r>
               <w:rPr>
                 <w:rFonts w:ascii="Times New Roman" w:eastAsia="Times New Roman" w:hAnsi="Times New Roman" w:cs="Times New Roman"/>
               </w:rPr>
-              <w:t xml:space="preserve"> di mana </w:t>
+              <w:t xml:space="preserve"> form input data </w:t>
             </w:r>
             <w:proofErr w:type="spellStart"/>
             <w:r>
               <w:rPr>
                 <w:rFonts w:ascii="Times New Roman" w:eastAsia="Times New Roman" w:hAnsi="Times New Roman" w:cs="Times New Roman"/>
               </w:rPr>
-              <w:t>pemain</w:t>
+              <w:t>pengguna</w:t>
             </w:r>
             <w:proofErr w:type="spellEnd"/>
             <w:r>
@@ -2622,7 +2684,7 @@
               <w:rPr>
                 <w:rFonts w:ascii="Times New Roman" w:eastAsia="Times New Roman" w:hAnsi="Times New Roman" w:cs="Times New Roman"/>
               </w:rPr>
-              <w:t>mengontrol</w:t>
+              <w:t>menggunakan</w:t>
             </w:r>
             <w:proofErr w:type="spellEnd"/>
             <w:r>
@@ -2636,7 +2698,7 @@
               <w:rPr>
                 <w:rFonts w:ascii="Times New Roman" w:eastAsia="Times New Roman" w:hAnsi="Times New Roman" w:cs="Times New Roman"/>
               </w:rPr>
-              <w:t>karakter</w:t>
+              <w:t>berbagai</w:t>
             </w:r>
             <w:proofErr w:type="spellEnd"/>
             <w:r>
@@ -2650,13 +2712,76 @@
               <w:rPr>
                 <w:rFonts w:ascii="Times New Roman" w:eastAsia="Times New Roman" w:hAnsi="Times New Roman" w:cs="Times New Roman"/>
               </w:rPr>
-              <w:t>untuk</w:t>
+              <w:t>komponen</w:t>
             </w:r>
             <w:proofErr w:type="spellEnd"/>
             <w:r>
               <w:rPr>
                 <w:rFonts w:ascii="Times New Roman" w:eastAsia="Times New Roman" w:hAnsi="Times New Roman" w:cs="Times New Roman"/>
               </w:rPr>
+              <w:t xml:space="preserve"> GUI </w:t>
+            </w:r>
+            <w:proofErr w:type="spellStart"/>
+            <w:r>
+              <w:rPr>
+                <w:rFonts w:ascii="Times New Roman" w:eastAsia="Times New Roman" w:hAnsi="Times New Roman" w:cs="Times New Roman"/>
+              </w:rPr>
+              <w:t>seperti</w:t>
+            </w:r>
+            <w:proofErr w:type="spellEnd"/>
+            <w:r>
+              <w:rPr>
+                <w:rFonts w:ascii="Times New Roman" w:eastAsia="Times New Roman" w:hAnsi="Times New Roman" w:cs="Times New Roman"/>
+              </w:rPr>
+              <w:t xml:space="preserve"> entry, </w:t>
+            </w:r>
+            <w:proofErr w:type="spellStart"/>
+            <w:r>
+              <w:rPr>
+                <w:rFonts w:ascii="Times New Roman" w:eastAsia="Times New Roman" w:hAnsi="Times New Roman" w:cs="Times New Roman"/>
+              </w:rPr>
+              <w:t>combobox</w:t>
+            </w:r>
+            <w:proofErr w:type="spellEnd"/>
+            <w:r>
+              <w:rPr>
+                <w:rFonts w:ascii="Times New Roman" w:eastAsia="Times New Roman" w:hAnsi="Times New Roman" w:cs="Times New Roman"/>
+              </w:rPr>
+              <w:t xml:space="preserve">, </w:t>
+            </w:r>
+            <w:proofErr w:type="spellStart"/>
+            <w:r>
+              <w:rPr>
+                <w:rFonts w:ascii="Times New Roman" w:eastAsia="Times New Roman" w:hAnsi="Times New Roman" w:cs="Times New Roman"/>
+              </w:rPr>
+              <w:t>spinbox</w:t>
+            </w:r>
+            <w:proofErr w:type="spellEnd"/>
+            <w:r>
+              <w:rPr>
+                <w:rFonts w:ascii="Times New Roman" w:eastAsia="Times New Roman" w:hAnsi="Times New Roman" w:cs="Times New Roman"/>
+              </w:rPr>
+              <w:t xml:space="preserve">, dan </w:t>
+            </w:r>
+            <w:r>
+              <w:rPr>
+                <w:rFonts w:ascii="Times New Roman" w:eastAsia="Times New Roman" w:hAnsi="Times New Roman" w:cs="Times New Roman"/>
+              </w:rPr>
+              <w:lastRenderedPageBreak/>
+              <w:t xml:space="preserve">checkbox. Pada </w:t>
+            </w:r>
+            <w:proofErr w:type="spellStart"/>
+            <w:r>
+              <w:rPr>
+                <w:rFonts w:ascii="Times New Roman" w:eastAsia="Times New Roman" w:hAnsi="Times New Roman" w:cs="Times New Roman"/>
+              </w:rPr>
+              <w:t>proyek</w:t>
+            </w:r>
+            <w:proofErr w:type="spellEnd"/>
+            <w:r>
+              <w:rPr>
+                <w:rFonts w:ascii="Times New Roman" w:eastAsia="Times New Roman" w:hAnsi="Times New Roman" w:cs="Times New Roman"/>
+              </w:rPr>
               <w:t xml:space="preserve"> </w:t>
             </w:r>
             <w:proofErr w:type="spellStart"/>
@@ -2664,7 +2789,7 @@
               <w:rPr>
                 <w:rFonts w:ascii="Times New Roman" w:eastAsia="Times New Roman" w:hAnsi="Times New Roman" w:cs="Times New Roman"/>
               </w:rPr>
-              <w:t>melompat</w:t>
+              <w:t>ini</w:t>
             </w:r>
             <w:proofErr w:type="spellEnd"/>
             <w:r>
@@ -2678,13 +2803,27 @@
               <w:rPr>
                 <w:rFonts w:ascii="Times New Roman" w:eastAsia="Times New Roman" w:hAnsi="Times New Roman" w:cs="Times New Roman"/>
               </w:rPr>
-              <w:t>melewati</w:t>
+              <w:t>siswa</w:t>
             </w:r>
             <w:proofErr w:type="spellEnd"/>
             <w:r>
               <w:rPr>
                 <w:rFonts w:ascii="Times New Roman" w:eastAsia="Times New Roman" w:hAnsi="Times New Roman" w:cs="Times New Roman"/>
               </w:rPr>
+              <w:t xml:space="preserve"> juga </w:t>
+            </w:r>
+            <w:proofErr w:type="spellStart"/>
+            <w:r>
+              <w:rPr>
+                <w:rFonts w:ascii="Times New Roman" w:eastAsia="Times New Roman" w:hAnsi="Times New Roman" w:cs="Times New Roman"/>
+              </w:rPr>
+              <w:t>belajar</w:t>
+            </w:r>
+            <w:proofErr w:type="spellEnd"/>
+            <w:r>
+              <w:rPr>
+                <w:rFonts w:ascii="Times New Roman" w:eastAsia="Times New Roman" w:hAnsi="Times New Roman" w:cs="Times New Roman"/>
+              </w:rPr>
               <w:t xml:space="preserve"> </w:t>
             </w:r>
             <w:proofErr w:type="spellStart"/>
@@ -2692,28 +2831,70 @@
               <w:rPr>
                 <w:rFonts w:ascii="Times New Roman" w:eastAsia="Times New Roman" w:hAnsi="Times New Roman" w:cs="Times New Roman"/>
               </w:rPr>
-              <w:t>rintangan</w:t>
+              <w:t>menggunakan</w:t>
             </w:r>
             <w:proofErr w:type="spellEnd"/>
             <w:r>
               <w:rPr>
                 <w:rFonts w:ascii="Times New Roman" w:eastAsia="Times New Roman" w:hAnsi="Times New Roman" w:cs="Times New Roman"/>
               </w:rPr>
-              <w:t xml:space="preserve">, </w:t>
+              <w:t xml:space="preserve"> </w:t>
             </w:r>
             <w:proofErr w:type="spellStart"/>
             <w:r>
               <w:rPr>
                 <w:rFonts w:ascii="Times New Roman" w:eastAsia="Times New Roman" w:hAnsi="Times New Roman" w:cs="Times New Roman"/>
               </w:rPr>
-              <w:t>menggunakan</w:t>
+              <w:t>fungsi</w:t>
             </w:r>
             <w:proofErr w:type="spellEnd"/>
             <w:r>
               <w:rPr>
                 <w:rFonts w:ascii="Times New Roman" w:eastAsia="Times New Roman" w:hAnsi="Times New Roman" w:cs="Times New Roman"/>
               </w:rPr>
-              <w:t xml:space="preserve"> Python</w:t>
+              <w:t xml:space="preserve"> (function), conditional (if), </w:t>
+            </w:r>
+            <w:proofErr w:type="spellStart"/>
+            <w:r>
+              <w:rPr>
+                <w:rFonts w:ascii="Times New Roman" w:eastAsia="Times New Roman" w:hAnsi="Times New Roman" w:cs="Times New Roman"/>
+              </w:rPr>
+              <w:t>serta</w:t>
+            </w:r>
+            <w:proofErr w:type="spellEnd"/>
+            <w:r>
+              <w:rPr>
+                <w:rFonts w:ascii="Times New Roman" w:eastAsia="Times New Roman" w:hAnsi="Times New Roman" w:cs="Times New Roman"/>
+              </w:rPr>
+              <w:t xml:space="preserve"> </w:t>
+            </w:r>
+            <w:proofErr w:type="spellStart"/>
+            <w:r>
+              <w:rPr>
+                <w:rFonts w:ascii="Times New Roman" w:eastAsia="Times New Roman" w:hAnsi="Times New Roman" w:cs="Times New Roman"/>
+              </w:rPr>
+              <w:t>pengolahan</w:t>
+            </w:r>
+            <w:proofErr w:type="spellEnd"/>
+            <w:r>
+              <w:rPr>
+                <w:rFonts w:ascii="Times New Roman" w:eastAsia="Times New Roman" w:hAnsi="Times New Roman" w:cs="Times New Roman"/>
+              </w:rPr>
+              <w:t xml:space="preserve"> dan </w:t>
+            </w:r>
+            <w:proofErr w:type="spellStart"/>
+            <w:r>
+              <w:rPr>
+                <w:rFonts w:ascii="Times New Roman" w:eastAsia="Times New Roman" w:hAnsi="Times New Roman" w:cs="Times New Roman"/>
+              </w:rPr>
+              <w:t>validasi</w:t>
+            </w:r>
+            <w:proofErr w:type="spellEnd"/>
+            <w:r>
+              <w:rPr>
+                <w:rFonts w:ascii="Times New Roman" w:eastAsia="Times New Roman" w:hAnsi="Times New Roman" w:cs="Times New Roman"/>
+              </w:rPr>
+              <w:t xml:space="preserve"> data input.</w:t>
             </w:r>
           </w:p>
         </w:tc>
@@ -2733,12 +2914,6 @@
                 <w:rFonts w:ascii="Times New Roman" w:eastAsia="Times New Roman" w:hAnsi="Times New Roman" w:cs="Times New Roman"/>
               </w:rPr>
             </w:pPr>
-            <w:r>
-              <w:rPr>
-                <w:rFonts w:ascii="Times New Roman" w:eastAsia="Times New Roman" w:hAnsi="Times New Roman" w:cs="Times New Roman"/>
-              </w:rPr>
-              <w:t>4</w:t>
-            </w:r>
           </w:p>
         </w:tc>
         <w:tc>
@@ -2752,12 +2927,6 @@
                 <w:rFonts w:ascii="Times New Roman" w:eastAsia="Times New Roman" w:hAnsi="Times New Roman" w:cs="Times New Roman"/>
               </w:rPr>
             </w:pPr>
-            <w:r>
-              <w:rPr>
-                <w:rFonts w:ascii="Times New Roman" w:eastAsia="Times New Roman" w:hAnsi="Times New Roman" w:cs="Times New Roman"/>
-              </w:rPr>
-              <w:t>3D FPC Moving Object</w:t>
-            </w:r>
           </w:p>
         </w:tc>
         <w:tc>
@@ -2771,12 +2940,6 @@
                 <w:rFonts w:ascii="Times New Roman" w:eastAsia="Times New Roman" w:hAnsi="Times New Roman" w:cs="Times New Roman"/>
               </w:rPr>
             </w:pPr>
-            <w:r>
-              <w:rPr>
-                <w:rFonts w:ascii="Times New Roman" w:eastAsia="Times New Roman" w:hAnsi="Times New Roman" w:cs="Times New Roman"/>
-              </w:rPr>
-              <w:t>:</w:t>
-            </w:r>
           </w:p>
         </w:tc>
         <w:tc>
@@ -2790,412 +2953,6 @@
                 <w:rFonts w:ascii="Times New Roman" w:eastAsia="Times New Roman" w:hAnsi="Times New Roman" w:cs="Times New Roman"/>
               </w:rPr>
             </w:pPr>
-            <w:proofErr w:type="spellStart"/>
-            <w:r>
-              <w:rPr>
-                <w:rFonts w:ascii="Times New Roman" w:eastAsia="Times New Roman" w:hAnsi="Times New Roman" w:cs="Times New Roman"/>
-              </w:rPr>
-              <w:t>simulasi</w:t>
-            </w:r>
-            <w:proofErr w:type="spellEnd"/>
-            <w:r>
-              <w:rPr>
-                <w:rFonts w:ascii="Times New Roman" w:eastAsia="Times New Roman" w:hAnsi="Times New Roman" w:cs="Times New Roman"/>
-              </w:rPr>
-              <w:t xml:space="preserve"> </w:t>
-            </w:r>
-            <w:proofErr w:type="spellStart"/>
-            <w:r>
-              <w:rPr>
-                <w:rFonts w:ascii="Times New Roman" w:eastAsia="Times New Roman" w:hAnsi="Times New Roman" w:cs="Times New Roman"/>
-              </w:rPr>
-              <w:t>gerak</w:t>
-            </w:r>
-            <w:proofErr w:type="spellEnd"/>
-            <w:r>
-              <w:rPr>
-                <w:rFonts w:ascii="Times New Roman" w:eastAsia="Times New Roman" w:hAnsi="Times New Roman" w:cs="Times New Roman"/>
-              </w:rPr>
-              <w:t xml:space="preserve"> </w:t>
-            </w:r>
-            <w:proofErr w:type="spellStart"/>
-            <w:r>
-              <w:rPr>
-                <w:rFonts w:ascii="Times New Roman" w:eastAsia="Times New Roman" w:hAnsi="Times New Roman" w:cs="Times New Roman"/>
-              </w:rPr>
-              <w:t>objek</w:t>
-            </w:r>
-            <w:proofErr w:type="spellEnd"/>
-            <w:r>
-              <w:rPr>
-                <w:rFonts w:ascii="Times New Roman" w:eastAsia="Times New Roman" w:hAnsi="Times New Roman" w:cs="Times New Roman"/>
-              </w:rPr>
-              <w:t xml:space="preserve"> </w:t>
-            </w:r>
-            <w:proofErr w:type="spellStart"/>
-            <w:r>
-              <w:rPr>
-                <w:rFonts w:ascii="Times New Roman" w:eastAsia="Times New Roman" w:hAnsi="Times New Roman" w:cs="Times New Roman"/>
-              </w:rPr>
-              <w:t>dengan</w:t>
-            </w:r>
-            <w:proofErr w:type="spellEnd"/>
-            <w:r>
-              <w:rPr>
-                <w:rFonts w:ascii="Times New Roman" w:eastAsia="Times New Roman" w:hAnsi="Times New Roman" w:cs="Times New Roman"/>
-              </w:rPr>
-              <w:t xml:space="preserve"> </w:t>
-            </w:r>
-            <w:proofErr w:type="spellStart"/>
-            <w:r>
-              <w:rPr>
-                <w:rFonts w:ascii="Times New Roman" w:eastAsia="Times New Roman" w:hAnsi="Times New Roman" w:cs="Times New Roman"/>
-              </w:rPr>
-              <w:t>sudut</w:t>
-            </w:r>
-            <w:proofErr w:type="spellEnd"/>
-            <w:r>
-              <w:rPr>
-                <w:rFonts w:ascii="Times New Roman" w:eastAsia="Times New Roman" w:hAnsi="Times New Roman" w:cs="Times New Roman"/>
-              </w:rPr>
-              <w:t xml:space="preserve"> </w:t>
-            </w:r>
-            <w:proofErr w:type="spellStart"/>
-            <w:r>
-              <w:rPr>
-                <w:rFonts w:ascii="Times New Roman" w:eastAsia="Times New Roman" w:hAnsi="Times New Roman" w:cs="Times New Roman"/>
-              </w:rPr>
-              <w:t>pandang</w:t>
-            </w:r>
-            <w:proofErr w:type="spellEnd"/>
-            <w:r>
-              <w:rPr>
-                <w:rFonts w:ascii="Times New Roman" w:eastAsia="Times New Roman" w:hAnsi="Times New Roman" w:cs="Times New Roman"/>
-              </w:rPr>
-              <w:t xml:space="preserve"> first-person </w:t>
-            </w:r>
-            <w:proofErr w:type="spellStart"/>
-            <w:r>
-              <w:rPr>
-                <w:rFonts w:ascii="Times New Roman" w:eastAsia="Times New Roman" w:hAnsi="Times New Roman" w:cs="Times New Roman"/>
-              </w:rPr>
-              <w:t>untuk</w:t>
-            </w:r>
-            <w:proofErr w:type="spellEnd"/>
-            <w:r>
-              <w:rPr>
-                <w:rFonts w:ascii="Times New Roman" w:eastAsia="Times New Roman" w:hAnsi="Times New Roman" w:cs="Times New Roman"/>
-              </w:rPr>
-              <w:t xml:space="preserve"> </w:t>
-            </w:r>
-            <w:proofErr w:type="spellStart"/>
-            <w:r>
-              <w:rPr>
-                <w:rFonts w:ascii="Times New Roman" w:eastAsia="Times New Roman" w:hAnsi="Times New Roman" w:cs="Times New Roman"/>
-              </w:rPr>
-              <w:t>melatih</w:t>
-            </w:r>
-            <w:proofErr w:type="spellEnd"/>
-            <w:r>
-              <w:rPr>
-                <w:rFonts w:ascii="Times New Roman" w:eastAsia="Times New Roman" w:hAnsi="Times New Roman" w:cs="Times New Roman"/>
-              </w:rPr>
-              <w:t xml:space="preserve"> </w:t>
-            </w:r>
-            <w:proofErr w:type="spellStart"/>
-            <w:r>
-              <w:rPr>
-                <w:rFonts w:ascii="Times New Roman" w:eastAsia="Times New Roman" w:hAnsi="Times New Roman" w:cs="Times New Roman"/>
-              </w:rPr>
-              <w:t>kontrol</w:t>
-            </w:r>
-            <w:proofErr w:type="spellEnd"/>
-            <w:r>
-              <w:rPr>
-                <w:rFonts w:ascii="Times New Roman" w:eastAsia="Times New Roman" w:hAnsi="Times New Roman" w:cs="Times New Roman"/>
-              </w:rPr>
-              <w:t xml:space="preserve"> dan </w:t>
-            </w:r>
-            <w:proofErr w:type="spellStart"/>
-            <w:r>
-              <w:rPr>
-                <w:rFonts w:ascii="Times New Roman" w:eastAsia="Times New Roman" w:hAnsi="Times New Roman" w:cs="Times New Roman"/>
-              </w:rPr>
-              <w:t>pergerakan</w:t>
-            </w:r>
-            <w:proofErr w:type="spellEnd"/>
-            <w:r>
-              <w:rPr>
-                <w:rFonts w:ascii="Times New Roman" w:eastAsia="Times New Roman" w:hAnsi="Times New Roman" w:cs="Times New Roman"/>
-              </w:rPr>
-              <w:t xml:space="preserve"> </w:t>
-            </w:r>
-            <w:proofErr w:type="spellStart"/>
-            <w:r>
-              <w:rPr>
-                <w:rFonts w:ascii="Times New Roman" w:eastAsia="Times New Roman" w:hAnsi="Times New Roman" w:cs="Times New Roman"/>
-              </w:rPr>
-              <w:t>menggunakan</w:t>
-            </w:r>
-            <w:proofErr w:type="spellEnd"/>
-            <w:r>
-              <w:rPr>
-                <w:rFonts w:ascii="Times New Roman" w:eastAsia="Times New Roman" w:hAnsi="Times New Roman" w:cs="Times New Roman"/>
-              </w:rPr>
-              <w:t xml:space="preserve"> Python.</w:t>
-            </w:r>
-          </w:p>
-        </w:tc>
-      </w:tr>
-      <w:tr>
-        <w:trPr>
-          <w:trHeight w:val="394"/>
-        </w:trPr>
-        <w:tc>
-          <w:tcPr>
-            <w:tcW w:w="381" w:type="dxa"/>
-          </w:tcPr>
-          <w:p>
-            <w:pPr>
-              <w:spacing w:line="360" w:lineRule="auto"/>
-              <w:rPr>
-                <w:rFonts w:ascii="Times New Roman" w:eastAsia="Times New Roman" w:hAnsi="Times New Roman" w:cs="Times New Roman"/>
-              </w:rPr>
-            </w:pPr>
-            <w:r>
-              <w:rPr>
-                <w:rFonts w:ascii="Times New Roman" w:eastAsia="Times New Roman" w:hAnsi="Times New Roman" w:cs="Times New Roman"/>
-              </w:rPr>
-              <w:lastRenderedPageBreak/>
-              <w:t>5</w:t>
-            </w:r>
-          </w:p>
-        </w:tc>
-        <w:tc>
-          <w:tcPr>
-            <w:tcW w:w="2852" w:type="dxa"/>
-          </w:tcPr>
-          <w:p>
-            <w:pPr>
-              <w:spacing w:line="360" w:lineRule="auto"/>
-              <w:rPr>
-                <w:rFonts w:ascii="Times New Roman" w:eastAsia="Times New Roman" w:hAnsi="Times New Roman" w:cs="Times New Roman"/>
-              </w:rPr>
-            </w:pPr>
-            <w:r>
-              <w:rPr>
-                <w:rFonts w:ascii="Times New Roman" w:eastAsia="Times New Roman" w:hAnsi="Times New Roman" w:cs="Times New Roman"/>
-              </w:rPr>
-              <w:t xml:space="preserve">3D First Person </w:t>
-            </w:r>
-            <w:proofErr w:type="spellStart"/>
-            <w:r>
-              <w:rPr>
-                <w:rFonts w:ascii="Times New Roman" w:eastAsia="Times New Roman" w:hAnsi="Times New Roman" w:cs="Times New Roman"/>
-              </w:rPr>
-              <w:t>Controler</w:t>
-            </w:r>
-            <w:proofErr w:type="spellEnd"/>
-          </w:p>
-        </w:tc>
-        <w:tc>
-          <w:tcPr>
-            <w:tcW w:w="278" w:type="dxa"/>
-          </w:tcPr>
-          <w:p>
-            <w:pPr>
-              <w:spacing w:line="360" w:lineRule="auto"/>
-              <w:rPr>
-                <w:rFonts w:ascii="Times New Roman" w:eastAsia="Times New Roman" w:hAnsi="Times New Roman" w:cs="Times New Roman"/>
-              </w:rPr>
-            </w:pPr>
-            <w:r>
-              <w:rPr>
-                <w:rFonts w:ascii="Times New Roman" w:eastAsia="Times New Roman" w:hAnsi="Times New Roman" w:cs="Times New Roman"/>
-              </w:rPr>
-              <w:t>:</w:t>
-            </w:r>
-          </w:p>
-        </w:tc>
-        <w:tc>
-          <w:tcPr>
-            <w:tcW w:w="5934" w:type="dxa"/>
-          </w:tcPr>
-          <w:p>
-            <w:pPr>
-              <w:spacing w:line="360" w:lineRule="auto"/>
-              <w:rPr>
-                <w:rFonts w:ascii="Times New Roman" w:eastAsia="Times New Roman" w:hAnsi="Times New Roman" w:cs="Times New Roman"/>
-              </w:rPr>
-            </w:pPr>
-            <w:proofErr w:type="spellStart"/>
-            <w:r>
-              <w:rPr>
-                <w:rFonts w:ascii="Times New Roman" w:eastAsia="Times New Roman" w:hAnsi="Times New Roman" w:cs="Times New Roman"/>
-              </w:rPr>
-              <w:t>sistem</w:t>
-            </w:r>
-            <w:proofErr w:type="spellEnd"/>
-            <w:r>
-              <w:rPr>
-                <w:rFonts w:ascii="Times New Roman" w:eastAsia="Times New Roman" w:hAnsi="Times New Roman" w:cs="Times New Roman"/>
-              </w:rPr>
-              <w:t xml:space="preserve"> </w:t>
-            </w:r>
-            <w:proofErr w:type="spellStart"/>
-            <w:r>
-              <w:rPr>
-                <w:rFonts w:ascii="Times New Roman" w:eastAsia="Times New Roman" w:hAnsi="Times New Roman" w:cs="Times New Roman"/>
-              </w:rPr>
-              <w:t>kontrol</w:t>
-            </w:r>
-            <w:proofErr w:type="spellEnd"/>
-            <w:r>
-              <w:rPr>
-                <w:rFonts w:ascii="Times New Roman" w:eastAsia="Times New Roman" w:hAnsi="Times New Roman" w:cs="Times New Roman"/>
-              </w:rPr>
-              <w:t xml:space="preserve"> </w:t>
-            </w:r>
-            <w:proofErr w:type="spellStart"/>
-            <w:r>
-              <w:rPr>
-                <w:rFonts w:ascii="Times New Roman" w:eastAsia="Times New Roman" w:hAnsi="Times New Roman" w:cs="Times New Roman"/>
-              </w:rPr>
-              <w:t>karakter</w:t>
-            </w:r>
-            <w:proofErr w:type="spellEnd"/>
-            <w:r>
-              <w:rPr>
-                <w:rFonts w:ascii="Times New Roman" w:eastAsia="Times New Roman" w:hAnsi="Times New Roman" w:cs="Times New Roman"/>
-              </w:rPr>
-              <w:t xml:space="preserve"> </w:t>
-            </w:r>
-            <w:proofErr w:type="spellStart"/>
-            <w:r>
-              <w:rPr>
-                <w:rFonts w:ascii="Times New Roman" w:eastAsia="Times New Roman" w:hAnsi="Times New Roman" w:cs="Times New Roman"/>
-              </w:rPr>
-              <w:t>dengan</w:t>
-            </w:r>
-            <w:proofErr w:type="spellEnd"/>
-            <w:r>
-              <w:rPr>
-                <w:rFonts w:ascii="Times New Roman" w:eastAsia="Times New Roman" w:hAnsi="Times New Roman" w:cs="Times New Roman"/>
-              </w:rPr>
-              <w:t xml:space="preserve"> </w:t>
-            </w:r>
-            <w:proofErr w:type="spellStart"/>
-            <w:r>
-              <w:rPr>
-                <w:rFonts w:ascii="Times New Roman" w:eastAsia="Times New Roman" w:hAnsi="Times New Roman" w:cs="Times New Roman"/>
-              </w:rPr>
-              <w:t>sudut</w:t>
-            </w:r>
-            <w:proofErr w:type="spellEnd"/>
-            <w:r>
-              <w:rPr>
-                <w:rFonts w:ascii="Times New Roman" w:eastAsia="Times New Roman" w:hAnsi="Times New Roman" w:cs="Times New Roman"/>
-              </w:rPr>
-              <w:t xml:space="preserve"> </w:t>
-            </w:r>
-            <w:proofErr w:type="spellStart"/>
-            <w:r>
-              <w:rPr>
-                <w:rFonts w:ascii="Times New Roman" w:eastAsia="Times New Roman" w:hAnsi="Times New Roman" w:cs="Times New Roman"/>
-              </w:rPr>
-              <w:t>pandang</w:t>
-            </w:r>
-            <w:proofErr w:type="spellEnd"/>
-            <w:r>
-              <w:rPr>
-                <w:rFonts w:ascii="Times New Roman" w:eastAsia="Times New Roman" w:hAnsi="Times New Roman" w:cs="Times New Roman"/>
-              </w:rPr>
-              <w:t xml:space="preserve"> orang </w:t>
-            </w:r>
-            <w:proofErr w:type="spellStart"/>
-            <w:r>
-              <w:rPr>
-                <w:rFonts w:ascii="Times New Roman" w:eastAsia="Times New Roman" w:hAnsi="Times New Roman" w:cs="Times New Roman"/>
-              </w:rPr>
-              <w:t>pertama</w:t>
-            </w:r>
-            <w:proofErr w:type="spellEnd"/>
-            <w:r>
-              <w:rPr>
-                <w:rFonts w:ascii="Times New Roman" w:eastAsia="Times New Roman" w:hAnsi="Times New Roman" w:cs="Times New Roman"/>
-              </w:rPr>
-              <w:t xml:space="preserve"> </w:t>
-            </w:r>
-            <w:proofErr w:type="spellStart"/>
-            <w:r>
-              <w:rPr>
-                <w:rFonts w:ascii="Times New Roman" w:eastAsia="Times New Roman" w:hAnsi="Times New Roman" w:cs="Times New Roman"/>
-              </w:rPr>
-              <w:t>untuk</w:t>
-            </w:r>
-            <w:proofErr w:type="spellEnd"/>
-            <w:r>
-              <w:rPr>
-                <w:rFonts w:ascii="Times New Roman" w:eastAsia="Times New Roman" w:hAnsi="Times New Roman" w:cs="Times New Roman"/>
-              </w:rPr>
-              <w:t xml:space="preserve"> </w:t>
-            </w:r>
-            <w:proofErr w:type="spellStart"/>
-            <w:r>
-              <w:rPr>
-                <w:rFonts w:ascii="Times New Roman" w:eastAsia="Times New Roman" w:hAnsi="Times New Roman" w:cs="Times New Roman"/>
-              </w:rPr>
-              <w:t>mengatur</w:t>
-            </w:r>
-            <w:proofErr w:type="spellEnd"/>
-            <w:r>
-              <w:rPr>
-                <w:rFonts w:ascii="Times New Roman" w:eastAsia="Times New Roman" w:hAnsi="Times New Roman" w:cs="Times New Roman"/>
-              </w:rPr>
-              <w:t xml:space="preserve"> </w:t>
-            </w:r>
-            <w:proofErr w:type="spellStart"/>
-            <w:r>
-              <w:rPr>
-                <w:rFonts w:ascii="Times New Roman" w:eastAsia="Times New Roman" w:hAnsi="Times New Roman" w:cs="Times New Roman"/>
-              </w:rPr>
-              <w:t>pergerakan</w:t>
-            </w:r>
-            <w:proofErr w:type="spellEnd"/>
-            <w:r>
-              <w:rPr>
-                <w:rFonts w:ascii="Times New Roman" w:eastAsia="Times New Roman" w:hAnsi="Times New Roman" w:cs="Times New Roman"/>
-              </w:rPr>
-              <w:t xml:space="preserve"> dan </w:t>
-            </w:r>
-            <w:proofErr w:type="spellStart"/>
-            <w:r>
-              <w:rPr>
-                <w:rFonts w:ascii="Times New Roman" w:eastAsia="Times New Roman" w:hAnsi="Times New Roman" w:cs="Times New Roman"/>
-              </w:rPr>
-              <w:t>navigasi</w:t>
-            </w:r>
-            <w:proofErr w:type="spellEnd"/>
-            <w:r>
-              <w:rPr>
-                <w:rFonts w:ascii="Times New Roman" w:eastAsia="Times New Roman" w:hAnsi="Times New Roman" w:cs="Times New Roman"/>
-              </w:rPr>
-              <w:t xml:space="preserve"> </w:t>
-            </w:r>
-            <w:proofErr w:type="spellStart"/>
-            <w:r>
-              <w:rPr>
-                <w:rFonts w:ascii="Times New Roman" w:eastAsia="Times New Roman" w:hAnsi="Times New Roman" w:cs="Times New Roman"/>
-              </w:rPr>
-              <w:t>menggunakan</w:t>
-            </w:r>
-            <w:proofErr w:type="spellEnd"/>
-            <w:r>
-              <w:rPr>
-                <w:rFonts w:ascii="Times New Roman" w:eastAsia="Times New Roman" w:hAnsi="Times New Roman" w:cs="Times New Roman"/>
-              </w:rPr>
-              <w:t xml:space="preserve"> Python.</w:t>
-            </w:r>
           </w:p>
         </w:tc>
       </w:tr>
@@ -3210,6 +2967,22 @@
           <w:bCs/>
         </w:rPr>
       </w:pPr>
+      <w:r>
+        <w:rPr>
+          <w:rFonts w:ascii="Times New Roman" w:eastAsia="Times New Roman" w:hAnsi="Times New Roman" w:cs="Times New Roman"/>
+          <w:b/>
+          <w:bCs/>
+        </w:rPr>
+        <w:t>Lampiran</w:t>
+      </w:r>
+      <w:r>
+        <w:rPr>
+          <w:rFonts w:ascii="Times New Roman" w:eastAsia="Times New Roman" w:hAnsi="Times New Roman" w:cs="Times New Roman"/>
+          <w:b/>
+          <w:bCs/>
+        </w:rPr>
+        <w:br/>
+      </w:r>
     </w:p>
     <w:p>
       <w:pPr>
@@ -3221,50 +2994,49 @@
           <w:bCs/>
         </w:rPr>
       </w:pPr>
+      <w:proofErr w:type="spellStart"/>
       <w:r>
         <w:rPr>
           <w:rFonts w:ascii="Times New Roman" w:eastAsia="Times New Roman" w:hAnsi="Times New Roman" w:cs="Times New Roman"/>
           <w:b/>
           <w:bCs/>
         </w:rPr>
-        <w:t>Lampiran</w:t>
-      </w:r>
+        <w:t>Berikut</w:t>
+      </w:r>
+      <w:proofErr w:type="spellEnd"/>
       <w:r>
         <w:rPr>
           <w:rFonts w:ascii="Times New Roman" w:eastAsia="Times New Roman" w:hAnsi="Times New Roman" w:cs="Times New Roman"/>
           <w:b/>
           <w:bCs/>
         </w:rPr>
-        <w:br/>
-      </w:r>
-    </w:p>
-    <w:p>
-      <w:pPr>
-        <w:spacing w:after="0" w:line="360" w:lineRule="auto"/>
-        <w:jc w:val="both"/>
+        <w:t xml:space="preserve"> </w:t>
+      </w:r>
+      <w:proofErr w:type="spellStart"/>
+      <w:r>
         <w:rPr>
           <w:rFonts w:ascii="Times New Roman" w:eastAsia="Times New Roman" w:hAnsi="Times New Roman" w:cs="Times New Roman"/>
           <w:b/>
           <w:bCs/>
         </w:rPr>
-      </w:pPr>
-      <w:proofErr w:type="spellStart"/>
+        <w:t>adalah</w:t>
+      </w:r>
+      <w:proofErr w:type="spellEnd"/>
       <w:r>
         <w:rPr>
           <w:rFonts w:ascii="Times New Roman" w:eastAsia="Times New Roman" w:hAnsi="Times New Roman" w:cs="Times New Roman"/>
           <w:b/>
           <w:bCs/>
         </w:rPr>
-        <w:t>Berikut</w:t>
-      </w:r>
-      <w:proofErr w:type="spellEnd"/>
+        <w:t xml:space="preserve"> Barcode Project </w:t>
+      </w:r>
       <w:r>
         <w:rPr>
           <w:rFonts w:ascii="Times New Roman" w:eastAsia="Times New Roman" w:hAnsi="Times New Roman" w:cs="Times New Roman"/>
           <w:b/>
           <w:bCs/>
         </w:rPr>
-        <w:t xml:space="preserve"> </w:t>
+        <w:t xml:space="preserve">Neal </w:t>
       </w:r>
       <w:proofErr w:type="spellStart"/>
       <w:r>
@@ -3273,7 +3045,7 @@
           <w:b/>
           <w:bCs/>
         </w:rPr>
-        <w:t>adalah</w:t>
+        <w:t>Nugraha</w:t>
       </w:r>
       <w:proofErr w:type="spellEnd"/>
       <w:r>
@@ -3282,7 +3054,7 @@
           <w:b/>
           <w:bCs/>
         </w:rPr>
-        <w:t xml:space="preserve"> Barcode Project </w:t>
+        <w:t xml:space="preserve"> </w:t>
       </w:r>
       <w:proofErr w:type="spellStart"/>
       <w:r>
@@ -3291,7 +3063,7 @@
           <w:b/>
           <w:bCs/>
         </w:rPr>
-        <w:t>Affan</w:t>
+        <w:t>Girsang</w:t>
       </w:r>
       <w:proofErr w:type="spellEnd"/>
       <w:r>
@@ -3300,36 +3072,16 @@
           <w:b/>
           <w:bCs/>
         </w:rPr>
-        <w:t xml:space="preserve"> Faiz </w:t>
-      </w:r>
-      <w:proofErr w:type="spellStart"/>
-      <w:proofErr w:type="gramStart"/>
+        <w:t xml:space="preserve"> </w:t>
+      </w:r>
       <w:r>
         <w:rPr>
           <w:rFonts w:ascii="Times New Roman" w:eastAsia="Times New Roman" w:hAnsi="Times New Roman" w:cs="Times New Roman"/>
           <w:b/>
           <w:bCs/>
         </w:rPr>
-        <w:t>Arfiareza</w:t>
-      </w:r>
-      <w:proofErr w:type="spellEnd"/>
-      <w:r>
-        <w:rPr>
-          <w:rFonts w:ascii="Times New Roman" w:eastAsia="Times New Roman" w:hAnsi="Times New Roman" w:cs="Times New Roman"/>
-          <w:b/>
-          <w:bCs/>
-        </w:rPr>
-        <w:t xml:space="preserve"> </w:t>
-      </w:r>
-      <w:r>
-        <w:rPr>
-          <w:rFonts w:ascii="Times New Roman" w:eastAsia="Times New Roman" w:hAnsi="Times New Roman" w:cs="Times New Roman"/>
-          <w:b/>
-          <w:bCs/>
-        </w:rPr>
         <w:t>:</w:t>
       </w:r>
-      <w:proofErr w:type="gramEnd"/>
     </w:p>
     <w:p>
       <w:pPr>
@@ -3422,33 +3174,11 @@
         </w:rPr>
         <w:t xml:space="preserve"> oleh </w:t>
       </w:r>
-      <w:proofErr w:type="spellStart"/>
-      <w:r>
-        <w:rPr>
-          <w:rFonts w:ascii="Times New Roman" w:eastAsia="Times New Roman" w:hAnsi="Times New Roman" w:cs="Times New Roman"/>
-        </w:rPr>
-        <w:t>Affan</w:t>
-      </w:r>
-      <w:proofErr w:type="spellEnd"/>
-      <w:r>
-        <w:rPr>
-          <w:rFonts w:ascii="Times New Roman" w:eastAsia="Times New Roman" w:hAnsi="Times New Roman" w:cs="Times New Roman"/>
-        </w:rPr>
-        <w:t xml:space="preserve"> Faiz </w:t>
-      </w:r>
-      <w:proofErr w:type="spellStart"/>
-      <w:r>
-        <w:rPr>
-          <w:rFonts w:ascii="Times New Roman" w:eastAsia="Times New Roman" w:hAnsi="Times New Roman" w:cs="Times New Roman"/>
-        </w:rPr>
-        <w:t>Arfiareza</w:t>
-      </w:r>
-      <w:proofErr w:type="spellEnd"/>
-      <w:r>
-        <w:rPr>
-          <w:rFonts w:ascii="Times New Roman" w:eastAsia="Times New Roman" w:hAnsi="Times New Roman" w:cs="Times New Roman"/>
-        </w:rPr>
-        <w:t xml:space="preserve"> </w:t>
+      <w:r>
+        <w:rPr>
+          <w:rFonts w:ascii="Times New Roman" w:eastAsia="Times New Roman" w:hAnsi="Times New Roman" w:cs="Times New Roman"/>
+        </w:rPr>
+        <w:t xml:space="preserve">Neal </w:t>
       </w:r>
       <w:proofErr w:type="spellStart"/>
       <w:r>
@@ -3492,162 +3222,46 @@
         </w:rPr>
         <w:t xml:space="preserve"> </w:t>
       </w:r>
-      <w:r>
-        <w:rPr>
-          <w:rFonts w:ascii="Times New Roman" w:eastAsia="Times New Roman" w:hAnsi="Times New Roman" w:cs="Times New Roman"/>
-        </w:rPr>
-        <w:t>S</w:t>
-      </w:r>
-      <w:r>
-        <w:rPr>
-          <w:rFonts w:ascii="Times New Roman" w:eastAsia="Times New Roman" w:hAnsi="Times New Roman" w:cs="Times New Roman"/>
-        </w:rPr>
-        <w:t>CSTE</w:t>
-      </w:r>
-      <w:r>
-        <w:rPr>
-          <w:rFonts w:ascii="Times New Roman" w:eastAsia="Times New Roman" w:hAnsi="Times New Roman" w:cs="Times New Roman"/>
-        </w:rPr>
-        <w:t>-</w:t>
-      </w:r>
-      <w:r>
-        <w:rPr>
-          <w:rFonts w:ascii="Times New Roman" w:eastAsia="Times New Roman" w:hAnsi="Times New Roman" w:cs="Times New Roman"/>
-        </w:rPr>
-        <w:t>M</w:t>
-      </w:r>
-      <w:r>
-        <w:rPr>
-          <w:rFonts w:ascii="Times New Roman" w:eastAsia="Times New Roman" w:hAnsi="Times New Roman" w:cs="Times New Roman"/>
-        </w:rPr>
-        <w:t xml:space="preserve"> pada </w:t>
-      </w:r>
-      <w:r>
-        <w:rPr>
-          <w:rFonts w:ascii="Times New Roman" w:eastAsia="Times New Roman" w:hAnsi="Times New Roman" w:cs="Times New Roman"/>
-        </w:rPr>
-        <w:t>3</w:t>
-      </w:r>
-      <w:r>
-        <w:rPr>
-          <w:rFonts w:ascii="Times New Roman" w:eastAsia="Times New Roman" w:hAnsi="Times New Roman" w:cs="Times New Roman"/>
-        </w:rPr>
-        <w:t xml:space="preserve"> </w:t>
-      </w:r>
-      <w:proofErr w:type="spellStart"/>
-      <w:r>
-        <w:rPr>
-          <w:rFonts w:ascii="Times New Roman" w:eastAsia="Times New Roman" w:hAnsi="Times New Roman" w:cs="Times New Roman"/>
-        </w:rPr>
-        <w:t>bulan</w:t>
-      </w:r>
-      <w:proofErr w:type="spellEnd"/>
-      <w:r>
-        <w:rPr>
-          <w:rFonts w:ascii="Times New Roman" w:eastAsia="Times New Roman" w:hAnsi="Times New Roman" w:cs="Times New Roman"/>
-        </w:rPr>
-        <w:t xml:space="preserve"> </w:t>
-      </w:r>
-      <w:proofErr w:type="spellStart"/>
-      <w:r>
-        <w:rPr>
-          <w:rFonts w:ascii="Times New Roman" w:eastAsia="Times New Roman" w:hAnsi="Times New Roman" w:cs="Times New Roman"/>
-        </w:rPr>
-        <w:t>ini</w:t>
-      </w:r>
-      <w:proofErr w:type="spellEnd"/>
-      <w:r>
-        <w:rPr>
-          <w:rFonts w:ascii="Times New Roman" w:eastAsia="Times New Roman" w:hAnsi="Times New Roman" w:cs="Times New Roman"/>
-        </w:rPr>
-        <w:t xml:space="preserve"> yang </w:t>
-      </w:r>
-      <w:proofErr w:type="spellStart"/>
-      <w:r>
-        <w:rPr>
-          <w:rFonts w:ascii="Times New Roman" w:eastAsia="Times New Roman" w:hAnsi="Times New Roman" w:cs="Times New Roman"/>
-        </w:rPr>
-        <w:t>dilaksanakan</w:t>
-      </w:r>
-      <w:proofErr w:type="spellEnd"/>
-      <w:r>
-        <w:rPr>
-          <w:rFonts w:ascii="Times New Roman" w:eastAsia="Times New Roman" w:hAnsi="Times New Roman" w:cs="Times New Roman"/>
-        </w:rPr>
-        <w:t xml:space="preserve"> </w:t>
-      </w:r>
-      <w:proofErr w:type="spellStart"/>
-      <w:r>
-        <w:rPr>
-          <w:rFonts w:ascii="Times New Roman" w:eastAsia="Times New Roman" w:hAnsi="Times New Roman" w:cs="Times New Roman"/>
-        </w:rPr>
-        <w:t>dari</w:t>
-      </w:r>
-      <w:proofErr w:type="spellEnd"/>
-      <w:r>
-        <w:rPr>
-          <w:rFonts w:ascii="Times New Roman" w:eastAsia="Times New Roman" w:hAnsi="Times New Roman" w:cs="Times New Roman"/>
-        </w:rPr>
-        <w:t xml:space="preserve"> </w:t>
-      </w:r>
-      <w:proofErr w:type="spellStart"/>
-      <w:r>
-        <w:rPr>
-          <w:rFonts w:ascii="Times New Roman" w:eastAsia="Times New Roman" w:hAnsi="Times New Roman" w:cs="Times New Roman"/>
-        </w:rPr>
-        <w:t>tanggal</w:t>
-      </w:r>
-      <w:proofErr w:type="spellEnd"/>
-      <w:r>
-        <w:rPr>
-          <w:rFonts w:ascii="Times New Roman" w:eastAsia="Times New Roman" w:hAnsi="Times New Roman" w:cs="Times New Roman"/>
-        </w:rPr>
-        <w:t xml:space="preserve"> </w:t>
-      </w:r>
-      <w:r>
-        <w:rPr>
-          <w:rFonts w:ascii="Times New Roman" w:eastAsia="Times New Roman" w:hAnsi="Times New Roman" w:cs="Times New Roman"/>
-        </w:rPr>
-        <w:t>1</w:t>
-      </w:r>
-      <w:r>
-        <w:rPr>
-          <w:rFonts w:ascii="Times New Roman" w:eastAsia="Times New Roman" w:hAnsi="Times New Roman" w:cs="Times New Roman"/>
-        </w:rPr>
-        <w:t xml:space="preserve"> </w:t>
-      </w:r>
-      <w:proofErr w:type="spellStart"/>
-      <w:r>
-        <w:rPr>
-          <w:rFonts w:ascii="Times New Roman" w:eastAsia="Times New Roman" w:hAnsi="Times New Roman" w:cs="Times New Roman"/>
-        </w:rPr>
-        <w:t>Januari</w:t>
-      </w:r>
-      <w:proofErr w:type="spellEnd"/>
-      <w:r>
-        <w:rPr>
-          <w:rFonts w:ascii="Times New Roman" w:eastAsia="Times New Roman" w:hAnsi="Times New Roman" w:cs="Times New Roman"/>
-        </w:rPr>
-        <w:t xml:space="preserve"> - </w:t>
-      </w:r>
-      <w:r>
-        <w:rPr>
-          <w:rFonts w:ascii="Times New Roman" w:eastAsia="Times New Roman" w:hAnsi="Times New Roman" w:cs="Times New Roman"/>
-        </w:rPr>
-        <w:t>31</w:t>
-      </w:r>
-      <w:r>
-        <w:rPr>
-          <w:rFonts w:ascii="Times New Roman" w:eastAsia="Times New Roman" w:hAnsi="Times New Roman" w:cs="Times New Roman"/>
-        </w:rPr>
-        <w:t xml:space="preserve"> </w:t>
-      </w:r>
-      <w:proofErr w:type="spellStart"/>
-      <w:r>
-        <w:rPr>
-          <w:rFonts w:ascii="Times New Roman" w:eastAsia="Times New Roman" w:hAnsi="Times New Roman" w:cs="Times New Roman"/>
-        </w:rPr>
-        <w:t>Maret</w:t>
+      <w:proofErr w:type="spellStart"/>
+      <w:r>
+        <w:rPr>
+          <w:rFonts w:ascii="Times New Roman" w:eastAsia="Times New Roman" w:hAnsi="Times New Roman" w:cs="Times New Roman"/>
+        </w:rPr>
+        <w:t>dalam</w:t>
+      </w:r>
+      <w:proofErr w:type="spellEnd"/>
+      <w:r>
+        <w:rPr>
+          <w:rFonts w:ascii="Times New Roman" w:eastAsia="Times New Roman" w:hAnsi="Times New Roman" w:cs="Times New Roman"/>
+        </w:rPr>
+        <w:t xml:space="preserve"> </w:t>
+      </w:r>
+      <w:proofErr w:type="spellStart"/>
+      <w:r>
+        <w:rPr>
+          <w:rFonts w:ascii="Times New Roman" w:eastAsia="Times New Roman" w:hAnsi="Times New Roman" w:cs="Times New Roman"/>
+        </w:rPr>
+        <w:t>periode</w:t>
+      </w:r>
+      <w:proofErr w:type="spellEnd"/>
+      <w:r>
+        <w:rPr>
+          <w:rFonts w:ascii="Times New Roman" w:eastAsia="Times New Roman" w:hAnsi="Times New Roman" w:cs="Times New Roman"/>
+        </w:rPr>
+        <w:t xml:space="preserve"> April -</w:t>
+      </w:r>
+      <w:r>
+        <w:rPr>
+          <w:rFonts w:ascii="Times New Roman" w:eastAsia="Times New Roman" w:hAnsi="Times New Roman" w:cs="Times New Roman"/>
+        </w:rPr>
+        <w:t xml:space="preserve"> </w:t>
+      </w:r>
+      <w:proofErr w:type="spellStart"/>
+      <w:r>
+        <w:rPr>
+          <w:rFonts w:ascii="Times New Roman" w:eastAsia="Times New Roman" w:hAnsi="Times New Roman" w:cs="Times New Roman"/>
+        </w:rPr>
+        <w:t>Juni</w:t>
       </w:r>
       <w:proofErr w:type="spellEnd"/>
       <w:r>
@@ -3857,7 +3471,7 @@
     </w:p>
     <w:p>
       <w:pPr>
-        <w:spacing w:before="240" w:after="240" w:line="240" w:lineRule="auto"/>
+        <w:spacing w:after="0" w:line="360" w:lineRule="auto"/>
         <w:ind w:firstLine="720"/>
         <w:jc w:val="both"/>
         <w:rPr>
@@ -3890,28 +3504,34 @@
         <w:rPr>
           <w:rFonts w:ascii="Times New Roman" w:eastAsia="Times New Roman" w:hAnsi="Times New Roman" w:cs="Times New Roman"/>
         </w:rPr>
-        <w:t xml:space="preserve"> project coding </w:t>
-      </w:r>
-      <w:proofErr w:type="spellStart"/>
-      <w:r>
-        <w:rPr>
-          <w:rFonts w:ascii="Times New Roman" w:eastAsia="Times New Roman" w:hAnsi="Times New Roman" w:cs="Times New Roman"/>
-        </w:rPr>
-        <w:t>Affan</w:t>
-      </w:r>
-      <w:proofErr w:type="spellEnd"/>
-      <w:r>
-        <w:rPr>
-          <w:rFonts w:ascii="Times New Roman" w:eastAsia="Times New Roman" w:hAnsi="Times New Roman" w:cs="Times New Roman"/>
-        </w:rPr>
-        <w:t xml:space="preserve"> Faiz </w:t>
-      </w:r>
-      <w:proofErr w:type="spellStart"/>
-      <w:r>
-        <w:rPr>
-          <w:rFonts w:ascii="Times New Roman" w:eastAsia="Times New Roman" w:hAnsi="Times New Roman" w:cs="Times New Roman"/>
-        </w:rPr>
-        <w:t>Arfiareza</w:t>
+        <w:t xml:space="preserve"> project coding Neal</w:t>
+      </w:r>
+      <w:r>
+        <w:rPr>
+          <w:rFonts w:ascii="Times New Roman" w:eastAsia="Times New Roman" w:hAnsi="Times New Roman" w:cs="Times New Roman"/>
+        </w:rPr>
+        <w:t xml:space="preserve"> </w:t>
+      </w:r>
+      <w:proofErr w:type="spellStart"/>
+      <w:r>
+        <w:rPr>
+          <w:rFonts w:ascii="Times New Roman" w:eastAsia="Times New Roman" w:hAnsi="Times New Roman" w:cs="Times New Roman"/>
+        </w:rPr>
+        <w:t>Nugraha</w:t>
+      </w:r>
+      <w:proofErr w:type="spellEnd"/>
+      <w:r>
+        <w:rPr>
+          <w:rFonts w:ascii="Times New Roman" w:eastAsia="Times New Roman" w:hAnsi="Times New Roman" w:cs="Times New Roman"/>
+        </w:rPr>
+        <w:t xml:space="preserve"> </w:t>
+      </w:r>
+      <w:proofErr w:type="spellStart"/>
+      <w:r>
+        <w:rPr>
+          <w:rFonts w:ascii="Times New Roman" w:eastAsia="Times New Roman" w:hAnsi="Times New Roman" w:cs="Times New Roman"/>
+        </w:rPr>
+        <w:t>Girsang</w:t>
       </w:r>
       <w:proofErr w:type="spellEnd"/>
       <w:r>
@@ -4058,19 +3678,7 @@
         <w:rPr>
           <w:rFonts w:ascii="Times New Roman" w:eastAsia="Times New Roman" w:hAnsi="Times New Roman" w:cs="Times New Roman"/>
         </w:rPr>
-        <w:t xml:space="preserve"> </w:t>
-      </w:r>
-      <w:r>
-        <w:rPr>
-          <w:rFonts w:ascii="Times New Roman" w:eastAsia="Times New Roman" w:hAnsi="Times New Roman" w:cs="Times New Roman"/>
-        </w:rPr>
-        <w:t>Python</w:t>
-      </w:r>
-      <w:r>
-        <w:rPr>
-          <w:rFonts w:ascii="Times New Roman" w:eastAsia="Times New Roman" w:hAnsi="Times New Roman" w:cs="Times New Roman"/>
-        </w:rPr>
-        <w:t xml:space="preserve"> </w:t>
+        <w:t xml:space="preserve"> Python </w:t>
       </w:r>
       <w:proofErr w:type="spellStart"/>
       <w:r>
@@ -4084,6 +3692,76 @@
         <w:rPr>
           <w:rFonts w:ascii="Times New Roman" w:eastAsia="Times New Roman" w:hAnsi="Times New Roman" w:cs="Times New Roman"/>
         </w:rPr>
+        <w:t xml:space="preserve">, Neal </w:t>
+      </w:r>
+      <w:proofErr w:type="spellStart"/>
+      <w:r>
+        <w:rPr>
+          <w:rFonts w:ascii="Times New Roman" w:eastAsia="Times New Roman" w:hAnsi="Times New Roman" w:cs="Times New Roman"/>
+        </w:rPr>
+        <w:t>tidak</w:t>
+      </w:r>
+      <w:proofErr w:type="spellEnd"/>
+      <w:r>
+        <w:rPr>
+          <w:rFonts w:ascii="Times New Roman" w:eastAsia="Times New Roman" w:hAnsi="Times New Roman" w:cs="Times New Roman"/>
+        </w:rPr>
+        <w:t xml:space="preserve"> </w:t>
+      </w:r>
+      <w:proofErr w:type="spellStart"/>
+      <w:r>
+        <w:rPr>
+          <w:rFonts w:ascii="Times New Roman" w:eastAsia="Times New Roman" w:hAnsi="Times New Roman" w:cs="Times New Roman"/>
+        </w:rPr>
+        <w:t>hanya</w:t>
+      </w:r>
+      <w:proofErr w:type="spellEnd"/>
+      <w:r>
+        <w:rPr>
+          <w:rFonts w:ascii="Times New Roman" w:eastAsia="Times New Roman" w:hAnsi="Times New Roman" w:cs="Times New Roman"/>
+        </w:rPr>
+        <w:t xml:space="preserve"> </w:t>
+      </w:r>
+      <w:proofErr w:type="spellStart"/>
+      <w:r>
+        <w:rPr>
+          <w:rFonts w:ascii="Times New Roman" w:eastAsia="Times New Roman" w:hAnsi="Times New Roman" w:cs="Times New Roman"/>
+        </w:rPr>
+        <w:t>mengenal</w:t>
+      </w:r>
+      <w:proofErr w:type="spellEnd"/>
+      <w:r>
+        <w:rPr>
+          <w:rFonts w:ascii="Times New Roman" w:eastAsia="Times New Roman" w:hAnsi="Times New Roman" w:cs="Times New Roman"/>
+        </w:rPr>
+        <w:t xml:space="preserve"> </w:t>
+      </w:r>
+      <w:proofErr w:type="spellStart"/>
+      <w:r>
+        <w:rPr>
+          <w:rFonts w:ascii="Times New Roman" w:eastAsia="Times New Roman" w:hAnsi="Times New Roman" w:cs="Times New Roman"/>
+        </w:rPr>
+        <w:t>dasar-dasar</w:t>
+      </w:r>
+      <w:proofErr w:type="spellEnd"/>
+      <w:r>
+        <w:rPr>
+          <w:rFonts w:ascii="Times New Roman" w:eastAsia="Times New Roman" w:hAnsi="Times New Roman" w:cs="Times New Roman"/>
+        </w:rPr>
+        <w:t xml:space="preserve"> </w:t>
+      </w:r>
+      <w:proofErr w:type="spellStart"/>
+      <w:r>
+        <w:rPr>
+          <w:rFonts w:ascii="Times New Roman" w:eastAsia="Times New Roman" w:hAnsi="Times New Roman" w:cs="Times New Roman"/>
+        </w:rPr>
+        <w:t>pemrograman</w:t>
+      </w:r>
+      <w:proofErr w:type="spellEnd"/>
+      <w:r>
+        <w:rPr>
+          <w:rFonts w:ascii="Times New Roman" w:eastAsia="Times New Roman" w:hAnsi="Times New Roman" w:cs="Times New Roman"/>
+        </w:rPr>
         <w:t xml:space="preserve">, </w:t>
       </w:r>
       <w:proofErr w:type="spellStart"/>
@@ -4091,91 +3769,77 @@
         <w:rPr>
           <w:rFonts w:ascii="Times New Roman" w:eastAsia="Times New Roman" w:hAnsi="Times New Roman" w:cs="Times New Roman"/>
         </w:rPr>
-        <w:t>Affan</w:t>
-      </w:r>
-      <w:proofErr w:type="spellEnd"/>
-      <w:r>
-        <w:rPr>
-          <w:rFonts w:ascii="Times New Roman" w:eastAsia="Times New Roman" w:hAnsi="Times New Roman" w:cs="Times New Roman"/>
-        </w:rPr>
-        <w:t xml:space="preserve"> Faiz </w:t>
-      </w:r>
-      <w:proofErr w:type="spellStart"/>
-      <w:r>
-        <w:rPr>
-          <w:rFonts w:ascii="Times New Roman" w:eastAsia="Times New Roman" w:hAnsi="Times New Roman" w:cs="Times New Roman"/>
-        </w:rPr>
-        <w:t>Arfiareza</w:t>
-      </w:r>
-      <w:proofErr w:type="spellEnd"/>
-      <w:r>
-        <w:rPr>
-          <w:rFonts w:ascii="Times New Roman" w:eastAsia="Times New Roman" w:hAnsi="Times New Roman" w:cs="Times New Roman"/>
-        </w:rPr>
-        <w:t xml:space="preserve"> </w:t>
-      </w:r>
-      <w:proofErr w:type="spellStart"/>
-      <w:r>
-        <w:rPr>
-          <w:rFonts w:ascii="Times New Roman" w:eastAsia="Times New Roman" w:hAnsi="Times New Roman" w:cs="Times New Roman"/>
-        </w:rPr>
-        <w:t>tidak</w:t>
-      </w:r>
-      <w:proofErr w:type="spellEnd"/>
-      <w:r>
-        <w:rPr>
-          <w:rFonts w:ascii="Times New Roman" w:eastAsia="Times New Roman" w:hAnsi="Times New Roman" w:cs="Times New Roman"/>
-        </w:rPr>
-        <w:t xml:space="preserve"> </w:t>
-      </w:r>
-      <w:proofErr w:type="spellStart"/>
-      <w:r>
-        <w:rPr>
-          <w:rFonts w:ascii="Times New Roman" w:eastAsia="Times New Roman" w:hAnsi="Times New Roman" w:cs="Times New Roman"/>
-        </w:rPr>
-        <w:t>hanya</w:t>
-      </w:r>
-      <w:proofErr w:type="spellEnd"/>
-      <w:r>
-        <w:rPr>
-          <w:rFonts w:ascii="Times New Roman" w:eastAsia="Times New Roman" w:hAnsi="Times New Roman" w:cs="Times New Roman"/>
-        </w:rPr>
-        <w:t xml:space="preserve"> </w:t>
-      </w:r>
-      <w:proofErr w:type="spellStart"/>
-      <w:r>
-        <w:rPr>
-          <w:rFonts w:ascii="Times New Roman" w:eastAsia="Times New Roman" w:hAnsi="Times New Roman" w:cs="Times New Roman"/>
-        </w:rPr>
-        <w:t>mengenal</w:t>
-      </w:r>
-      <w:proofErr w:type="spellEnd"/>
-      <w:r>
-        <w:rPr>
-          <w:rFonts w:ascii="Times New Roman" w:eastAsia="Times New Roman" w:hAnsi="Times New Roman" w:cs="Times New Roman"/>
-        </w:rPr>
-        <w:t xml:space="preserve"> </w:t>
-      </w:r>
-      <w:proofErr w:type="spellStart"/>
-      <w:r>
-        <w:rPr>
-          <w:rFonts w:ascii="Times New Roman" w:eastAsia="Times New Roman" w:hAnsi="Times New Roman" w:cs="Times New Roman"/>
-        </w:rPr>
-        <w:t>dasar-dasar</w:t>
-      </w:r>
-      <w:proofErr w:type="spellEnd"/>
-      <w:r>
-        <w:rPr>
-          <w:rFonts w:ascii="Times New Roman" w:eastAsia="Times New Roman" w:hAnsi="Times New Roman" w:cs="Times New Roman"/>
-        </w:rPr>
-        <w:t xml:space="preserve"> </w:t>
-      </w:r>
-      <w:proofErr w:type="spellStart"/>
-      <w:r>
-        <w:rPr>
-          <w:rFonts w:ascii="Times New Roman" w:eastAsia="Times New Roman" w:hAnsi="Times New Roman" w:cs="Times New Roman"/>
-        </w:rPr>
-        <w:t>pemrograman</w:t>
+        <w:t>tetapi</w:t>
+      </w:r>
+      <w:proofErr w:type="spellEnd"/>
+      <w:r>
+        <w:rPr>
+          <w:rFonts w:ascii="Times New Roman" w:eastAsia="Times New Roman" w:hAnsi="Times New Roman" w:cs="Times New Roman"/>
+        </w:rPr>
+        <w:t xml:space="preserve"> juga </w:t>
+      </w:r>
+      <w:proofErr w:type="spellStart"/>
+      <w:r>
+        <w:rPr>
+          <w:rFonts w:ascii="Times New Roman" w:eastAsia="Times New Roman" w:hAnsi="Times New Roman" w:cs="Times New Roman"/>
+        </w:rPr>
+        <w:t>mampu</w:t>
+      </w:r>
+      <w:proofErr w:type="spellEnd"/>
+      <w:r>
+        <w:rPr>
+          <w:rFonts w:ascii="Times New Roman" w:eastAsia="Times New Roman" w:hAnsi="Times New Roman" w:cs="Times New Roman"/>
+        </w:rPr>
+        <w:t xml:space="preserve"> </w:t>
+      </w:r>
+      <w:proofErr w:type="spellStart"/>
+      <w:r>
+        <w:rPr>
+          <w:rFonts w:ascii="Times New Roman" w:eastAsia="Times New Roman" w:hAnsi="Times New Roman" w:cs="Times New Roman"/>
+        </w:rPr>
+        <w:t>mengembangkan</w:t>
+      </w:r>
+      <w:proofErr w:type="spellEnd"/>
+      <w:r>
+        <w:rPr>
+          <w:rFonts w:ascii="Times New Roman" w:eastAsia="Times New Roman" w:hAnsi="Times New Roman" w:cs="Times New Roman"/>
+        </w:rPr>
+        <w:t xml:space="preserve"> </w:t>
+      </w:r>
+      <w:proofErr w:type="spellStart"/>
+      <w:r>
+        <w:rPr>
+          <w:rFonts w:ascii="Times New Roman" w:eastAsia="Times New Roman" w:hAnsi="Times New Roman" w:cs="Times New Roman"/>
+        </w:rPr>
+        <w:t>kemampuan</w:t>
+      </w:r>
+      <w:proofErr w:type="spellEnd"/>
+      <w:r>
+        <w:rPr>
+          <w:rFonts w:ascii="Times New Roman" w:eastAsia="Times New Roman" w:hAnsi="Times New Roman" w:cs="Times New Roman"/>
+        </w:rPr>
+        <w:t xml:space="preserve"> </w:t>
+      </w:r>
+      <w:proofErr w:type="spellStart"/>
+      <w:r>
+        <w:rPr>
+          <w:rFonts w:ascii="Times New Roman" w:eastAsia="Times New Roman" w:hAnsi="Times New Roman" w:cs="Times New Roman"/>
+        </w:rPr>
+        <w:t>berpikir</w:t>
+      </w:r>
+      <w:proofErr w:type="spellEnd"/>
+      <w:r>
+        <w:rPr>
+          <w:rFonts w:ascii="Times New Roman" w:eastAsia="Times New Roman" w:hAnsi="Times New Roman" w:cs="Times New Roman"/>
+        </w:rPr>
+        <w:t xml:space="preserve"> </w:t>
+      </w:r>
+      <w:proofErr w:type="spellStart"/>
+      <w:r>
+        <w:rPr>
+          <w:rFonts w:ascii="Times New Roman" w:eastAsia="Times New Roman" w:hAnsi="Times New Roman" w:cs="Times New Roman"/>
+        </w:rPr>
+        <w:t>logis</w:t>
       </w:r>
       <w:proofErr w:type="spellEnd"/>
       <w:r>
@@ -4189,90 +3853,6 @@
         <w:rPr>
           <w:rFonts w:ascii="Times New Roman" w:eastAsia="Times New Roman" w:hAnsi="Times New Roman" w:cs="Times New Roman"/>
         </w:rPr>
-        <w:t>tetapi</w:t>
-      </w:r>
-      <w:proofErr w:type="spellEnd"/>
-      <w:r>
-        <w:rPr>
-          <w:rFonts w:ascii="Times New Roman" w:eastAsia="Times New Roman" w:hAnsi="Times New Roman" w:cs="Times New Roman"/>
-        </w:rPr>
-        <w:t xml:space="preserve"> juga </w:t>
-      </w:r>
-      <w:proofErr w:type="spellStart"/>
-      <w:r>
-        <w:rPr>
-          <w:rFonts w:ascii="Times New Roman" w:eastAsia="Times New Roman" w:hAnsi="Times New Roman" w:cs="Times New Roman"/>
-        </w:rPr>
-        <w:t>mampu</w:t>
-      </w:r>
-      <w:proofErr w:type="spellEnd"/>
-      <w:r>
-        <w:rPr>
-          <w:rFonts w:ascii="Times New Roman" w:eastAsia="Times New Roman" w:hAnsi="Times New Roman" w:cs="Times New Roman"/>
-        </w:rPr>
-        <w:t xml:space="preserve"> </w:t>
-      </w:r>
-      <w:proofErr w:type="spellStart"/>
-      <w:r>
-        <w:rPr>
-          <w:rFonts w:ascii="Times New Roman" w:eastAsia="Times New Roman" w:hAnsi="Times New Roman" w:cs="Times New Roman"/>
-        </w:rPr>
-        <w:t>mengembangkan</w:t>
-      </w:r>
-      <w:proofErr w:type="spellEnd"/>
-      <w:r>
-        <w:rPr>
-          <w:rFonts w:ascii="Times New Roman" w:eastAsia="Times New Roman" w:hAnsi="Times New Roman" w:cs="Times New Roman"/>
-        </w:rPr>
-        <w:t xml:space="preserve"> </w:t>
-      </w:r>
-      <w:proofErr w:type="spellStart"/>
-      <w:r>
-        <w:rPr>
-          <w:rFonts w:ascii="Times New Roman" w:eastAsia="Times New Roman" w:hAnsi="Times New Roman" w:cs="Times New Roman"/>
-        </w:rPr>
-        <w:t>kemampuan</w:t>
-      </w:r>
-      <w:proofErr w:type="spellEnd"/>
-      <w:r>
-        <w:rPr>
-          <w:rFonts w:ascii="Times New Roman" w:eastAsia="Times New Roman" w:hAnsi="Times New Roman" w:cs="Times New Roman"/>
-        </w:rPr>
-        <w:t xml:space="preserve"> </w:t>
-      </w:r>
-      <w:proofErr w:type="spellStart"/>
-      <w:r>
-        <w:rPr>
-          <w:rFonts w:ascii="Times New Roman" w:eastAsia="Times New Roman" w:hAnsi="Times New Roman" w:cs="Times New Roman"/>
-        </w:rPr>
-        <w:t>berpikir</w:t>
-      </w:r>
-      <w:proofErr w:type="spellEnd"/>
-      <w:r>
-        <w:rPr>
-          <w:rFonts w:ascii="Times New Roman" w:eastAsia="Times New Roman" w:hAnsi="Times New Roman" w:cs="Times New Roman"/>
-        </w:rPr>
-        <w:t xml:space="preserve"> </w:t>
-      </w:r>
-      <w:proofErr w:type="spellStart"/>
-      <w:r>
-        <w:rPr>
-          <w:rFonts w:ascii="Times New Roman" w:eastAsia="Times New Roman" w:hAnsi="Times New Roman" w:cs="Times New Roman"/>
-        </w:rPr>
-        <w:t>logis</w:t>
-      </w:r>
-      <w:proofErr w:type="spellEnd"/>
-      <w:r>
-        <w:rPr>
-          <w:rFonts w:ascii="Times New Roman" w:eastAsia="Times New Roman" w:hAnsi="Times New Roman" w:cs="Times New Roman"/>
-        </w:rPr>
-        <w:t xml:space="preserve">, </w:t>
-      </w:r>
-      <w:proofErr w:type="spellStart"/>
-      <w:r>
-        <w:rPr>
-          <w:rFonts w:ascii="Times New Roman" w:eastAsia="Times New Roman" w:hAnsi="Times New Roman" w:cs="Times New Roman"/>
-        </w:rPr>
         <w:t>kreatif</w:t>
       </w:r>
       <w:proofErr w:type="spellEnd"/>
@@ -4329,21 +3909,7 @@
         <w:rPr>
           <w:rFonts w:ascii="Times New Roman" w:eastAsia="Times New Roman" w:hAnsi="Times New Roman" w:cs="Times New Roman"/>
         </w:rPr>
-        <w:t>depan</w:t>
-      </w:r>
-      <w:proofErr w:type="spellEnd"/>
-      <w:r>
-        <w:rPr>
-          <w:rFonts w:ascii="Times New Roman" w:eastAsia="Times New Roman" w:hAnsi="Times New Roman" w:cs="Times New Roman"/>
-        </w:rPr>
-        <w:t xml:space="preserve"> </w:t>
-      </w:r>
-      <w:proofErr w:type="spellStart"/>
-      <w:r>
-        <w:rPr>
-          <w:rFonts w:ascii="Times New Roman" w:eastAsia="Times New Roman" w:hAnsi="Times New Roman" w:cs="Times New Roman"/>
-        </w:rPr>
-        <w:t>mereka</w:t>
+        <w:t>depannya</w:t>
       </w:r>
       <w:proofErr w:type="spellEnd"/>
       <w:r>
@@ -4355,7 +3921,7 @@
     </w:p>
     <w:p>
       <w:pPr>
-        <w:spacing w:before="240" w:after="240" w:line="240" w:lineRule="auto"/>
+        <w:spacing w:after="0" w:line="360" w:lineRule="auto"/>
         <w:ind w:firstLine="720"/>
         <w:jc w:val="both"/>
         <w:rPr>
@@ -4716,35 +4282,7 @@
         <w:rPr>
           <w:rFonts w:ascii="Times New Roman" w:eastAsia="Times New Roman" w:hAnsi="Times New Roman" w:cs="Times New Roman"/>
         </w:rPr>
-        <w:t xml:space="preserve"> </w:t>
-      </w:r>
-      <w:proofErr w:type="spellStart"/>
-      <w:r>
-        <w:rPr>
-          <w:rFonts w:ascii="Times New Roman" w:eastAsia="Times New Roman" w:hAnsi="Times New Roman" w:cs="Times New Roman"/>
-        </w:rPr>
-        <w:t>Affan</w:t>
-      </w:r>
-      <w:proofErr w:type="spellEnd"/>
-      <w:r>
-        <w:rPr>
-          <w:rFonts w:ascii="Times New Roman" w:eastAsia="Times New Roman" w:hAnsi="Times New Roman" w:cs="Times New Roman"/>
-        </w:rPr>
-        <w:t xml:space="preserve"> Faiz </w:t>
-      </w:r>
-      <w:proofErr w:type="spellStart"/>
-      <w:r>
-        <w:rPr>
-          <w:rFonts w:ascii="Times New Roman" w:eastAsia="Times New Roman" w:hAnsi="Times New Roman" w:cs="Times New Roman"/>
-        </w:rPr>
-        <w:t>Arfiareza</w:t>
-      </w:r>
-      <w:proofErr w:type="spellEnd"/>
-      <w:r>
-        <w:rPr>
-          <w:rFonts w:ascii="Times New Roman" w:eastAsia="Times New Roman" w:hAnsi="Times New Roman" w:cs="Times New Roman"/>
-        </w:rPr>
-        <w:t xml:space="preserve"> </w:t>
+        <w:t xml:space="preserve"> Neal </w:t>
       </w:r>
       <w:proofErr w:type="spellStart"/>
       <w:r>
@@ -4845,7 +4383,7 @@
 </file>
 
 <file path=word/endnotes.xml><?xml version="1.0" encoding="utf-8"?>
-<w:endnotes xmlns:wpc="http://schemas.microsoft.com/office/word/2010/wordprocessingCanvas" xmlns:cx="http://schemas.microsoft.com/office/drawing/2014/chartex" xmlns:cx1="http://schemas.microsoft.com/office/drawing/2015/9/8/chartex" xmlns:cx2="http://schemas.microsoft.com/office/drawing/2015/10/21/chartex" xmlns:cx3="http://schemas.microsoft.com/office/drawing/2016/5/9/chartex" xmlns:cx4="http://schemas.microsoft.com/office/drawing/2016/5/10/chartex" xmlns:cx5="http://schemas.microsoft.com/office/drawing/2016/5/11/chartex" xmlns:cx6="http://schemas.microsoft.com/office/drawing/2016/5/12/chartex" xmlns:cx7="http://schemas.microsoft.com/office/drawing/2016/5/13/chartex" xmlns:cx8="http://schemas.microsoft.com/office/drawing/2016/5/14/chartex" xmlns:mc="http://schemas.openxmlformats.org/markup-compatibility/2006" xmlns:aink="http://schemas.microsoft.com/office/drawing/2016/ink" xmlns:am3d="http://schemas.microsoft.com/office/drawing/2017/model3d" xmlns:o="urn:schemas-microsoft-com:office:office" xmlns:oel="http://schemas.microsoft.com/office/2019/extlst" xmlns:r="http://schemas.openxmlformats.org/officeDocument/2006/relationships" xmlns:m="http://schemas.openxmlformats.org/officeDocument/2006/math" xmlns:v="urn:schemas-microsoft-com:vml" xmlns:wp14="http://schemas.microsoft.com/office/word/2010/wordprocessingDrawing" xmlns:wp="http://schemas.openxmlformats.org/drawingml/2006/wordprocessingDrawing" xmlns:w10="urn:schemas-microsoft-com:office:word" xmlns:w="http://schemas.openxmlformats.org/wordprocessingml/2006/main" xmlns:w14="http://schemas.microsoft.com/office/word/2010/wordml" xmlns:w15="http://schemas.microsoft.com/office/word/2012/wordml" xmlns:w16cex="http://schemas.microsoft.com/office/word/2018/wordml/cex" xmlns:w16cid="http://schemas.microsoft.com/office/word/2016/wordml/cid" xmlns:w16="http://schemas.microsoft.com/office/word/2018/wordml" xmlns:w16sdtdh="http://schemas.microsoft.com/office/word/2020/wordml/sdtdatahash" xmlns:w16se="http://schemas.microsoft.com/office/word/2015/wordml/symex" xmlns:wpg="http://schemas.microsoft.com/office/word/2010/wordprocessingGroup" xmlns:wpi="http://schemas.microsoft.com/office/word/2010/wordprocessingInk" xmlns:wne="http://schemas.microsoft.com/office/word/2006/wordml" xmlns:wps="http://schemas.microsoft.com/office/word/2010/wordprocessingShape" mc:Ignorable="w14 w15 w16se w16cid w16 w16cex w16sdtdh wp14">
+<w:endnotes xmlns:wpc="http://schemas.microsoft.com/office/word/2010/wordprocessingCanvas" xmlns:cx="http://schemas.microsoft.com/office/drawing/2014/chartex" xmlns:cx1="http://schemas.microsoft.com/office/drawing/2015/9/8/chartex" xmlns:cx2="http://schemas.microsoft.com/office/drawing/2015/10/21/chartex" xmlns:cx3="http://schemas.microsoft.com/office/drawing/2016/5/9/chartex" xmlns:cx4="http://schemas.microsoft.com/office/drawing/2016/5/10/chartex" xmlns:cx5="http://schemas.microsoft.com/office/drawing/2016/5/11/chartex" xmlns:cx6="http://schemas.microsoft.com/office/drawing/2016/5/12/chartex" xmlns:cx7="http://schemas.microsoft.com/office/drawing/2016/5/13/chartex" xmlns:cx8="http://schemas.microsoft.com/office/drawing/2016/5/14/chartex" xmlns:mc="http://schemas.openxmlformats.org/markup-compatibility/2006" xmlns:aink="http://schemas.microsoft.com/office/drawing/2016/ink" xmlns:am3d="http://schemas.microsoft.com/office/drawing/2017/model3d" xmlns:o="urn:schemas-microsoft-com:office:office" xmlns:r="http://schemas.openxmlformats.org/officeDocument/2006/relationships" xmlns:m="http://schemas.openxmlformats.org/officeDocument/2006/math" xmlns:v="urn:schemas-microsoft-com:vml" xmlns:wp14="http://schemas.microsoft.com/office/word/2010/wordprocessingDrawing" xmlns:wp="http://schemas.openxmlformats.org/drawingml/2006/wordprocessingDrawing" xmlns:w10="urn:schemas-microsoft-com:office:word" xmlns:w="http://schemas.openxmlformats.org/wordprocessingml/2006/main" xmlns:w14="http://schemas.microsoft.com/office/word/2010/wordml" xmlns:w15="http://schemas.microsoft.com/office/word/2012/wordml" xmlns:w16cex="http://schemas.microsoft.com/office/word/2018/wordml/cex" xmlns:w16cid="http://schemas.microsoft.com/office/word/2016/wordml/cid" xmlns:w16="http://schemas.microsoft.com/office/word/2018/wordml" xmlns:w16sdtdh="http://schemas.microsoft.com/office/word/2020/wordml/sdtdatahash" xmlns:w16se="http://schemas.microsoft.com/office/word/2015/wordml/symex" xmlns:wpg="http://schemas.microsoft.com/office/word/2010/wordprocessingGroup" xmlns:wpi="http://schemas.microsoft.com/office/word/2010/wordprocessingInk" xmlns:wne="http://schemas.microsoft.com/office/word/2006/wordml" xmlns:wps="http://schemas.microsoft.com/office/word/2010/wordprocessingShape" mc:Ignorable="w14 w15 w16se w16cid w16 w16cex w16sdtdh wp14">
   <w:endnote w:type="separator" w:id="-1">
     <w:p>
       <w:pPr>
@@ -4870,7 +4408,7 @@
 </file>
 
 <file path=word/footer1.xml><?xml version="1.0" encoding="utf-8"?>
-<w:ftr xmlns:wpc="http://schemas.microsoft.com/office/word/2010/wordprocessingCanvas" xmlns:cx="http://schemas.microsoft.com/office/drawing/2014/chartex" xmlns:cx1="http://schemas.microsoft.com/office/drawing/2015/9/8/chartex" xmlns:cx2="http://schemas.microsoft.com/office/drawing/2015/10/21/chartex" xmlns:cx3="http://schemas.microsoft.com/office/drawing/2016/5/9/chartex" xmlns:cx4="http://schemas.microsoft.com/office/drawing/2016/5/10/chartex" xmlns:cx5="http://schemas.microsoft.com/office/drawing/2016/5/11/chartex" xmlns:cx6="http://schemas.microsoft.com/office/drawing/2016/5/12/chartex" xmlns:cx7="http://schemas.microsoft.com/office/drawing/2016/5/13/chartex" xmlns:cx8="http://schemas.microsoft.com/office/drawing/2016/5/14/chartex" xmlns:mc="http://schemas.openxmlformats.org/markup-compatibility/2006" xmlns:aink="http://schemas.microsoft.com/office/drawing/2016/ink" xmlns:am3d="http://schemas.microsoft.com/office/drawing/2017/model3d" xmlns:o="urn:schemas-microsoft-com:office:office" xmlns:oel="http://schemas.microsoft.com/office/2019/extlst" xmlns:r="http://schemas.openxmlformats.org/officeDocument/2006/relationships" xmlns:m="http://schemas.openxmlformats.org/officeDocument/2006/math" xmlns:v="urn:schemas-microsoft-com:vml" xmlns:wp14="http://schemas.microsoft.com/office/word/2010/wordprocessingDrawing" xmlns:wp="http://schemas.openxmlformats.org/drawingml/2006/wordprocessingDrawing" xmlns:w10="urn:schemas-microsoft-com:office:word" xmlns:w="http://schemas.openxmlformats.org/wordprocessingml/2006/main" xmlns:w14="http://schemas.microsoft.com/office/word/2010/wordml" xmlns:w15="http://schemas.microsoft.com/office/word/2012/wordml" xmlns:w16cex="http://schemas.microsoft.com/office/word/2018/wordml/cex" xmlns:w16cid="http://schemas.microsoft.com/office/word/2016/wordml/cid" xmlns:w16="http://schemas.microsoft.com/office/word/2018/wordml" xmlns:w16sdtdh="http://schemas.microsoft.com/office/word/2020/wordml/sdtdatahash" xmlns:w16se="http://schemas.microsoft.com/office/word/2015/wordml/symex" xmlns:wpg="http://schemas.microsoft.com/office/word/2010/wordprocessingGroup" xmlns:wpi="http://schemas.microsoft.com/office/word/2010/wordprocessingInk" xmlns:wne="http://schemas.microsoft.com/office/word/2006/wordml" xmlns:wps="http://schemas.microsoft.com/office/word/2010/wordprocessingShape" mc:Ignorable="w14 w15 w16se w16cid w16 w16cex w16sdtdh wp14">
+<w:ftr xmlns:wpc="http://schemas.microsoft.com/office/word/2010/wordprocessingCanvas" xmlns:cx="http://schemas.microsoft.com/office/drawing/2014/chartex" xmlns:cx1="http://schemas.microsoft.com/office/drawing/2015/9/8/chartex" xmlns:cx2="http://schemas.microsoft.com/office/drawing/2015/10/21/chartex" xmlns:cx3="http://schemas.microsoft.com/office/drawing/2016/5/9/chartex" xmlns:cx4="http://schemas.microsoft.com/office/drawing/2016/5/10/chartex" xmlns:cx5="http://schemas.microsoft.com/office/drawing/2016/5/11/chartex" xmlns:cx6="http://schemas.microsoft.com/office/drawing/2016/5/12/chartex" xmlns:cx7="http://schemas.microsoft.com/office/drawing/2016/5/13/chartex" xmlns:cx8="http://schemas.microsoft.com/office/drawing/2016/5/14/chartex" xmlns:mc="http://schemas.openxmlformats.org/markup-compatibility/2006" xmlns:aink="http://schemas.microsoft.com/office/drawing/2016/ink" xmlns:am3d="http://schemas.microsoft.com/office/drawing/2017/model3d" xmlns:o="urn:schemas-microsoft-com:office:office" xmlns:r="http://schemas.openxmlformats.org/officeDocument/2006/relationships" xmlns:m="http://schemas.openxmlformats.org/officeDocument/2006/math" xmlns:v="urn:schemas-microsoft-com:vml" xmlns:wp14="http://schemas.microsoft.com/office/word/2010/wordprocessingDrawing" xmlns:wp="http://schemas.openxmlformats.org/drawingml/2006/wordprocessingDrawing" xmlns:w10="urn:schemas-microsoft-com:office:word" xmlns:w="http://schemas.openxmlformats.org/wordprocessingml/2006/main" xmlns:w14="http://schemas.microsoft.com/office/word/2010/wordml" xmlns:w15="http://schemas.microsoft.com/office/word/2012/wordml" xmlns:w16cex="http://schemas.microsoft.com/office/word/2018/wordml/cex" xmlns:w16cid="http://schemas.microsoft.com/office/word/2016/wordml/cid" xmlns:w16="http://schemas.microsoft.com/office/word/2018/wordml" xmlns:w16sdtdh="http://schemas.microsoft.com/office/word/2020/wordml/sdtdatahash" xmlns:w16se="http://schemas.microsoft.com/office/word/2015/wordml/symex" xmlns:wpg="http://schemas.microsoft.com/office/word/2010/wordprocessingGroup" xmlns:wpi="http://schemas.microsoft.com/office/word/2010/wordprocessingInk" xmlns:wne="http://schemas.microsoft.com/office/word/2006/wordml" xmlns:wps="http://schemas.microsoft.com/office/word/2010/wordprocessingShape" mc:Ignorable="w14 w15 w16se w16cid w16 w16cex w16sdtdh wp14">
   <w:p>
     <w:pPr>
       <w:pBdr>
@@ -4942,7 +4480,7 @@
 </file>
 
 <file path=word/footnotes.xml><?xml version="1.0" encoding="utf-8"?>
-<w:footnotes xmlns:wpc="http://schemas.microsoft.com/office/word/2010/wordprocessingCanvas" xmlns:cx="http://schemas.microsoft.com/office/drawing/2014/chartex" xmlns:cx1="http://schemas.microsoft.com/office/drawing/2015/9/8/chartex" xmlns:cx2="http://schemas.microsoft.com/office/drawing/2015/10/21/chartex" xmlns:cx3="http://schemas.microsoft.com/office/drawing/2016/5/9/chartex" xmlns:cx4="http://schemas.microsoft.com/office/drawing/2016/5/10/chartex" xmlns:cx5="http://schemas.microsoft.com/office/drawing/2016/5/11/chartex" xmlns:cx6="http://schemas.microsoft.com/office/drawing/2016/5/12/chartex" xmlns:cx7="http://schemas.microsoft.com/office/drawing/2016/5/13/chartex" xmlns:cx8="http://schemas.microsoft.com/office/drawing/2016/5/14/chartex" xmlns:mc="http://schemas.openxmlformats.org/markup-compatibility/2006" xmlns:aink="http://schemas.microsoft.com/office/drawing/2016/ink" xmlns:am3d="http://schemas.microsoft.com/office/drawing/2017/model3d" xmlns:o="urn:schemas-microsoft-com:office:office" xmlns:oel="http://schemas.microsoft.com/office/2019/extlst" xmlns:r="http://schemas.openxmlformats.org/officeDocument/2006/relationships" xmlns:m="http://schemas.openxmlformats.org/officeDocument/2006/math" xmlns:v="urn:schemas-microsoft-com:vml" xmlns:wp14="http://schemas.microsoft.com/office/word/2010/wordprocessingDrawing" xmlns:wp="http://schemas.openxmlformats.org/drawingml/2006/wordprocessingDrawing" xmlns:w10="urn:schemas-microsoft-com:office:word" xmlns:w="http://schemas.openxmlformats.org/wordprocessingml/2006/main" xmlns:w14="http://schemas.microsoft.com/office/word/2010/wordml" xmlns:w15="http://schemas.microsoft.com/office/word/2012/wordml" xmlns:w16cex="http://schemas.microsoft.com/office/word/2018/wordml/cex" xmlns:w16cid="http://schemas.microsoft.com/office/word/2016/wordml/cid" xmlns:w16="http://schemas.microsoft.com/office/word/2018/wordml" xmlns:w16sdtdh="http://schemas.microsoft.com/office/word/2020/wordml/sdtdatahash" xmlns:w16se="http://schemas.microsoft.com/office/word/2015/wordml/symex" xmlns:wpg="http://schemas.microsoft.com/office/word/2010/wordprocessingGroup" xmlns:wpi="http://schemas.microsoft.com/office/word/2010/wordprocessingInk" xmlns:wne="http://schemas.microsoft.com/office/word/2006/wordml" xmlns:wps="http://schemas.microsoft.com/office/word/2010/wordprocessingShape" mc:Ignorable="w14 w15 w16se w16cid w16 w16cex w16sdtdh wp14">
+<w:footnotes xmlns:wpc="http://schemas.microsoft.com/office/word/2010/wordprocessingCanvas" xmlns:cx="http://schemas.microsoft.com/office/drawing/2014/chartex" xmlns:cx1="http://schemas.microsoft.com/office/drawing/2015/9/8/chartex" xmlns:cx2="http://schemas.microsoft.com/office/drawing/2015/10/21/chartex" xmlns:cx3="http://schemas.microsoft.com/office/drawing/2016/5/9/chartex" xmlns:cx4="http://schemas.microsoft.com/office/drawing/2016/5/10/chartex" xmlns:cx5="http://schemas.microsoft.com/office/drawing/2016/5/11/chartex" xmlns:cx6="http://schemas.microsoft.com/office/drawing/2016/5/12/chartex" xmlns:cx7="http://schemas.microsoft.com/office/drawing/2016/5/13/chartex" xmlns:cx8="http://schemas.microsoft.com/office/drawing/2016/5/14/chartex" xmlns:mc="http://schemas.openxmlformats.org/markup-compatibility/2006" xmlns:aink="http://schemas.microsoft.com/office/drawing/2016/ink" xmlns:am3d="http://schemas.microsoft.com/office/drawing/2017/model3d" xmlns:o="urn:schemas-microsoft-com:office:office" xmlns:r="http://schemas.openxmlformats.org/officeDocument/2006/relationships" xmlns:m="http://schemas.openxmlformats.org/officeDocument/2006/math" xmlns:v="urn:schemas-microsoft-com:vml" xmlns:wp14="http://schemas.microsoft.com/office/word/2010/wordprocessingDrawing" xmlns:wp="http://schemas.openxmlformats.org/drawingml/2006/wordprocessingDrawing" xmlns:w10="urn:schemas-microsoft-com:office:word" xmlns:w="http://schemas.openxmlformats.org/wordprocessingml/2006/main" xmlns:w14="http://schemas.microsoft.com/office/word/2010/wordml" xmlns:w15="http://schemas.microsoft.com/office/word/2012/wordml" xmlns:w16cex="http://schemas.microsoft.com/office/word/2018/wordml/cex" xmlns:w16cid="http://schemas.microsoft.com/office/word/2016/wordml/cid" xmlns:w16="http://schemas.microsoft.com/office/word/2018/wordml" xmlns:w16sdtdh="http://schemas.microsoft.com/office/word/2020/wordml/sdtdatahash" xmlns:w16se="http://schemas.microsoft.com/office/word/2015/wordml/symex" xmlns:wpg="http://schemas.microsoft.com/office/word/2010/wordprocessingGroup" xmlns:wpi="http://schemas.microsoft.com/office/word/2010/wordprocessingInk" xmlns:wne="http://schemas.microsoft.com/office/word/2006/wordml" xmlns:wps="http://schemas.microsoft.com/office/word/2010/wordprocessingShape" mc:Ignorable="w14 w15 w16se w16cid w16 w16cex w16sdtdh wp14">
   <w:footnote w:type="separator" w:id="-1">
     <w:p>
       <w:pPr>
@@ -4967,7 +4505,7 @@
 </file>
 
 <file path=word/header1.xml><?xml version="1.0" encoding="utf-8"?>
-<w:hdr xmlns:wpc="http://schemas.microsoft.com/office/word/2010/wordprocessingCanvas" xmlns:cx="http://schemas.microsoft.com/office/drawing/2014/chartex" xmlns:cx1="http://schemas.microsoft.com/office/drawing/2015/9/8/chartex" xmlns:cx2="http://schemas.microsoft.com/office/drawing/2015/10/21/chartex" xmlns:cx3="http://schemas.microsoft.com/office/drawing/2016/5/9/chartex" xmlns:cx4="http://schemas.microsoft.com/office/drawing/2016/5/10/chartex" xmlns:cx5="http://schemas.microsoft.com/office/drawing/2016/5/11/chartex" xmlns:cx6="http://schemas.microsoft.com/office/drawing/2016/5/12/chartex" xmlns:cx7="http://schemas.microsoft.com/office/drawing/2016/5/13/chartex" xmlns:cx8="http://schemas.microsoft.com/office/drawing/2016/5/14/chartex" xmlns:mc="http://schemas.openxmlformats.org/markup-compatibility/2006" xmlns:aink="http://schemas.microsoft.com/office/drawing/2016/ink" xmlns:am3d="http://schemas.microsoft.com/office/drawing/2017/model3d" xmlns:o="urn:schemas-microsoft-com:office:office" xmlns:oel="http://schemas.microsoft.com/office/2019/extlst" xmlns:r="http://schemas.openxmlformats.org/officeDocument/2006/relationships" xmlns:m="http://schemas.openxmlformats.org/officeDocument/2006/math" xmlns:v="urn:schemas-microsoft-com:vml" xmlns:wp14="http://schemas.microsoft.com/office/word/2010/wordprocessingDrawing" xmlns:wp="http://schemas.openxmlformats.org/drawingml/2006/wordprocessingDrawing" xmlns:w10="urn:schemas-microsoft-com:office:word" xmlns:w="http://schemas.openxmlformats.org/wordprocessingml/2006/main" xmlns:w14="http://schemas.microsoft.com/office/word/2010/wordml" xmlns:w15="http://schemas.microsoft.com/office/word/2012/wordml" xmlns:w16cex="http://schemas.microsoft.com/office/word/2018/wordml/cex" xmlns:w16cid="http://schemas.microsoft.com/office/word/2016/wordml/cid" xmlns:w16="http://schemas.microsoft.com/office/word/2018/wordml" xmlns:w16sdtdh="http://schemas.microsoft.com/office/word/2020/wordml/sdtdatahash" xmlns:w16se="http://schemas.microsoft.com/office/word/2015/wordml/symex" xmlns:wpg="http://schemas.microsoft.com/office/word/2010/wordprocessingGroup" xmlns:wpi="http://schemas.microsoft.com/office/word/2010/wordprocessingInk" xmlns:wne="http://schemas.microsoft.com/office/word/2006/wordml" xmlns:wps="http://schemas.microsoft.com/office/word/2010/wordprocessingShape" mc:Ignorable="w14 w15 w16se w16cid w16 w16cex w16sdtdh wp14">
+<w:hdr xmlns:wpc="http://schemas.microsoft.com/office/word/2010/wordprocessingCanvas" xmlns:cx="http://schemas.microsoft.com/office/drawing/2014/chartex" xmlns:cx1="http://schemas.microsoft.com/office/drawing/2015/9/8/chartex" xmlns:cx2="http://schemas.microsoft.com/office/drawing/2015/10/21/chartex" xmlns:cx3="http://schemas.microsoft.com/office/drawing/2016/5/9/chartex" xmlns:cx4="http://schemas.microsoft.com/office/drawing/2016/5/10/chartex" xmlns:cx5="http://schemas.microsoft.com/office/drawing/2016/5/11/chartex" xmlns:cx6="http://schemas.microsoft.com/office/drawing/2016/5/12/chartex" xmlns:cx7="http://schemas.microsoft.com/office/drawing/2016/5/13/chartex" xmlns:cx8="http://schemas.microsoft.com/office/drawing/2016/5/14/chartex" xmlns:mc="http://schemas.openxmlformats.org/markup-compatibility/2006" xmlns:aink="http://schemas.microsoft.com/office/drawing/2016/ink" xmlns:am3d="http://schemas.microsoft.com/office/drawing/2017/model3d" xmlns:o="urn:schemas-microsoft-com:office:office" xmlns:r="http://schemas.openxmlformats.org/officeDocument/2006/relationships" xmlns:m="http://schemas.openxmlformats.org/officeDocument/2006/math" xmlns:v="urn:schemas-microsoft-com:vml" xmlns:wp14="http://schemas.microsoft.com/office/word/2010/wordprocessingDrawing" xmlns:wp="http://schemas.openxmlformats.org/drawingml/2006/wordprocessingDrawing" xmlns:w10="urn:schemas-microsoft-com:office:word" xmlns:w="http://schemas.openxmlformats.org/wordprocessingml/2006/main" xmlns:w14="http://schemas.microsoft.com/office/word/2010/wordml" xmlns:w15="http://schemas.microsoft.com/office/word/2012/wordml" xmlns:w16cex="http://schemas.microsoft.com/office/word/2018/wordml/cex" xmlns:w16cid="http://schemas.microsoft.com/office/word/2016/wordml/cid" xmlns:w16="http://schemas.microsoft.com/office/word/2018/wordml" xmlns:w16sdtdh="http://schemas.microsoft.com/office/word/2020/wordml/sdtdatahash" xmlns:w16se="http://schemas.microsoft.com/office/word/2015/wordml/symex" xmlns:wpg="http://schemas.microsoft.com/office/word/2010/wordprocessingGroup" xmlns:wpi="http://schemas.microsoft.com/office/word/2010/wordprocessingInk" xmlns:wne="http://schemas.microsoft.com/office/word/2006/wordml" xmlns:wps="http://schemas.microsoft.com/office/word/2010/wordprocessingShape" mc:Ignorable="w14 w15 w16se w16cid w16 w16cex w16sdtdh wp14">
   <w:p>
     <w:pPr>
       <w:pBdr>
@@ -5046,7 +4584,7 @@
 </file>
 
 <file path=word/numbering.xml><?xml version="1.0" encoding="utf-8"?>
-<w:numbering xmlns:wpc="http://schemas.microsoft.com/office/word/2010/wordprocessingCanvas" xmlns:cx="http://schemas.microsoft.com/office/drawing/2014/chartex" xmlns:cx1="http://schemas.microsoft.com/office/drawing/2015/9/8/chartex" xmlns:cx2="http://schemas.microsoft.com/office/drawing/2015/10/21/chartex" xmlns:cx3="http://schemas.microsoft.com/office/drawing/2016/5/9/chartex" xmlns:cx4="http://schemas.microsoft.com/office/drawing/2016/5/10/chartex" xmlns:cx5="http://schemas.microsoft.com/office/drawing/2016/5/11/chartex" xmlns:cx6="http://schemas.microsoft.com/office/drawing/2016/5/12/chartex" xmlns:cx7="http://schemas.microsoft.com/office/drawing/2016/5/13/chartex" xmlns:cx8="http://schemas.microsoft.com/office/drawing/2016/5/14/chartex" xmlns:mc="http://schemas.openxmlformats.org/markup-compatibility/2006" xmlns:aink="http://schemas.microsoft.com/office/drawing/2016/ink" xmlns:am3d="http://schemas.microsoft.com/office/drawing/2017/model3d" xmlns:o="urn:schemas-microsoft-com:office:office" xmlns:oel="http://schemas.microsoft.com/office/2019/extlst" xmlns:r="http://schemas.openxmlformats.org/officeDocument/2006/relationships" xmlns:m="http://schemas.openxmlformats.org/officeDocument/2006/math" xmlns:v="urn:schemas-microsoft-com:vml" xmlns:wp14="http://schemas.microsoft.com/office/word/2010/wordprocessingDrawing" xmlns:wp="http://schemas.openxmlformats.org/drawingml/2006/wordprocessingDrawing" xmlns:w10="urn:schemas-microsoft-com:office:word" xmlns:w="http://schemas.openxmlformats.org/wordprocessingml/2006/main" xmlns:w14="http://schemas.microsoft.com/office/word/2010/wordml" xmlns:w15="http://schemas.microsoft.com/office/word/2012/wordml" xmlns:w16cex="http://schemas.microsoft.com/office/word/2018/wordml/cex" xmlns:w16cid="http://schemas.microsoft.com/office/word/2016/wordml/cid" xmlns:w16="http://schemas.microsoft.com/office/word/2018/wordml" xmlns:w16sdtdh="http://schemas.microsoft.com/office/word/2020/wordml/sdtdatahash" xmlns:w16se="http://schemas.microsoft.com/office/word/2015/wordml/symex" xmlns:wpg="http://schemas.microsoft.com/office/word/2010/wordprocessingGroup" xmlns:wpi="http://schemas.microsoft.com/office/word/2010/wordprocessingInk" xmlns:wne="http://schemas.microsoft.com/office/word/2006/wordml" xmlns:wps="http://schemas.microsoft.com/office/word/2010/wordprocessingShape" mc:Ignorable="w14 w15 w16se w16cid w16 w16cex w16sdtdh wp14">
+<w:numbering xmlns:wpc="http://schemas.microsoft.com/office/word/2010/wordprocessingCanvas" xmlns:cx="http://schemas.microsoft.com/office/drawing/2014/chartex" xmlns:cx1="http://schemas.microsoft.com/office/drawing/2015/9/8/chartex" xmlns:cx2="http://schemas.microsoft.com/office/drawing/2015/10/21/chartex" xmlns:cx3="http://schemas.microsoft.com/office/drawing/2016/5/9/chartex" xmlns:cx4="http://schemas.microsoft.com/office/drawing/2016/5/10/chartex" xmlns:cx5="http://schemas.microsoft.com/office/drawing/2016/5/11/chartex" xmlns:cx6="http://schemas.microsoft.com/office/drawing/2016/5/12/chartex" xmlns:cx7="http://schemas.microsoft.com/office/drawing/2016/5/13/chartex" xmlns:cx8="http://schemas.microsoft.com/office/drawing/2016/5/14/chartex" xmlns:mc="http://schemas.openxmlformats.org/markup-compatibility/2006" xmlns:aink="http://schemas.microsoft.com/office/drawing/2016/ink" xmlns:am3d="http://schemas.microsoft.com/office/drawing/2017/model3d" xmlns:o="urn:schemas-microsoft-com:office:office" xmlns:r="http://schemas.openxmlformats.org/officeDocument/2006/relationships" xmlns:m="http://schemas.openxmlformats.org/officeDocument/2006/math" xmlns:v="urn:schemas-microsoft-com:vml" xmlns:wp14="http://schemas.microsoft.com/office/word/2010/wordprocessingDrawing" xmlns:wp="http://schemas.openxmlformats.org/drawingml/2006/wordprocessingDrawing" xmlns:w10="urn:schemas-microsoft-com:office:word" xmlns:w="http://schemas.openxmlformats.org/wordprocessingml/2006/main" xmlns:w14="http://schemas.microsoft.com/office/word/2010/wordml" xmlns:w15="http://schemas.microsoft.com/office/word/2012/wordml" xmlns:w16cex="http://schemas.microsoft.com/office/word/2018/wordml/cex" xmlns:w16cid="http://schemas.microsoft.com/office/word/2016/wordml/cid" xmlns:w16="http://schemas.microsoft.com/office/word/2018/wordml" xmlns:w16sdtdh="http://schemas.microsoft.com/office/word/2020/wordml/sdtdatahash" xmlns:w16se="http://schemas.microsoft.com/office/word/2015/wordml/symex" xmlns:wpg="http://schemas.microsoft.com/office/word/2010/wordprocessingGroup" xmlns:wpi="http://schemas.microsoft.com/office/word/2010/wordprocessingInk" xmlns:wne="http://schemas.microsoft.com/office/word/2006/wordml" xmlns:wps="http://schemas.microsoft.com/office/word/2010/wordprocessingShape" mc:Ignorable="w14 w15 w16se w16cid w16 w16cex w16sdtdh wp14">
   <w:abstractNum w:abstractNumId="0" w15:restartNumberingAfterBreak="0">
     <w:nsid w:val="5B424C8E"/>
     <w:multiLevelType w:val="multilevel"/>
@@ -5160,7 +4698,7 @@
       </w:rPr>
     </w:lvl>
   </w:abstractNum>
-  <w:num w:numId="1" w16cid:durableId="1626959681">
+  <w:num w:numId="1">
     <w:abstractNumId w:val="0"/>
   </w:num>
 </w:numbering>
